--- a/DOC/fenix-guia-da-biblioteca.docx
+++ b/DOC/fenix-guia-da-biblioteca.docx
@@ -2,13 +2,13 @@
 <file path=word/document.xml><?xml version="1.0" encoding="utf-8"?>
 <w:document xmlns:w="http://schemas.openxmlformats.org/wordprocessingml/2006/main" xmlns:m="http://schemas.openxmlformats.org/officeDocument/2006/math" xmlns:r="http://schemas.openxmlformats.org/officeDocument/2006/relationships" xmlns:o="urn:schemas-microsoft-com:office:office" xmlns:v="urn:schemas-microsoft-com:vml" xmlns:w10="urn:schemas-microsoft-com:office:word" xmlns:a="http://schemas.openxmlformats.org/drawingml/2006/main" xmlns:pic="http://schemas.openxmlformats.org/drawingml/2006/picture" xmlns:wp="http://schemas.openxmlformats.org/drawingml/2006/wordprocessingDrawing">
   <w:body>
-    <w:bookmarkStart w:id="49" w:name="guia-da-biblioteca-fênix-v3.6"/>
+    <w:bookmarkStart w:id="49" w:name="guia-da-biblioteca-fênix-v3.7"/>
     <w:p>
       <w:pPr>
         <w:pStyle w:val="Heading1"/>
       </w:pPr>
       <w:r>
-        <w:t xml:space="preserve">GUIA DA BIBLIOTECA FÊNIX (v3.6)</w:t>
+        <w:t xml:space="preserve">GUIA DA BIBLIOTECA FÊNIX (v3.7)</w:t>
       </w:r>
     </w:p>
     <w:p>
@@ -194,7 +194,7 @@
               <w:jc w:val="left"/>
             </w:pPr>
             <w:r>
-              <w:t xml:space="preserve">Painel da biblioteca: testa cada endereço oficial e confere se tudo está na mesma versão.</w:t>
+              <w:t xml:space="preserve">Painel da biblioteca: testa cada endereço oficial, confere se tudo está na mesma versão e roda testes ao vivo de CNPJ e CEP.</w:t>
             </w:r>
           </w:p>
         </w:tc>
@@ -724,7 +724,7 @@
         <w:rPr>
           <w:rStyle w:val="VerbatimChar"/>
         </w:rPr>
-        <w:t xml:space="preserve">-v3.6</w:t>
+        <w:t xml:space="preserve">-v3.7</w:t>
       </w:r>
       <w:r>
         <w:t xml:space="preserve">), só para controle interno.</w:t>
@@ -4673,7 +4673,7 @@
         <w:t xml:space="preserve"> </w:t>
       </w:r>
       <w:r>
-        <w:t xml:space="preserve">1.0, 1.1, … 1.9, 2.0, sem pular e com uma casa decimal. Livro, core, templates e documentos legais andam juntos com o mesmo número. O salto da v3.0 foi a única exceção.</w:t>
+        <w:t xml:space="preserve">1.0, 1.1, … 1.9, 2.0, sem pular e com uma casa decimal. Livro, guia, core, templates e documentos legais andam juntos com o mesmo número. O salto da v3.0 foi a única exceção.</w:t>
       </w:r>
     </w:p>
     <w:p>
@@ -6300,7 +6300,7 @@
         <w:t xml:space="preserve"> </w:t>
       </w:r>
       <w:r>
-        <w:t xml:space="preserve">declarar a versão; nome padrão; selo e Ficha no Changelog; manual MD e PDF; duas cópias; rodar o Painel e tocar em</w:t>
+        <w:t xml:space="preserve">declarar a versão; nome padrão; selo e Ficha no Changelog; manual MD e PDF; duas cópias; guia da biblioteca atualizado; rodar o Painel e tocar em</w:t>
       </w:r>
       <w:r>
         <w:t xml:space="preserve"> </w:t>
@@ -6381,6 +6381,67 @@
       </w:pPr>
       <w:r>
         <w:t xml:space="preserve">Versões v3.x (niveladas)</w:t>
+      </w:r>
+    </w:p>
+    <w:p>
+      <w:pPr>
+        <w:numPr>
+          <w:ilvl w:val="0"/>
+          <w:numId w:val="1021"/>
+        </w:numPr>
+        <w:pStyle w:val="Compact"/>
+      </w:pPr>
+      <w:r>
+        <w:rPr>
+          <w:bCs/>
+          <w:b/>
+        </w:rPr>
+        <w:t xml:space="preserve">v3.7</w:t>
+      </w:r>
+      <w:r>
+        <w:t xml:space="preserve">: o Guia da biblioteca entra no conjunto (mesma versão, duas cópias, endereços oficiais, Como entregar e Painel). O Painel ganha testes ao vivo de CNPJ e CEP, que rodam</w:t>
+      </w:r>
+      <w:r>
+        <w:t xml:space="preserve"> </w:t>
+      </w:r>
+      <w:r>
+        <w:rPr>
+          <w:rStyle w:val="VerbatimChar"/>
+        </w:rPr>
+        <w:t xml:space="preserve">consultarCNPJ</w:t>
+      </w:r>
+      <w:r>
+        <w:t xml:space="preserve">,</w:t>
+      </w:r>
+      <w:r>
+        <w:t xml:space="preserve"> </w:t>
+      </w:r>
+      <w:r>
+        <w:rPr>
+          <w:rStyle w:val="VerbatimChar"/>
+        </w:rPr>
+        <w:t xml:space="preserve">buscarPorCEPSemBanco</w:t>
+      </w:r>
+      <w:r>
+        <w:t xml:space="preserve"> </w:t>
+      </w:r>
+      <w:r>
+        <w:t xml:space="preserve">e</w:t>
+      </w:r>
+      <w:r>
+        <w:t xml:space="preserve"> </w:t>
+      </w:r>
+      <w:r>
+        <w:rPr>
+          <w:rStyle w:val="VerbatimChar"/>
+        </w:rPr>
+        <w:t xml:space="preserve">buscarPorCEPBrasilAPI</w:t>
+      </w:r>
+      <w:r>
+        <w:t xml:space="preserve"> </w:t>
+      </w:r>
+      <w:r>
+        <w:t xml:space="preserve">com a internet real, sem gravar no banco. Apps: nada.</w:t>
       </w:r>
     </w:p>
     <w:p>

--- a/DOC/fenix-guia-da-biblioteca.docx
+++ b/DOC/fenix-guia-da-biblioteca.docx
@@ -2,13 +2,13 @@
 <file path=word/document.xml><?xml version="1.0" encoding="utf-8"?>
 <w:document xmlns:w="http://schemas.openxmlformats.org/wordprocessingml/2006/main" xmlns:m="http://schemas.openxmlformats.org/officeDocument/2006/math" xmlns:r="http://schemas.openxmlformats.org/officeDocument/2006/relationships" xmlns:o="urn:schemas-microsoft-com:office:office" xmlns:v="urn:schemas-microsoft-com:vml" xmlns:w10="urn:schemas-microsoft-com:office:word" xmlns:a="http://schemas.openxmlformats.org/drawingml/2006/main" xmlns:pic="http://schemas.openxmlformats.org/drawingml/2006/picture" xmlns:wp="http://schemas.openxmlformats.org/drawingml/2006/wordprocessingDrawing">
   <w:body>
-    <w:bookmarkStart w:id="49" w:name="guia-da-biblioteca-fênix-v3.7"/>
+    <w:bookmarkStart w:id="52" w:name="guia-da-biblioteca-fênix-v3.9"/>
     <w:p>
       <w:pPr>
         <w:pStyle w:val="Heading1"/>
       </w:pPr>
       <w:r>
-        <w:t xml:space="preserve">GUIA DA BIBLIOTECA FÊNIX (v3.7)</w:t>
+        <w:t xml:space="preserve">GUIA DA BIBLIOTECA FÊNIX (v3.9)</w:t>
       </w:r>
     </w:p>
     <w:p>
@@ -211,7 +211,7 @@
               <w:rPr>
                 <w:rStyle w:val="VerbatimChar"/>
               </w:rPr>
-              <w:t xml:space="preserve">fenix-template-login.html</w:t>
+              <w:t xml:space="preserve">firestore.rules</w:t>
             </w:r>
           </w:p>
         </w:tc>
@@ -235,7 +235,7 @@
               <w:jc w:val="left"/>
             </w:pPr>
             <w:r>
-              <w:t xml:space="preserve">Layout oficial de login de todo app com senha.</w:t>
+              <w:t xml:space="preserve">Proposta de regras de segurança do Firestore para as coleções do core (regra 46). Só vale depois que você comparar com o console e publicar.</w:t>
             </w:r>
           </w:p>
         </w:tc>
@@ -252,7 +252,7 @@
               <w:rPr>
                 <w:rStyle w:val="VerbatimChar"/>
               </w:rPr>
-              <w:t xml:space="preserve">fenix-template-onboarding.html</w:t>
+              <w:t xml:space="preserve">fenix-template-login.html</w:t>
             </w:r>
           </w:p>
         </w:tc>
@@ -276,7 +276,7 @@
               <w:jc w:val="left"/>
             </w:pPr>
             <w:r>
-              <w:t xml:space="preserve">Layout oficial da tela de primeiro acesso.</w:t>
+              <w:t xml:space="preserve">Layout oficial de login de todo app com senha.</w:t>
             </w:r>
           </w:p>
         </w:tc>
@@ -293,7 +293,7 @@
               <w:rPr>
                 <w:rStyle w:val="VerbatimChar"/>
               </w:rPr>
-              <w:t xml:space="preserve">Icon/Fenix_Icone_64, 128, 192, 512.png</w:t>
+              <w:t xml:space="preserve">fenix-template-onboarding.html</w:t>
             </w:r>
           </w:p>
         </w:tc>
@@ -305,16 +305,7 @@
               <w:jc w:val="left"/>
             </w:pPr>
             <w:r>
-              <w:t xml:space="preserve">pasta</w:t>
-            </w:r>
-            <w:r>
-              <w:t xml:space="preserve"> </w:t>
-            </w:r>
-            <w:r>
-              <w:rPr>
-                <w:rStyle w:val="VerbatimChar"/>
-              </w:rPr>
-              <w:t xml:space="preserve">Icon/</w:t>
+              <w:t xml:space="preserve">raiz</w:t>
             </w:r>
           </w:p>
         </w:tc>
@@ -326,7 +317,7 @@
               <w:jc w:val="left"/>
             </w:pPr>
             <w:r>
-              <w:t xml:space="preserve">Ícone da águia (branca sobre o degradê): favicon, cabeçalho, PWA, splash e ícone provisório.</w:t>
+              <w:t xml:space="preserve">Layout oficial da tela de primeiro acesso.</w:t>
             </w:r>
           </w:p>
         </w:tc>
@@ -343,19 +334,7 @@
               <w:rPr>
                 <w:rStyle w:val="VerbatimChar"/>
               </w:rPr>
-              <w:t xml:space="preserve">Logo/Fenix_Logo_Azul*.png</w:t>
-            </w:r>
-            <w:r>
-              <w:t xml:space="preserve">,</w:t>
-            </w:r>
-            <w:r>
-              <w:t xml:space="preserve"> </w:t>
-            </w:r>
-            <w:r>
-              <w:rPr>
-                <w:rStyle w:val="VerbatimChar"/>
-              </w:rPr>
-              <w:t xml:space="preserve">Fenix_Logo_Branca*.png</w:t>
+              <w:t xml:space="preserve">Icon/Fenix_Icone_64, 128, 192, 512.png</w:t>
             </w:r>
           </w:p>
         </w:tc>
@@ -376,7 +355,7 @@
               <w:rPr>
                 <w:rStyle w:val="VerbatimChar"/>
               </w:rPr>
-              <w:t xml:space="preserve">Logo/</w:t>
+              <w:t xml:space="preserve">Icon/</w:t>
             </w:r>
           </w:p>
         </w:tc>
@@ -388,7 +367,7 @@
               <w:jc w:val="left"/>
             </w:pPr>
             <w:r>
-              <w:t xml:space="preserve">Logo oficial (Azul) e segunda opção (Branca), também em 320 e 640 px.</w:t>
+              <w:t xml:space="preserve">Ícone da águia (branca sobre o degradê): favicon, cabeçalho, PWA, splash e ícone provisório.</w:t>
             </w:r>
           </w:p>
         </w:tc>
@@ -405,7 +384,7 @@
               <w:rPr>
                 <w:rStyle w:val="VerbatimChar"/>
               </w:rPr>
-              <w:t xml:space="preserve">Logo/Fenix_Logo_Black.png</w:t>
+              <w:t xml:space="preserve">Logo/Fenix_Logo_Azul*.png</w:t>
             </w:r>
             <w:r>
               <w:t xml:space="preserve">,</w:t>
@@ -417,19 +396,7 @@
               <w:rPr>
                 <w:rStyle w:val="VerbatimChar"/>
               </w:rPr>
-              <w:t xml:space="preserve">Fênix-Logo-Silver.png</w:t>
-            </w:r>
-            <w:r>
-              <w:t xml:space="preserve">,</w:t>
-            </w:r>
-            <w:r>
-              <w:t xml:space="preserve"> </w:t>
-            </w:r>
-            <w:r>
-              <w:rPr>
-                <w:rStyle w:val="VerbatimChar"/>
-              </w:rPr>
-              <w:t xml:space="preserve">Fênix-Logo-Gray.png</w:t>
+              <w:t xml:space="preserve">Fenix_Logo_Branca*.png</w:t>
             </w:r>
           </w:p>
         </w:tc>
@@ -462,7 +429,7 @@
               <w:jc w:val="left"/>
             </w:pPr>
             <w:r>
-              <w:t xml:space="preserve">Logos auxiliares, para escolher o melhor contraste.</w:t>
+              <w:t xml:space="preserve">Logo oficial (Azul) e segunda opção (Branca), também em 320 e 640 px.</w:t>
             </w:r>
           </w:p>
         </w:tc>
@@ -479,7 +446,7 @@
               <w:rPr>
                 <w:rStyle w:val="VerbatimChar"/>
               </w:rPr>
-              <w:t xml:space="preserve">Termos/fenix-termos-de-uso.html</w:t>
+              <w:t xml:space="preserve">Logo/Fenix_Logo_Black.png</w:t>
             </w:r>
             <w:r>
               <w:t xml:space="preserve">,</w:t>
@@ -491,7 +458,19 @@
               <w:rPr>
                 <w:rStyle w:val="VerbatimChar"/>
               </w:rPr>
-              <w:t xml:space="preserve">Termos/fenix-politica-de-privacidade.html</w:t>
+              <w:t xml:space="preserve">Fênix-Logo-Silver.png</w:t>
+            </w:r>
+            <w:r>
+              <w:t xml:space="preserve">,</w:t>
+            </w:r>
+            <w:r>
+              <w:t xml:space="preserve"> </w:t>
+            </w:r>
+            <w:r>
+              <w:rPr>
+                <w:rStyle w:val="VerbatimChar"/>
+              </w:rPr>
+              <w:t xml:space="preserve">Fênix-Logo-Gray.png</w:t>
             </w:r>
           </w:p>
         </w:tc>
@@ -512,7 +491,7 @@
               <w:rPr>
                 <w:rStyle w:val="VerbatimChar"/>
               </w:rPr>
-              <w:t xml:space="preserve">Termos/</w:t>
+              <w:t xml:space="preserve">Logo/</w:t>
             </w:r>
           </w:p>
         </w:tc>
@@ -524,7 +503,7 @@
               <w:jc w:val="left"/>
             </w:pPr>
             <w:r>
-              <w:t xml:space="preserve">Textos legais oficiais, linkados no login e no onboarding.</w:t>
+              <w:t xml:space="preserve">Logos auxiliares, para escolher o melhor contraste.</w:t>
             </w:r>
           </w:p>
         </w:tc>
@@ -541,7 +520,7 @@
               <w:rPr>
                 <w:rStyle w:val="VerbatimChar"/>
               </w:rPr>
-              <w:t xml:space="preserve">MD/fenix-livro-das-regras.md</w:t>
+              <w:t xml:space="preserve">Termos/fenix-termos-de-uso.html</w:t>
             </w:r>
             <w:r>
               <w:t xml:space="preserve">,</w:t>
@@ -553,7 +532,7 @@
               <w:rPr>
                 <w:rStyle w:val="VerbatimChar"/>
               </w:rPr>
-              <w:t xml:space="preserve">DOC/fenix-livro-das-regras.docx</w:t>
+              <w:t xml:space="preserve">Termos/fenix-politica-de-privacidade.html</w:t>
             </w:r>
           </w:p>
         </w:tc>
@@ -565,7 +544,7 @@
               <w:jc w:val="left"/>
             </w:pPr>
             <w:r>
-              <w:t xml:space="preserve">pastas</w:t>
+              <w:t xml:space="preserve">pasta</w:t>
             </w:r>
             <w:r>
               <w:t xml:space="preserve"> </w:t>
@@ -574,22 +553,7 @@
               <w:rPr>
                 <w:rStyle w:val="VerbatimChar"/>
               </w:rPr>
-              <w:t xml:space="preserve">MD/</w:t>
-            </w:r>
-            <w:r>
-              <w:t xml:space="preserve"> </w:t>
-            </w:r>
-            <w:r>
-              <w:t xml:space="preserve">e</w:t>
-            </w:r>
-            <w:r>
-              <w:t xml:space="preserve"> </w:t>
-            </w:r>
-            <w:r>
-              <w:rPr>
-                <w:rStyle w:val="VerbatimChar"/>
-              </w:rPr>
-              <w:t xml:space="preserve">DOC/</w:t>
+              <w:t xml:space="preserve">Termos/</w:t>
             </w:r>
           </w:p>
         </w:tc>
@@ -601,7 +565,7 @@
               <w:jc w:val="left"/>
             </w:pPr>
             <w:r>
-              <w:t xml:space="preserve">O Livro das Regras.</w:t>
+              <w:t xml:space="preserve">Textos legais oficiais, linkados no login e no onboarding.</w:t>
             </w:r>
           </w:p>
         </w:tc>
@@ -618,7 +582,7 @@
               <w:rPr>
                 <w:rStyle w:val="VerbatimChar"/>
               </w:rPr>
-              <w:t xml:space="preserve">MD/fenix-guia-da-biblioteca.md</w:t>
+              <w:t xml:space="preserve">MD/fenix-livro-das-regras.md</w:t>
             </w:r>
             <w:r>
               <w:t xml:space="preserve">,</w:t>
@@ -630,7 +594,7 @@
               <w:rPr>
                 <w:rStyle w:val="VerbatimChar"/>
               </w:rPr>
-              <w:t xml:space="preserve">DOC/fenix-guia-da-biblioteca.docx</w:t>
+              <w:t xml:space="preserve">DOC/fenix-livro-das-regras.docx</w:t>
             </w:r>
           </w:p>
         </w:tc>
@@ -678,6 +642,83 @@
               <w:jc w:val="left"/>
             </w:pPr>
             <w:r>
+              <w:t xml:space="preserve">O Livro das Regras.</w:t>
+            </w:r>
+          </w:p>
+        </w:tc>
+      </w:tr>
+      <w:tr>
+        <w:tc>
+          <w:tcPr/>
+          <w:p>
+            <w:pPr>
+              <w:pStyle w:val="Compact"/>
+              <w:jc w:val="left"/>
+            </w:pPr>
+            <w:r>
+              <w:rPr>
+                <w:rStyle w:val="VerbatimChar"/>
+              </w:rPr>
+              <w:t xml:space="preserve">MD/fenix-guia-da-biblioteca.md</w:t>
+            </w:r>
+            <w:r>
+              <w:t xml:space="preserve">,</w:t>
+            </w:r>
+            <w:r>
+              <w:t xml:space="preserve"> </w:t>
+            </w:r>
+            <w:r>
+              <w:rPr>
+                <w:rStyle w:val="VerbatimChar"/>
+              </w:rPr>
+              <w:t xml:space="preserve">DOC/fenix-guia-da-biblioteca.docx</w:t>
+            </w:r>
+          </w:p>
+        </w:tc>
+        <w:tc>
+          <w:tcPr/>
+          <w:p>
+            <w:pPr>
+              <w:pStyle w:val="Compact"/>
+              <w:jc w:val="left"/>
+            </w:pPr>
+            <w:r>
+              <w:t xml:space="preserve">pastas</w:t>
+            </w:r>
+            <w:r>
+              <w:t xml:space="preserve"> </w:t>
+            </w:r>
+            <w:r>
+              <w:rPr>
+                <w:rStyle w:val="VerbatimChar"/>
+              </w:rPr>
+              <w:t xml:space="preserve">MD/</w:t>
+            </w:r>
+            <w:r>
+              <w:t xml:space="preserve"> </w:t>
+            </w:r>
+            <w:r>
+              <w:t xml:space="preserve">e</w:t>
+            </w:r>
+            <w:r>
+              <w:t xml:space="preserve"> </w:t>
+            </w:r>
+            <w:r>
+              <w:rPr>
+                <w:rStyle w:val="VerbatimChar"/>
+              </w:rPr>
+              <w:t xml:space="preserve">DOC/</w:t>
+            </w:r>
+          </w:p>
+        </w:tc>
+        <w:tc>
+          <w:tcPr/>
+          <w:p>
+            <w:pPr>
+              <w:pStyle w:val="Compact"/>
+              <w:jc w:val="left"/>
+            </w:pPr>
+            <w:r>
               <w:t xml:space="preserve">Este guia.</w:t>
             </w:r>
           </w:p>
@@ -724,14 +765,14 @@
         <w:rPr>
           <w:rStyle w:val="VerbatimChar"/>
         </w:rPr>
-        <w:t xml:space="preserve">-v3.7</w:t>
+        <w:t xml:space="preserve">-v3.9</w:t>
       </w:r>
       <w:r>
         <w:t xml:space="preserve">), só para controle interno.</w:t>
       </w:r>
     </w:p>
     <w:bookmarkEnd w:id="20"/>
-    <w:bookmarkStart w:id="33" w:name="parte-2.-o-fênix-core-função-por-função"/>
+    <w:bookmarkStart w:id="34" w:name="parte-2.-o-fênix-core-função-por-função"/>
     <w:p>
       <w:pPr>
         <w:pStyle w:val="Heading2"/>
@@ -4290,6 +4331,18 @@
         <w:t xml:space="preserve">manual</w:t>
       </w:r>
       <w:r>
+        <w:t xml:space="preserve">,</w:t>
+      </w:r>
+      <w:r>
+        <w:t xml:space="preserve"> </w:t>
+      </w:r>
+      <w:r>
+        <w:rPr>
+          <w:rStyle w:val="VerbatimChar"/>
+        </w:rPr>
+        <w:t xml:space="preserve">dashboard</w:t>
+      </w:r>
+      <w:r>
         <w:t xml:space="preserve"> </w:t>
       </w:r>
       <w:r>
@@ -4302,7 +4355,7 @@
         <w:rPr>
           <w:rStyle w:val="VerbatimChar"/>
         </w:rPr>
-        <w:t xml:space="preserve">dashboard</w:t>
+        <w:t xml:space="preserve">mascaras</w:t>
       </w:r>
       <w:r>
         <w:t xml:space="preserve">.</w:t>
@@ -4457,8 +4510,1386 @@
       </w:r>
     </w:p>
     <w:bookmarkEnd w:id="32"/>
+    <w:bookmarkStart w:id="33" w:name="X8e1aca11824367cb58e962387eaad0585ebe3f9"/>
+    <w:p>
+      <w:pPr>
+        <w:pStyle w:val="Heading3"/>
+      </w:pPr>
+      <w:r>
+        <w:t xml:space="preserve">2.13 Máscaras automáticas ao digitar (</w:t>
+      </w:r>
+      <w:r>
+        <w:rPr>
+          <w:rStyle w:val="VerbatimChar"/>
+        </w:rPr>
+        <w:t xml:space="preserve">FenixCore.mascaras</w:t>
+      </w:r>
+      <w:r>
+        <w:t xml:space="preserve">, não usa banco)</w:t>
+      </w:r>
+    </w:p>
+    <w:p>
+      <w:pPr>
+        <w:pStyle w:val="FirstParagraph"/>
+      </w:pPr>
+      <w:r>
+        <w:t xml:space="preserve">O campo se formata sozinho enquanto o usuário digita. Ninguém precisa pedir: vale para todo campo com formato fixo (regra 38).</w:t>
+      </w:r>
+    </w:p>
+    <w:p>
+      <w:pPr>
+        <w:pStyle w:val="BodyText"/>
+      </w:pPr>
+      <w:r>
+        <w:rPr>
+          <w:bCs/>
+          <w:b/>
+        </w:rPr>
+        <w:t xml:space="preserve">Como ligar:</w:t>
+      </w:r>
+      <w:r>
+        <w:t xml:space="preserve"> </w:t>
+      </w:r>
+      <w:r>
+        <w:t xml:space="preserve">no HTML escreva</w:t>
+      </w:r>
+      <w:r>
+        <w:t xml:space="preserve"> </w:t>
+      </w:r>
+      <w:r>
+        <w:rPr>
+          <w:rStyle w:val="VerbatimChar"/>
+        </w:rPr>
+        <w:t xml:space="preserve">&lt;input data-mask="cpfcnpj"&gt;</w:t>
+      </w:r>
+      <w:r>
+        <w:t xml:space="preserve"> </w:t>
+      </w:r>
+      <w:r>
+        <w:t xml:space="preserve">e, uma vez, depois do carregamento do core,</w:t>
+      </w:r>
+      <w:r>
+        <w:t xml:space="preserve"> </w:t>
+      </w:r>
+      <w:r>
+        <w:rPr>
+          <w:rStyle w:val="VerbatimChar"/>
+        </w:rPr>
+        <w:t xml:space="preserve">FenixCore.mascaras.auto()</w:t>
+      </w:r>
+      <w:r>
+        <w:t xml:space="preserve">. Campos que aparecerem depois na tela (um modal, uma lista) também são cobertos. O cursor se mantém quando se edita no meio do texto.</w:t>
+      </w:r>
+    </w:p>
+    <w:tbl>
+      <w:tblPr>
+        <w:tblStyle w:val="Table"/>
+        <w:tblW w:type="pct" w:w="5000"/>
+        <w:tblLook w:firstRow="1" w:lastRow="0" w:firstColumn="0" w:lastColumn="0" w:noHBand="0" w:noVBand="0" w:val="0020"/>
+        <w:jc w:val="start"/>
+      </w:tblPr>
+      <w:tblGrid>
+        <w:gridCol w:w="2223"/>
+        <w:gridCol w:w="3265"/>
+        <w:gridCol w:w="2431"/>
+      </w:tblGrid>
+      <w:tr>
+        <w:trPr>
+          <w:tblHeader w:val="true"/>
+        </w:trPr>
+        <w:tc>
+          <w:tcPr/>
+          <w:p>
+            <w:pPr>
+              <w:pStyle w:val="Compact"/>
+              <w:jc w:val="left"/>
+            </w:pPr>
+            <w:r>
+              <w:t xml:space="preserve">Tipo (</w:t>
+            </w:r>
+            <w:r>
+              <w:rPr>
+                <w:rStyle w:val="VerbatimChar"/>
+              </w:rPr>
+              <w:t xml:space="preserve">data-mask</w:t>
+            </w:r>
+            <w:r>
+              <w:t xml:space="preserve">)</w:t>
+            </w:r>
+          </w:p>
+        </w:tc>
+        <w:tc>
+          <w:tcPr/>
+          <w:p>
+            <w:pPr>
+              <w:pStyle w:val="Compact"/>
+              <w:jc w:val="left"/>
+            </w:pPr>
+            <w:r>
+              <w:t xml:space="preserve">Como se comporta</w:t>
+            </w:r>
+          </w:p>
+        </w:tc>
+        <w:tc>
+          <w:tcPr/>
+          <w:p>
+            <w:pPr>
+              <w:pStyle w:val="Compact"/>
+              <w:jc w:val="left"/>
+            </w:pPr>
+            <w:r>
+              <w:t xml:space="preserve">Exemplo</w:t>
+            </w:r>
+          </w:p>
+        </w:tc>
+      </w:tr>
+      <w:tr>
+        <w:tc>
+          <w:tcPr/>
+          <w:p>
+            <w:pPr>
+              <w:pStyle w:val="Compact"/>
+              <w:jc w:val="left"/>
+            </w:pPr>
+            <w:r>
+              <w:rPr>
+                <w:rStyle w:val="VerbatimChar"/>
+              </w:rPr>
+              <w:t xml:space="preserve">cpfcnpj</w:t>
+            </w:r>
+          </w:p>
+        </w:tc>
+        <w:tc>
+          <w:tcPr/>
+          <w:p>
+            <w:pPr>
+              <w:pStyle w:val="Compact"/>
+              <w:jc w:val="left"/>
+            </w:pPr>
+            <w:r>
+              <w:t xml:space="preserve">Até 11 dígitos é CPF; passou de 11 vira CNPJ. Apagando de volta, volta a CPF.</w:t>
+            </w:r>
+          </w:p>
+        </w:tc>
+        <w:tc>
+          <w:tcPr/>
+          <w:p>
+            <w:pPr>
+              <w:pStyle w:val="Compact"/>
+              <w:jc w:val="left"/>
+            </w:pPr>
+            <w:r>
+              <w:rPr>
+                <w:rStyle w:val="VerbatimChar"/>
+              </w:rPr>
+              <w:t xml:space="preserve">11111111111</w:t>
+            </w:r>
+            <w:r>
+              <w:t xml:space="preserve"> </w:t>
+            </w:r>
+            <w:r>
+              <w:t xml:space="preserve">vira</w:t>
+            </w:r>
+            <w:r>
+              <w:t xml:space="preserve"> </w:t>
+            </w:r>
+            <w:r>
+              <w:rPr>
+                <w:rStyle w:val="VerbatimChar"/>
+              </w:rPr>
+              <w:t xml:space="preserve">111.111.111-11</w:t>
+            </w:r>
+            <w:r>
+              <w:t xml:space="preserve">; mais três dígitos:</w:t>
+            </w:r>
+            <w:r>
+              <w:t xml:space="preserve"> </w:t>
+            </w:r>
+            <w:r>
+              <w:rPr>
+                <w:rStyle w:val="VerbatimChar"/>
+              </w:rPr>
+              <w:t xml:space="preserve">11.111.111/1111-11</w:t>
+            </w:r>
+          </w:p>
+        </w:tc>
+      </w:tr>
+      <w:tr>
+        <w:tc>
+          <w:tcPr/>
+          <w:p>
+            <w:pPr>
+              <w:pStyle w:val="Compact"/>
+              <w:jc w:val="left"/>
+            </w:pPr>
+            <w:r>
+              <w:rPr>
+                <w:rStyle w:val="VerbatimChar"/>
+              </w:rPr>
+              <w:t xml:space="preserve">cpf</w:t>
+            </w:r>
+            <w:r>
+              <w:t xml:space="preserve">,</w:t>
+            </w:r>
+            <w:r>
+              <w:t xml:space="preserve"> </w:t>
+            </w:r>
+            <w:r>
+              <w:rPr>
+                <w:rStyle w:val="VerbatimChar"/>
+              </w:rPr>
+              <w:t xml:space="preserve">cnpj</w:t>
+            </w:r>
+          </w:p>
+        </w:tc>
+        <w:tc>
+          <w:tcPr/>
+          <w:p>
+            <w:pPr>
+              <w:pStyle w:val="Compact"/>
+              <w:jc w:val="left"/>
+            </w:pPr>
+            <w:r>
+              <w:t xml:space="preserve">Só um dos dois.</w:t>
+            </w:r>
+          </w:p>
+        </w:tc>
+        <w:tc>
+          <w:tcPr/>
+          <w:p>
+            <w:pPr>
+              <w:pStyle w:val="Compact"/>
+            </w:pPr>
+          </w:p>
+        </w:tc>
+      </w:tr>
+      <w:tr>
+        <w:tc>
+          <w:tcPr/>
+          <w:p>
+            <w:pPr>
+              <w:pStyle w:val="Compact"/>
+              <w:jc w:val="left"/>
+            </w:pPr>
+            <w:r>
+              <w:rPr>
+                <w:rStyle w:val="VerbatimChar"/>
+              </w:rPr>
+              <w:t xml:space="preserve">moeda</w:t>
+            </w:r>
+          </w:p>
+        </w:tc>
+        <w:tc>
+          <w:tcPr/>
+          <w:p>
+            <w:pPr>
+              <w:pStyle w:val="Compact"/>
+              <w:jc w:val="left"/>
+            </w:pPr>
+            <w:r>
+              <w:t xml:space="preserve">Os dígitos entram pelos centavos; o ponto dos milhares aparece sozinho.</w:t>
+            </w:r>
+          </w:p>
+        </w:tc>
+        <w:tc>
+          <w:tcPr/>
+          <w:p>
+            <w:pPr>
+              <w:pStyle w:val="Compact"/>
+              <w:jc w:val="left"/>
+            </w:pPr>
+            <w:r>
+              <w:t xml:space="preserve">1 vira</w:t>
+            </w:r>
+            <w:r>
+              <w:t xml:space="preserve"> </w:t>
+            </w:r>
+            <w:r>
+              <w:rPr>
+                <w:rStyle w:val="VerbatimChar"/>
+              </w:rPr>
+              <w:t xml:space="preserve">R$ 0,01</w:t>
+            </w:r>
+            <w:r>
+              <w:t xml:space="preserve">; 100 vira</w:t>
+            </w:r>
+            <w:r>
+              <w:t xml:space="preserve"> </w:t>
+            </w:r>
+            <w:r>
+              <w:rPr>
+                <w:rStyle w:val="VerbatimChar"/>
+              </w:rPr>
+              <w:t xml:space="preserve">R$ 1,00</w:t>
+            </w:r>
+            <w:r>
+              <w:t xml:space="preserve">; 1000 vira</w:t>
+            </w:r>
+            <w:r>
+              <w:t xml:space="preserve"> </w:t>
+            </w:r>
+            <w:r>
+              <w:rPr>
+                <w:rStyle w:val="VerbatimChar"/>
+              </w:rPr>
+              <w:t xml:space="preserve">R$ 10,00</w:t>
+            </w:r>
+            <w:r>
+              <w:t xml:space="preserve">; 123456 vira</w:t>
+            </w:r>
+            <w:r>
+              <w:t xml:space="preserve"> </w:t>
+            </w:r>
+            <w:r>
+              <w:rPr>
+                <w:rStyle w:val="VerbatimChar"/>
+              </w:rPr>
+              <w:t xml:space="preserve">R$ 1.234,56</w:t>
+            </w:r>
+          </w:p>
+        </w:tc>
+      </w:tr>
+      <w:tr>
+        <w:tc>
+          <w:tcPr/>
+          <w:p>
+            <w:pPr>
+              <w:pStyle w:val="Compact"/>
+              <w:jc w:val="left"/>
+            </w:pPr>
+            <w:r>
+              <w:rPr>
+                <w:rStyle w:val="VerbatimChar"/>
+              </w:rPr>
+              <w:t xml:space="preserve">percentual</w:t>
+            </w:r>
+          </w:p>
+        </w:tc>
+        <w:tc>
+          <w:tcPr/>
+          <w:p>
+            <w:pPr>
+              <w:pStyle w:val="Compact"/>
+              <w:jc w:val="left"/>
+            </w:pPr>
+            <w:r>
+              <w:t xml:space="preserve">Igual à moeda, com</w:t>
+            </w:r>
+            <w:r>
+              <w:t xml:space="preserve"> </w:t>
+            </w:r>
+            <w:r>
+              <w:rPr>
+                <w:rStyle w:val="VerbatimChar"/>
+              </w:rPr>
+              <w:t xml:space="preserve">%</w:t>
+            </w:r>
+            <w:r>
+              <w:t xml:space="preserve">.</w:t>
+            </w:r>
+          </w:p>
+        </w:tc>
+        <w:tc>
+          <w:tcPr/>
+          <w:p>
+            <w:pPr>
+              <w:pStyle w:val="Compact"/>
+              <w:jc w:val="left"/>
+            </w:pPr>
+            <w:r>
+              <w:rPr>
+                <w:rStyle w:val="VerbatimChar"/>
+              </w:rPr>
+              <w:t xml:space="preserve">1250</w:t>
+            </w:r>
+            <w:r>
+              <w:t xml:space="preserve"> </w:t>
+            </w:r>
+            <w:r>
+              <w:t xml:space="preserve">vira</w:t>
+            </w:r>
+            <w:r>
+              <w:t xml:space="preserve"> </w:t>
+            </w:r>
+            <w:r>
+              <w:rPr>
+                <w:rStyle w:val="VerbatimChar"/>
+              </w:rPr>
+              <w:t xml:space="preserve">12,50%</w:t>
+            </w:r>
+          </w:p>
+        </w:tc>
+      </w:tr>
+      <w:tr>
+        <w:tc>
+          <w:tcPr/>
+          <w:p>
+            <w:pPr>
+              <w:pStyle w:val="Compact"/>
+              <w:jc w:val="left"/>
+            </w:pPr>
+            <w:r>
+              <w:rPr>
+                <w:rStyle w:val="VerbatimChar"/>
+              </w:rPr>
+              <w:t xml:space="preserve">telefone</w:t>
+            </w:r>
+          </w:p>
+        </w:tc>
+        <w:tc>
+          <w:tcPr/>
+          <w:p>
+            <w:pPr>
+              <w:pStyle w:val="Compact"/>
+              <w:jc w:val="left"/>
+            </w:pPr>
+            <w:r>
+              <w:t xml:space="preserve">Escolhe fixo ou celular pelo primeiro dígito depois do DDD (9 é celular).</w:t>
+            </w:r>
+          </w:p>
+        </w:tc>
+        <w:tc>
+          <w:tcPr/>
+          <w:p>
+            <w:pPr>
+              <w:pStyle w:val="Compact"/>
+              <w:jc w:val="left"/>
+            </w:pPr>
+            <w:r>
+              <w:rPr>
+                <w:rStyle w:val="VerbatimChar"/>
+              </w:rPr>
+              <w:t xml:space="preserve">79999680880</w:t>
+            </w:r>
+            <w:r>
+              <w:t xml:space="preserve"> </w:t>
+            </w:r>
+            <w:r>
+              <w:t xml:space="preserve">vira</w:t>
+            </w:r>
+            <w:r>
+              <w:t xml:space="preserve"> </w:t>
+            </w:r>
+            <w:r>
+              <w:rPr>
+                <w:rStyle w:val="VerbatimChar"/>
+              </w:rPr>
+              <w:t xml:space="preserve">(79) 9 9968-0880</w:t>
+            </w:r>
+            <w:r>
+              <w:t xml:space="preserve">;</w:t>
+            </w:r>
+            <w:r>
+              <w:t xml:space="preserve"> </w:t>
+            </w:r>
+            <w:r>
+              <w:rPr>
+                <w:rStyle w:val="VerbatimChar"/>
+              </w:rPr>
+              <w:t xml:space="preserve">7932221234</w:t>
+            </w:r>
+            <w:r>
+              <w:t xml:space="preserve"> </w:t>
+            </w:r>
+            <w:r>
+              <w:t xml:space="preserve">vira</w:t>
+            </w:r>
+            <w:r>
+              <w:t xml:space="preserve"> </w:t>
+            </w:r>
+            <w:r>
+              <w:rPr>
+                <w:rStyle w:val="VerbatimChar"/>
+              </w:rPr>
+              <w:t xml:space="preserve">(79) 3222-1234</w:t>
+            </w:r>
+          </w:p>
+        </w:tc>
+      </w:tr>
+      <w:tr>
+        <w:tc>
+          <w:tcPr/>
+          <w:p>
+            <w:pPr>
+              <w:pStyle w:val="Compact"/>
+              <w:jc w:val="left"/>
+            </w:pPr>
+            <w:r>
+              <w:rPr>
+                <w:rStyle w:val="VerbatimChar"/>
+              </w:rPr>
+              <w:t xml:space="preserve">cep</w:t>
+            </w:r>
+          </w:p>
+        </w:tc>
+        <w:tc>
+          <w:tcPr/>
+          <w:p>
+            <w:pPr>
+              <w:pStyle w:val="Compact"/>
+              <w:jc w:val="left"/>
+            </w:pPr>
+            <w:r>
+              <w:t xml:space="preserve">Traço depois do quinto dígito.</w:t>
+            </w:r>
+          </w:p>
+        </w:tc>
+        <w:tc>
+          <w:tcPr/>
+          <w:p>
+            <w:pPr>
+              <w:pStyle w:val="Compact"/>
+              <w:jc w:val="left"/>
+            </w:pPr>
+            <w:r>
+              <w:rPr>
+                <w:rStyle w:val="VerbatimChar"/>
+              </w:rPr>
+              <w:t xml:space="preserve">49000000</w:t>
+            </w:r>
+            <w:r>
+              <w:t xml:space="preserve"> </w:t>
+            </w:r>
+            <w:r>
+              <w:t xml:space="preserve">vira</w:t>
+            </w:r>
+            <w:r>
+              <w:t xml:space="preserve"> </w:t>
+            </w:r>
+            <w:r>
+              <w:rPr>
+                <w:rStyle w:val="VerbatimChar"/>
+              </w:rPr>
+              <w:t xml:space="preserve">49000-000</w:t>
+            </w:r>
+          </w:p>
+        </w:tc>
+      </w:tr>
+      <w:tr>
+        <w:tc>
+          <w:tcPr/>
+          <w:p>
+            <w:pPr>
+              <w:pStyle w:val="Compact"/>
+              <w:jc w:val="left"/>
+            </w:pPr>
+            <w:r>
+              <w:rPr>
+                <w:rStyle w:val="VerbatimChar"/>
+              </w:rPr>
+              <w:t xml:space="preserve">data</w:t>
+            </w:r>
+            <w:r>
+              <w:t xml:space="preserve">,</w:t>
+            </w:r>
+            <w:r>
+              <w:t xml:space="preserve"> </w:t>
+            </w:r>
+            <w:r>
+              <w:rPr>
+                <w:rStyle w:val="VerbatimChar"/>
+              </w:rPr>
+              <w:t xml:space="preserve">hora</w:t>
+            </w:r>
+          </w:p>
+        </w:tc>
+        <w:tc>
+          <w:tcPr/>
+          <w:p>
+            <w:pPr>
+              <w:pStyle w:val="Compact"/>
+              <w:jc w:val="left"/>
+            </w:pPr>
+            <w:r>
+              <w:rPr>
+                <w:rStyle w:val="VerbatimChar"/>
+              </w:rPr>
+              <w:t xml:space="preserve">dd/mm/aaaa</w:t>
+            </w:r>
+            <w:r>
+              <w:t xml:space="preserve"> </w:t>
+            </w:r>
+            <w:r>
+              <w:t xml:space="preserve">e</w:t>
+            </w:r>
+            <w:r>
+              <w:t xml:space="preserve"> </w:t>
+            </w:r>
+            <w:r>
+              <w:rPr>
+                <w:rStyle w:val="VerbatimChar"/>
+              </w:rPr>
+              <w:t xml:space="preserve">HH:mm</w:t>
+            </w:r>
+            <w:r>
+              <w:t xml:space="preserve">.</w:t>
+            </w:r>
+          </w:p>
+        </w:tc>
+        <w:tc>
+          <w:tcPr/>
+          <w:p>
+            <w:pPr>
+              <w:pStyle w:val="Compact"/>
+              <w:jc w:val="left"/>
+            </w:pPr>
+            <w:r>
+              <w:rPr>
+                <w:rStyle w:val="VerbatimChar"/>
+              </w:rPr>
+              <w:t xml:space="preserve">25122026</w:t>
+            </w:r>
+            <w:r>
+              <w:t xml:space="preserve"> </w:t>
+            </w:r>
+            <w:r>
+              <w:t xml:space="preserve">vira</w:t>
+            </w:r>
+            <w:r>
+              <w:t xml:space="preserve"> </w:t>
+            </w:r>
+            <w:r>
+              <w:rPr>
+                <w:rStyle w:val="VerbatimChar"/>
+              </w:rPr>
+              <w:t xml:space="preserve">25/12/2026</w:t>
+            </w:r>
+          </w:p>
+        </w:tc>
+      </w:tr>
+      <w:tr>
+        <w:tc>
+          <w:tcPr/>
+          <w:p>
+            <w:pPr>
+              <w:pStyle w:val="Compact"/>
+              <w:jc w:val="left"/>
+            </w:pPr>
+            <w:r>
+              <w:rPr>
+                <w:rStyle w:val="VerbatimChar"/>
+              </w:rPr>
+              <w:t xml:space="preserve">placa</w:t>
+            </w:r>
+          </w:p>
+        </w:tc>
+        <w:tc>
+          <w:tcPr/>
+          <w:p>
+            <w:pPr>
+              <w:pStyle w:val="Compact"/>
+              <w:jc w:val="left"/>
+            </w:pPr>
+            <w:r>
+              <w:t xml:space="preserve">Maiúsculas; formato antigo (</w:t>
+            </w:r>
+            <w:r>
+              <w:rPr>
+                <w:rStyle w:val="VerbatimChar"/>
+              </w:rPr>
+              <w:t xml:space="preserve">ABC-1234</w:t>
+            </w:r>
+            <w:r>
+              <w:t xml:space="preserve">) ou Mercosul (</w:t>
+            </w:r>
+            <w:r>
+              <w:rPr>
+                <w:rStyle w:val="VerbatimChar"/>
+              </w:rPr>
+              <w:t xml:space="preserve">ABC1D23</w:t>
+            </w:r>
+            <w:r>
+              <w:t xml:space="preserve">).</w:t>
+            </w:r>
+          </w:p>
+        </w:tc>
+        <w:tc>
+          <w:tcPr/>
+          <w:p>
+            <w:pPr>
+              <w:pStyle w:val="Compact"/>
+            </w:pPr>
+          </w:p>
+        </w:tc>
+      </w:tr>
+      <w:tr>
+        <w:tc>
+          <w:tcPr/>
+          <w:p>
+            <w:pPr>
+              <w:pStyle w:val="Compact"/>
+              <w:jc w:val="left"/>
+            </w:pPr>
+            <w:r>
+              <w:rPr>
+                <w:rStyle w:val="VerbatimChar"/>
+              </w:rPr>
+              <w:t xml:space="preserve">ip</w:t>
+            </w:r>
+            <w:r>
+              <w:t xml:space="preserve">,</w:t>
+            </w:r>
+            <w:r>
+              <w:t xml:space="preserve"> </w:t>
+            </w:r>
+            <w:r>
+              <w:rPr>
+                <w:rStyle w:val="VerbatimChar"/>
+              </w:rPr>
+              <w:t xml:space="preserve">mac</w:t>
+            </w:r>
+          </w:p>
+        </w:tc>
+        <w:tc>
+          <w:tcPr/>
+          <w:p>
+            <w:pPr>
+              <w:pStyle w:val="Compact"/>
+              <w:jc w:val="left"/>
+            </w:pPr>
+            <w:r>
+              <w:t xml:space="preserve">IP com pontos (cada parte até 255) e MAC com dois pontos, maiúsculo. Úteis em CFTV.</w:t>
+            </w:r>
+          </w:p>
+        </w:tc>
+        <w:tc>
+          <w:tcPr/>
+          <w:p>
+            <w:pPr>
+              <w:pStyle w:val="Compact"/>
+              <w:jc w:val="left"/>
+            </w:pPr>
+            <w:r>
+              <w:rPr>
+                <w:rStyle w:val="VerbatimChar"/>
+              </w:rPr>
+              <w:t xml:space="preserve">192168001010</w:t>
+            </w:r>
+            <w:r>
+              <w:t xml:space="preserve"> </w:t>
+            </w:r>
+            <w:r>
+              <w:t xml:space="preserve">vira</w:t>
+            </w:r>
+            <w:r>
+              <w:t xml:space="preserve"> </w:t>
+            </w:r>
+            <w:r>
+              <w:rPr>
+                <w:rStyle w:val="VerbatimChar"/>
+              </w:rPr>
+              <w:t xml:space="preserve">192.168.001.010</w:t>
+            </w:r>
+          </w:p>
+        </w:tc>
+      </w:tr>
+      <w:tr>
+        <w:tc>
+          <w:tcPr/>
+          <w:p>
+            <w:pPr>
+              <w:pStyle w:val="Compact"/>
+              <w:jc w:val="left"/>
+            </w:pPr>
+            <w:r>
+              <w:rPr>
+                <w:rStyle w:val="VerbatimChar"/>
+              </w:rPr>
+              <w:t xml:space="preserve">numero</w:t>
+            </w:r>
+          </w:p>
+        </w:tc>
+        <w:tc>
+          <w:tcPr/>
+          <w:p>
+            <w:pPr>
+              <w:pStyle w:val="Compact"/>
+              <w:jc w:val="left"/>
+            </w:pPr>
+            <w:r>
+              <w:t xml:space="preserve">Só dígitos.</w:t>
+            </w:r>
+          </w:p>
+        </w:tc>
+        <w:tc>
+          <w:tcPr/>
+          <w:p>
+            <w:pPr>
+              <w:pStyle w:val="Compact"/>
+            </w:pPr>
+          </w:p>
+        </w:tc>
+      </w:tr>
+    </w:tbl>
+    <w:p>
+      <w:pPr>
+        <w:pStyle w:val="BodyText"/>
+      </w:pPr>
+      <w:r>
+        <w:rPr>
+          <w:bCs/>
+          <w:b/>
+        </w:rPr>
+        <w:t xml:space="preserve">Funções de apoio</w:t>
+      </w:r>
+      <w:r>
+        <w:t xml:space="preserve"> </w:t>
+      </w:r>
+      <w:r>
+        <w:t xml:space="preserve">(todas devolvem texto ou valor, sem mexer na tela):</w:t>
+      </w:r>
+      <w:r>
+        <w:t xml:space="preserve"> </w:t>
+      </w:r>
+      <w:r>
+        <w:t xml:space="preserve">-</w:t>
+      </w:r>
+      <w:r>
+        <w:t xml:space="preserve"> </w:t>
+      </w:r>
+      <w:r>
+        <w:rPr>
+          <w:rStyle w:val="VerbatimChar"/>
+          <w:bCs/>
+          <w:b/>
+        </w:rPr>
+        <w:t xml:space="preserve">mascaras.cpf</w:t>
+      </w:r>
+      <w:r>
+        <w:rPr>
+          <w:bCs/>
+          <w:b/>
+        </w:rPr>
+        <w:t xml:space="preserve">,</w:t>
+      </w:r>
+      <w:r>
+        <w:rPr>
+          <w:bCs/>
+          <w:b/>
+        </w:rPr>
+        <w:t xml:space="preserve"> </w:t>
+      </w:r>
+      <w:r>
+        <w:rPr>
+          <w:rStyle w:val="VerbatimChar"/>
+          <w:bCs/>
+          <w:b/>
+        </w:rPr>
+        <w:t xml:space="preserve">cnpj</w:t>
+      </w:r>
+      <w:r>
+        <w:rPr>
+          <w:bCs/>
+          <w:b/>
+        </w:rPr>
+        <w:t xml:space="preserve">,</w:t>
+      </w:r>
+      <w:r>
+        <w:rPr>
+          <w:bCs/>
+          <w:b/>
+        </w:rPr>
+        <w:t xml:space="preserve"> </w:t>
+      </w:r>
+      <w:r>
+        <w:rPr>
+          <w:rStyle w:val="VerbatimChar"/>
+          <w:bCs/>
+          <w:b/>
+        </w:rPr>
+        <w:t xml:space="preserve">cpfCnpj</w:t>
+      </w:r>
+      <w:r>
+        <w:rPr>
+          <w:bCs/>
+          <w:b/>
+        </w:rPr>
+        <w:t xml:space="preserve">,</w:t>
+      </w:r>
+      <w:r>
+        <w:rPr>
+          <w:bCs/>
+          <w:b/>
+        </w:rPr>
+        <w:t xml:space="preserve"> </w:t>
+      </w:r>
+      <w:r>
+        <w:rPr>
+          <w:rStyle w:val="VerbatimChar"/>
+          <w:bCs/>
+          <w:b/>
+        </w:rPr>
+        <w:t xml:space="preserve">cep</w:t>
+      </w:r>
+      <w:r>
+        <w:rPr>
+          <w:bCs/>
+          <w:b/>
+        </w:rPr>
+        <w:t xml:space="preserve">,</w:t>
+      </w:r>
+      <w:r>
+        <w:rPr>
+          <w:bCs/>
+          <w:b/>
+        </w:rPr>
+        <w:t xml:space="preserve"> </w:t>
+      </w:r>
+      <w:r>
+        <w:rPr>
+          <w:rStyle w:val="VerbatimChar"/>
+          <w:bCs/>
+          <w:b/>
+        </w:rPr>
+        <w:t xml:space="preserve">telefone</w:t>
+      </w:r>
+      <w:r>
+        <w:rPr>
+          <w:bCs/>
+          <w:b/>
+        </w:rPr>
+        <w:t xml:space="preserve">,</w:t>
+      </w:r>
+      <w:r>
+        <w:rPr>
+          <w:bCs/>
+          <w:b/>
+        </w:rPr>
+        <w:t xml:space="preserve"> </w:t>
+      </w:r>
+      <w:r>
+        <w:rPr>
+          <w:rStyle w:val="VerbatimChar"/>
+          <w:bCs/>
+          <w:b/>
+        </w:rPr>
+        <w:t xml:space="preserve">moeda</w:t>
+      </w:r>
+      <w:r>
+        <w:rPr>
+          <w:bCs/>
+          <w:b/>
+        </w:rPr>
+        <w:t xml:space="preserve">,</w:t>
+      </w:r>
+      <w:r>
+        <w:rPr>
+          <w:bCs/>
+          <w:b/>
+        </w:rPr>
+        <w:t xml:space="preserve"> </w:t>
+      </w:r>
+      <w:r>
+        <w:rPr>
+          <w:rStyle w:val="VerbatimChar"/>
+          <w:bCs/>
+          <w:b/>
+        </w:rPr>
+        <w:t xml:space="preserve">percentual</w:t>
+      </w:r>
+      <w:r>
+        <w:rPr>
+          <w:bCs/>
+          <w:b/>
+        </w:rPr>
+        <w:t xml:space="preserve">,</w:t>
+      </w:r>
+      <w:r>
+        <w:rPr>
+          <w:bCs/>
+          <w:b/>
+        </w:rPr>
+        <w:t xml:space="preserve"> </w:t>
+      </w:r>
+      <w:r>
+        <w:rPr>
+          <w:rStyle w:val="VerbatimChar"/>
+          <w:bCs/>
+          <w:b/>
+        </w:rPr>
+        <w:t xml:space="preserve">data</w:t>
+      </w:r>
+      <w:r>
+        <w:rPr>
+          <w:bCs/>
+          <w:b/>
+        </w:rPr>
+        <w:t xml:space="preserve">,</w:t>
+      </w:r>
+      <w:r>
+        <w:rPr>
+          <w:bCs/>
+          <w:b/>
+        </w:rPr>
+        <w:t xml:space="preserve"> </w:t>
+      </w:r>
+      <w:r>
+        <w:rPr>
+          <w:rStyle w:val="VerbatimChar"/>
+          <w:bCs/>
+          <w:b/>
+        </w:rPr>
+        <w:t xml:space="preserve">hora</w:t>
+      </w:r>
+      <w:r>
+        <w:rPr>
+          <w:bCs/>
+          <w:b/>
+        </w:rPr>
+        <w:t xml:space="preserve">,</w:t>
+      </w:r>
+      <w:r>
+        <w:rPr>
+          <w:bCs/>
+          <w:b/>
+        </w:rPr>
+        <w:t xml:space="preserve"> </w:t>
+      </w:r>
+      <w:r>
+        <w:rPr>
+          <w:rStyle w:val="VerbatimChar"/>
+          <w:bCs/>
+          <w:b/>
+        </w:rPr>
+        <w:t xml:space="preserve">placa</w:t>
+      </w:r>
+      <w:r>
+        <w:rPr>
+          <w:bCs/>
+          <w:b/>
+        </w:rPr>
+        <w:t xml:space="preserve">,</w:t>
+      </w:r>
+      <w:r>
+        <w:rPr>
+          <w:bCs/>
+          <w:b/>
+        </w:rPr>
+        <w:t xml:space="preserve"> </w:t>
+      </w:r>
+      <w:r>
+        <w:rPr>
+          <w:rStyle w:val="VerbatimChar"/>
+          <w:bCs/>
+          <w:b/>
+        </w:rPr>
+        <w:t xml:space="preserve">ip</w:t>
+      </w:r>
+      <w:r>
+        <w:rPr>
+          <w:bCs/>
+          <w:b/>
+        </w:rPr>
+        <w:t xml:space="preserve">,</w:t>
+      </w:r>
+      <w:r>
+        <w:rPr>
+          <w:bCs/>
+          <w:b/>
+        </w:rPr>
+        <w:t xml:space="preserve"> </w:t>
+      </w:r>
+      <w:r>
+        <w:rPr>
+          <w:rStyle w:val="VerbatimChar"/>
+          <w:bCs/>
+          <w:b/>
+        </w:rPr>
+        <w:t xml:space="preserve">mac</w:t>
+      </w:r>
+      <w:r>
+        <w:rPr>
+          <w:bCs/>
+          <w:b/>
+        </w:rPr>
+        <w:t xml:space="preserve">,</w:t>
+      </w:r>
+      <w:r>
+        <w:rPr>
+          <w:bCs/>
+          <w:b/>
+        </w:rPr>
+        <w:t xml:space="preserve"> </w:t>
+      </w:r>
+      <w:r>
+        <w:rPr>
+          <w:rStyle w:val="VerbatimChar"/>
+          <w:bCs/>
+          <w:b/>
+        </w:rPr>
+        <w:t xml:space="preserve">numero</w:t>
+      </w:r>
+      <w:r>
+        <w:rPr>
+          <w:bCs/>
+          <w:b/>
+        </w:rPr>
+        <w:t xml:space="preserve">:</w:t>
+      </w:r>
+      <w:r>
+        <w:t xml:space="preserve"> </w:t>
+      </w:r>
+      <w:r>
+        <w:t xml:space="preserve">formatam um texto, para exibir um valor guardado.</w:t>
+      </w:r>
+      <w:r>
+        <w:t xml:space="preserve"> </w:t>
+      </w:r>
+      <w:r>
+        <w:t xml:space="preserve">-</w:t>
+      </w:r>
+      <w:r>
+        <w:t xml:space="preserve"> </w:t>
+      </w:r>
+      <w:r>
+        <w:rPr>
+          <w:rStyle w:val="VerbatimChar"/>
+          <w:bCs/>
+          <w:b/>
+        </w:rPr>
+        <w:t xml:space="preserve">mascaras.moedaParaNumero("R$ 1.234,56")</w:t>
+      </w:r>
+      <w:r>
+        <w:rPr>
+          <w:bCs/>
+          <w:b/>
+        </w:rPr>
+        <w:t xml:space="preserve">:</w:t>
+      </w:r>
+      <w:r>
+        <w:t xml:space="preserve"> </w:t>
+      </w:r>
+      <w:r>
+        <w:t xml:space="preserve">devolve</w:t>
+      </w:r>
+      <w:r>
+        <w:t xml:space="preserve"> </w:t>
+      </w:r>
+      <w:r>
+        <w:rPr>
+          <w:rStyle w:val="VerbatimChar"/>
+        </w:rPr>
+        <w:t xml:space="preserve">1234.56</w:t>
+      </w:r>
+      <w:r>
+        <w:t xml:space="preserve">, para guardar e calcular.</w:t>
+      </w:r>
+      <w:r>
+        <w:t xml:space="preserve"> </w:t>
+      </w:r>
+      <w:r>
+        <w:rPr>
+          <w:rStyle w:val="VerbatimChar"/>
+          <w:bCs/>
+          <w:b/>
+        </w:rPr>
+        <w:t xml:space="preserve">numeroParaMoeda(1234.56)</w:t>
+      </w:r>
+      <w:r>
+        <w:t xml:space="preserve"> </w:t>
+      </w:r>
+      <w:r>
+        <w:t xml:space="preserve">faz o caminho contrário.</w:t>
+      </w:r>
+      <w:r>
+        <w:t xml:space="preserve"> </w:t>
+      </w:r>
+      <w:r>
+        <w:t xml:space="preserve">-</w:t>
+      </w:r>
+      <w:r>
+        <w:t xml:space="preserve"> </w:t>
+      </w:r>
+      <w:r>
+        <w:rPr>
+          <w:rStyle w:val="VerbatimChar"/>
+          <w:bCs/>
+          <w:b/>
+        </w:rPr>
+        <w:t xml:space="preserve">mascaras.dataParaISO("25/12/2026")</w:t>
+      </w:r>
+      <w:r>
+        <w:rPr>
+          <w:bCs/>
+          <w:b/>
+        </w:rPr>
+        <w:t xml:space="preserve">:</w:t>
+      </w:r>
+      <w:r>
+        <w:t xml:space="preserve"> </w:t>
+      </w:r>
+      <w:r>
+        <w:t xml:space="preserve">devolve</w:t>
+      </w:r>
+      <w:r>
+        <w:t xml:space="preserve"> </w:t>
+      </w:r>
+      <w:r>
+        <w:rPr>
+          <w:rStyle w:val="VerbatimChar"/>
+        </w:rPr>
+        <w:t xml:space="preserve">2026-12-25</w:t>
+      </w:r>
+      <w:r>
+        <w:t xml:space="preserve">, ou</w:t>
+      </w:r>
+      <w:r>
+        <w:t xml:space="preserve"> </w:t>
+      </w:r>
+      <w:r>
+        <w:rPr>
+          <w:rStyle w:val="VerbatimChar"/>
+        </w:rPr>
+        <w:t xml:space="preserve">null</w:t>
+      </w:r>
+      <w:r>
+        <w:t xml:space="preserve"> </w:t>
+      </w:r>
+      <w:r>
+        <w:t xml:space="preserve">se a data não existe.</w:t>
+      </w:r>
+      <w:r>
+        <w:t xml:space="preserve"> </w:t>
+      </w:r>
+      <w:r>
+        <w:t xml:space="preserve">-</w:t>
+      </w:r>
+      <w:r>
+        <w:t xml:space="preserve"> </w:t>
+      </w:r>
+      <w:r>
+        <w:rPr>
+          <w:rStyle w:val="VerbatimChar"/>
+          <w:bCs/>
+          <w:b/>
+        </w:rPr>
+        <w:t xml:space="preserve">mascaras.valorLimpo(tipo, texto)</w:t>
+      </w:r>
+      <w:r>
+        <w:rPr>
+          <w:bCs/>
+          <w:b/>
+        </w:rPr>
+        <w:t xml:space="preserve">:</w:t>
+      </w:r>
+      <w:r>
+        <w:t xml:space="preserve"> </w:t>
+      </w:r>
+      <w:r>
+        <w:t xml:space="preserve">o valor para guardar (só dígitos, número, data ISO…).</w:t>
+      </w:r>
+      <w:r>
+        <w:t xml:space="preserve"> </w:t>
+      </w:r>
+      <w:r>
+        <w:t xml:space="preserve">-</w:t>
+      </w:r>
+      <w:r>
+        <w:t xml:space="preserve"> </w:t>
+      </w:r>
+      <w:r>
+        <w:rPr>
+          <w:rStyle w:val="VerbatimChar"/>
+          <w:bCs/>
+          <w:b/>
+        </w:rPr>
+        <w:t xml:space="preserve">mascaras.aplicar(campo, tipo)</w:t>
+      </w:r>
+      <w:r>
+        <w:rPr>
+          <w:bCs/>
+          <w:b/>
+        </w:rPr>
+        <w:t xml:space="preserve">:</w:t>
+      </w:r>
+      <w:r>
+        <w:t xml:space="preserve"> </w:t>
+      </w:r>
+      <w:r>
+        <w:t xml:space="preserve">liga a máscara a um campo sem usar</w:t>
+      </w:r>
+      <w:r>
+        <w:t xml:space="preserve"> </w:t>
+      </w:r>
+      <w:r>
+        <w:rPr>
+          <w:rStyle w:val="VerbatimChar"/>
+        </w:rPr>
+        <w:t xml:space="preserve">data-mask</w:t>
+      </w:r>
+      <w:r>
+        <w:t xml:space="preserve">.</w:t>
+      </w:r>
+      <w:r>
+        <w:t xml:space="preserve"> </w:t>
+      </w:r>
+      <w:r>
+        <w:rPr>
+          <w:rStyle w:val="VerbatimChar"/>
+          <w:bCs/>
+          <w:b/>
+        </w:rPr>
+        <w:t xml:space="preserve">definirValor(campo, valor)</w:t>
+      </w:r>
+      <w:r>
+        <w:rPr>
+          <w:bCs/>
+          <w:b/>
+        </w:rPr>
+        <w:t xml:space="preserve">:</w:t>
+      </w:r>
+      <w:r>
+        <w:t xml:space="preserve"> </w:t>
+      </w:r>
+      <w:r>
+        <w:t xml:space="preserve">põe um valor no campo já mascarado (número, no caso da moeda).</w:t>
+      </w:r>
+    </w:p>
+    <w:p>
+      <w:pPr>
+        <w:pStyle w:val="BodyText"/>
+      </w:pPr>
+      <w:r>
+        <w:rPr>
+          <w:bCs/>
+          <w:b/>
+        </w:rPr>
+        <w:t xml:space="preserve">Atenção:</w:t>
+      </w:r>
+      <w:r>
+        <w:t xml:space="preserve"> </w:t>
+      </w:r>
+      <w:r>
+        <w:t xml:space="preserve">na moeda, as máscaras não aceitam valor negativo, e o valor inicial de um campo deve ser posto com</w:t>
+      </w:r>
+      <w:r>
+        <w:t xml:space="preserve"> </w:t>
+      </w:r>
+      <w:r>
+        <w:rPr>
+          <w:rStyle w:val="VerbatimChar"/>
+        </w:rPr>
+        <w:t xml:space="preserve">definirValor</w:t>
+      </w:r>
+      <w:r>
+        <w:t xml:space="preserve">, não direto no</w:t>
+      </w:r>
+      <w:r>
+        <w:t xml:space="preserve"> </w:t>
+      </w:r>
+      <w:r>
+        <w:rPr>
+          <w:rStyle w:val="VerbatimChar"/>
+        </w:rPr>
+        <w:t xml:space="preserve">value</w:t>
+      </w:r>
+      <w:r>
+        <w:t xml:space="preserve">.</w:t>
+      </w:r>
+    </w:p>
     <w:bookmarkEnd w:id="33"/>
-    <w:bookmarkStart w:id="43" w:name="X3e220394d35f878387f4a836fbbace39461c7d6"/>
+    <w:bookmarkEnd w:id="34"/>
+    <w:bookmarkStart w:id="46" w:name="X3e220394d35f878387f4a836fbbace39461c7d6"/>
     <w:p>
       <w:pPr>
         <w:pStyle w:val="Heading2"/>
@@ -4467,7 +5898,7 @@
         <w:t xml:space="preserve">PARTE 3. O LIVRO DAS REGRAS, REGRA POR REGRA</w:t>
       </w:r>
     </w:p>
-    <w:bookmarkStart w:id="34" w:name="seção-1.-arquitetura"/>
+    <w:bookmarkStart w:id="35" w:name="seção-1.-arquitetura"/>
     <w:p>
       <w:pPr>
         <w:pStyle w:val="Heading3"/>
@@ -4644,8 +6075,8 @@
         <w:t xml:space="preserve">GitHub Pages.</w:t>
       </w:r>
     </w:p>
-    <w:bookmarkEnd w:id="34"/>
-    <w:bookmarkStart w:id="35" w:name="seção-2.-versionamento-e-entrega"/>
+    <w:bookmarkEnd w:id="35"/>
+    <w:bookmarkStart w:id="36" w:name="seção-2.-versionamento-e-entrega"/>
     <w:p>
       <w:pPr>
         <w:pStyle w:val="Heading3"/>
@@ -4673,7 +6104,7 @@
         <w:t xml:space="preserve"> </w:t>
       </w:r>
       <w:r>
-        <w:t xml:space="preserve">1.0, 1.1, … 1.9, 2.0, sem pular e com uma casa decimal. Livro, guia, core, templates e documentos legais andam juntos com o mesmo número. O salto da v3.0 foi a única exceção.</w:t>
+        <w:t xml:space="preserve">1.0, 1.1, … 1.9, 2.0, sem pular e com uma casa decimal. Livro, guia, core, regras do Firestore, templates e documentos legais andam juntos com o mesmo número. O salto da v3.0 foi a única exceção.</w:t>
       </w:r>
     </w:p>
     <w:p>
@@ -4808,8 +6239,8 @@
         <w:t xml:space="preserve">com versão, acessos, primeiro acesso, última atualização, datas de criação e modificação e os dados da Fênix.</w:t>
       </w:r>
     </w:p>
-    <w:bookmarkEnd w:id="35"/>
-    <w:bookmarkStart w:id="36" w:name="seção-3.-identidade-visual"/>
+    <w:bookmarkEnd w:id="36"/>
+    <w:bookmarkStart w:id="37" w:name="seção-3.-identidade-visual"/>
     <w:p>
       <w:pPr>
         <w:pStyle w:val="Heading3"/>
@@ -5154,8 +6585,8 @@
         <w:t xml:space="preserve">, com ano automático, links do WhatsApp e do Instagram e a versão do app visível.</w:t>
       </w:r>
     </w:p>
-    <w:bookmarkEnd w:id="36"/>
-    <w:bookmarkStart w:id="37" w:name="seção-4.-acesso-e-login"/>
+    <w:bookmarkEnd w:id="37"/>
+    <w:bookmarkStart w:id="38" w:name="seção-4.-acesso-e-login"/>
     <w:p>
       <w:pPr>
         <w:pStyle w:val="Heading3"/>
@@ -5465,8 +6896,8 @@
         <w:t xml:space="preserve">e barra animada; some quando a tela certa estiver pronta, com teto de 1,2 s.</w:t>
       </w:r>
     </w:p>
-    <w:bookmarkEnd w:id="37"/>
-    <w:bookmarkStart w:id="38" w:name="seção-5.-cadastros-e-dados"/>
+    <w:bookmarkEnd w:id="38"/>
+    <w:bookmarkStart w:id="39" w:name="seção-5.-cadastros-e-dados"/>
     <w:p>
       <w:pPr>
         <w:pStyle w:val="Heading3"/>
@@ -5640,13 +7071,40 @@
           <w:bCs/>
           <w:b/>
         </w:rPr>
-        <w:t xml:space="preserve">Máscaras</w:t>
-      </w:r>
-      <w:r>
-        <w:t xml:space="preserve"> </w:t>
-      </w:r>
-      <w:r>
-        <w:t xml:space="preserve">de CPF, CNPJ, CEP, celular e fixo enquanto digita, com validação dos dígitos.</w:t>
+        <w:t xml:space="preserve">Máscaras automáticas</w:t>
+      </w:r>
+      <w:r>
+        <w:t xml:space="preserve"> </w:t>
+      </w:r>
+      <w:r>
+        <w:t xml:space="preserve">enquanto digita (CPF e CNPJ no mesmo campo, CEP, telefone, moeda, percentual, data, hora, placa, IP, MAC, número), ligadas por</w:t>
+      </w:r>
+      <w:r>
+        <w:t xml:space="preserve"> </w:t>
+      </w:r>
+      <w:r>
+        <w:rPr>
+          <w:rStyle w:val="VerbatimChar"/>
+        </w:rPr>
+        <w:t xml:space="preserve">data-mask</w:t>
+      </w:r>
+      <w:r>
+        <w:t xml:space="preserve"> </w:t>
+      </w:r>
+      <w:r>
+        <w:t xml:space="preserve">e</w:t>
+      </w:r>
+      <w:r>
+        <w:t xml:space="preserve"> </w:t>
+      </w:r>
+      <w:r>
+        <w:rPr>
+          <w:rStyle w:val="VerbatimChar"/>
+        </w:rPr>
+        <w:t xml:space="preserve">FenixCore.mascaras.auto()</w:t>
+      </w:r>
+      <w:r>
+        <w:t xml:space="preserve">; validação dos dígitos de CPF e CNPJ à parte. Nunca máscara própria.</w:t>
       </w:r>
     </w:p>
     <w:p>
@@ -5680,7 +7138,16 @@
         <w:t xml:space="preserve">R$ 0.000,00</w:t>
       </w:r>
       <w:r>
-        <w:t xml:space="preserve">, na exibição e na digitação.</w:t>
+        <w:t xml:space="preserve">, na exibição e na digitação (</w:t>
+      </w:r>
+      <w:r>
+        <w:rPr>
+          <w:rStyle w:val="VerbatimChar"/>
+        </w:rPr>
+        <w:t xml:space="preserve">data-mask="moeda"</w:t>
+      </w:r>
+      <w:r>
+        <w:t xml:space="preserve">, dígitos pelos centavos).</w:t>
       </w:r>
     </w:p>
     <w:p>
@@ -5702,7 +7169,31 @@
         <w:t xml:space="preserve"> </w:t>
       </w:r>
       <w:r>
-        <w:t xml:space="preserve">em dd/mm/aaaa e horas em 24 h; guardar em formato ISO.</w:t>
+        <w:t xml:space="preserve">em dd/mm/aaaa e horas em 24 h; guardar em formato ISO (</w:t>
+      </w:r>
+      <w:r>
+        <w:rPr>
+          <w:rStyle w:val="VerbatimChar"/>
+        </w:rPr>
+        <w:t xml:space="preserve">data-mask="data"</w:t>
+      </w:r>
+      <w:r>
+        <w:t xml:space="preserve"> </w:t>
+      </w:r>
+      <w:r>
+        <w:t xml:space="preserve">e</w:t>
+      </w:r>
+      <w:r>
+        <w:t xml:space="preserve"> </w:t>
+      </w:r>
+      <w:r>
+        <w:rPr>
+          <w:rStyle w:val="VerbatimChar"/>
+        </w:rPr>
+        <w:t xml:space="preserve">"hora"</w:t>
+      </w:r>
+      <w:r>
+        <w:t xml:space="preserve">).</w:t>
       </w:r>
     </w:p>
     <w:p>
@@ -5815,8 +7306,8 @@
         <w:t xml:space="preserve">com cabeçalho padrão: logo Azul e dados da empresa do perfil.</w:t>
       </w:r>
     </w:p>
-    <w:bookmarkEnd w:id="38"/>
-    <w:bookmarkStart w:id="39" w:name="seção-6.-segurança-e-qualidade"/>
+    <w:bookmarkEnd w:id="39"/>
+    <w:bookmarkStart w:id="40" w:name="seção-6.-segurança-e-qualidade"/>
     <w:p>
       <w:pPr>
         <w:pStyle w:val="Heading3"/>
@@ -5844,7 +7335,40 @@
         <w:t xml:space="preserve"> </w:t>
       </w:r>
       <w:r>
-        <w:t xml:space="preserve">nenhuma coleção aberta; cada usuário só lê e grava os próprios dados; as regras seguem junto com a entrega.</w:t>
+        <w:t xml:space="preserve">nenhuma coleção aberta; cada usuário só lê e grava os próprios dados; as regras seguem junto com a entrega, partindo do arquivo-base</w:t>
+      </w:r>
+      <w:r>
+        <w:t xml:space="preserve"> </w:t>
+      </w:r>
+      <w:r>
+        <w:rPr>
+          <w:rStyle w:val="VerbatimChar"/>
+        </w:rPr>
+        <w:t xml:space="preserve">firestore.rules</w:t>
+      </w:r>
+      <w:r>
+        <w:t xml:space="preserve"> </w:t>
+      </w:r>
+      <w:r>
+        <w:t xml:space="preserve">da biblioteca (veja o quadro</w:t>
+      </w:r>
+      <w:r>
+        <w:t xml:space="preserve"> </w:t>
+      </w:r>
+      <w:r>
+        <w:t xml:space="preserve">“</w:t>
+      </w:r>
+      <w:r>
+        <w:t xml:space="preserve">firestore.rules, bloco por bloco</w:t>
+      </w:r>
+      <w:r>
+        <w:t xml:space="preserve">”</w:t>
+      </w:r>
+      <w:r>
+        <w:t xml:space="preserve"> </w:t>
+      </w:r>
+      <w:r>
+        <w:t xml:space="preserve">depois da Seção 9).</w:t>
       </w:r>
     </w:p>
     <w:p>
@@ -6029,8 +7553,8 @@
         <w:t xml:space="preserve">conferir o escape do Python em template literals e blocos órfãos depois de refatorar.</w:t>
       </w:r>
     </w:p>
-    <w:bookmarkEnd w:id="39"/>
-    <w:bookmarkStart w:id="40" w:name="seção-7.-processo"/>
+    <w:bookmarkEnd w:id="40"/>
+    <w:bookmarkStart w:id="41" w:name="seção-7.-processo"/>
     <w:p>
       <w:pPr>
         <w:pStyle w:val="Heading3"/>
@@ -6146,8 +7670,8 @@
         <w:t xml:space="preserve">na Sobre. Selo igual à versão do livro significa que já está aplicado; selo antigo, aplicar só o que o Histórico indica; sem selo, aplicar tudo.</w:t>
       </w:r>
     </w:p>
-    <w:bookmarkEnd w:id="40"/>
-    <w:bookmarkStart w:id="41" w:name="seção-8.-dashboard"/>
+    <w:bookmarkEnd w:id="41"/>
+    <w:bookmarkStart w:id="42" w:name="seção-8.-dashboard"/>
     <w:p>
       <w:pPr>
         <w:pStyle w:val="Heading3"/>
@@ -6205,13 +7729,456 @@
         <w:t xml:space="preserve">.</w:t>
       </w:r>
     </w:p>
-    <w:bookmarkEnd w:id="41"/>
-    <w:bookmarkStart w:id="42" w:name="seções-finais-do-livro"/>
+    <w:bookmarkEnd w:id="42"/>
+    <w:bookmarkStart w:id="43" w:name="seção-9.-trazer-um-app-antigo-ao-padrão"/>
     <w:p>
       <w:pPr>
         <w:pStyle w:val="Heading3"/>
       </w:pPr>
       <w:r>
+        <w:t xml:space="preserve">Seção 9. Trazer um app antigo ao padrão</w:t>
+      </w:r>
+    </w:p>
+    <w:p>
+      <w:pPr>
+        <w:numPr>
+          <w:ilvl w:val="0"/>
+          <w:numId w:val="1020"/>
+        </w:numPr>
+        <w:pStyle w:val="Compact"/>
+      </w:pPr>
+      <w:r>
+        <w:rPr>
+          <w:bCs/>
+          <w:b/>
+        </w:rPr>
+        <w:t xml:space="preserve">Roteiro do app antigo:</w:t>
+      </w:r>
+      <w:r>
+        <w:t xml:space="preserve"> </w:t>
+      </w:r>
+      <w:r>
+        <w:t xml:space="preserve">quando um app existente vem para alteração: (a) ler o selo (sem selo, aplicar tudo; selo antigo, só o que o Histórico indica); (b) preencher a Ficha; (c) fazer o inventário do que o app cumpre e do que falta, regra por regra, e mostrar antes de mexer; (d) proteger os dados: chaves e formatos do localStorage e das coleções não mudam sem migração e backup; (e) aplicar em cinco etapas, cada uma testada: 1) core, banco desligado e selo, 2) identidade, 3) acesso, 4) cadastros e máscaras, 5) qualidade (Changelog e Manual, Sobre, backup, PDF e dashboard); (f) não mexer em telas que não foram pedidas e avisar quando uma regra conflitar com algo do app; (g) entregar pelo Como entregar, com a sequência de versões do próprio app e a Ficha no Changelog; (h) anotar o app em Apps já no padrão.</w:t>
+      </w:r>
+    </w:p>
+    <w:bookmarkEnd w:id="43"/>
+    <w:bookmarkStart w:id="44" w:name="firestore.rules-bloco-por-bloco"/>
+    <w:p>
+      <w:pPr>
+        <w:pStyle w:val="Heading3"/>
+      </w:pPr>
+      <w:r>
+        <w:t xml:space="preserve">firestore.rules, bloco por bloco</w:t>
+      </w:r>
+    </w:p>
+    <w:p>
+      <w:pPr>
+        <w:pStyle w:val="FirstParagraph"/>
+      </w:pPr>
+      <w:r>
+        <w:t xml:space="preserve">O arquivo está na raiz da biblioteca. É uma</w:t>
+      </w:r>
+      <w:r>
+        <w:t xml:space="preserve"> </w:t>
+      </w:r>
+      <w:r>
+        <w:rPr>
+          <w:bCs/>
+          <w:b/>
+        </w:rPr>
+        <w:t xml:space="preserve">proposta</w:t>
+      </w:r>
+      <w:r>
+        <w:t xml:space="preserve">: compare com o que está publicado no console do Firebase (projeto fenix-core) antes de publicar e teste no</w:t>
+      </w:r>
+      <w:r>
+        <w:t xml:space="preserve"> </w:t>
+      </w:r>
+      <w:r>
+        <w:t xml:space="preserve">“</w:t>
+      </w:r>
+      <w:r>
+        <w:t xml:space="preserve">Playground de regras</w:t>
+      </w:r>
+      <w:r>
+        <w:t xml:space="preserve">”</w:t>
+      </w:r>
+      <w:r>
+        <w:t xml:space="preserve">. Tudo que não está liberado é negado.</w:t>
+      </w:r>
+      <w:r>
+        <w:t xml:space="preserve"> </w:t>
+      </w:r>
+      <w:r>
+        <w:t xml:space="preserve">-</w:t>
+      </w:r>
+      <w:r>
+        <w:t xml:space="preserve"> </w:t>
+      </w:r>
+      <w:r>
+        <w:rPr>
+          <w:bCs/>
+          <w:b/>
+        </w:rPr>
+        <w:t xml:space="preserve">Funções de apoio:</w:t>
+      </w:r>
+      <w:r>
+        <w:t xml:space="preserve"> </w:t>
+      </w:r>
+      <w:r>
+        <w:rPr>
+          <w:rStyle w:val="VerbatimChar"/>
+        </w:rPr>
+        <w:t xml:space="preserve">logado</w:t>
+      </w:r>
+      <w:r>
+        <w:t xml:space="preserve">,</w:t>
+      </w:r>
+      <w:r>
+        <w:t xml:space="preserve"> </w:t>
+      </w:r>
+      <w:r>
+        <w:rPr>
+          <w:rStyle w:val="VerbatimChar"/>
+        </w:rPr>
+        <w:t xml:space="preserve">ehMembro</w:t>
+      </w:r>
+      <w:r>
+        <w:t xml:space="preserve"> </w:t>
+      </w:r>
+      <w:r>
+        <w:t xml:space="preserve">(membro aprovado da empresa),</w:t>
+      </w:r>
+      <w:r>
+        <w:t xml:space="preserve"> </w:t>
+      </w:r>
+      <w:r>
+        <w:rPr>
+          <w:rStyle w:val="VerbatimChar"/>
+        </w:rPr>
+        <w:t xml:space="preserve">ehDono</w:t>
+      </w:r>
+      <w:r>
+        <w:t xml:space="preserve"> </w:t>
+      </w:r>
+      <w:r>
+        <w:t xml:space="preserve">(membro aprovado com papel dono) e</w:t>
+      </w:r>
+      <w:r>
+        <w:t xml:space="preserve"> </w:t>
+      </w:r>
+      <w:r>
+        <w:rPr>
+          <w:rStyle w:val="VerbatimChar"/>
+        </w:rPr>
+        <w:t xml:space="preserve">vinculoCombinaComMembro</w:t>
+      </w:r>
+      <w:r>
+        <w:t xml:space="preserve">.</w:t>
+      </w:r>
+      <w:r>
+        <w:t xml:space="preserve"> </w:t>
+      </w:r>
+      <w:r>
+        <w:t xml:space="preserve">-</w:t>
+      </w:r>
+      <w:r>
+        <w:t xml:space="preserve"> </w:t>
+      </w:r>
+      <w:r>
+        <w:rPr>
+          <w:rStyle w:val="VerbatimChar"/>
+          <w:bCs/>
+          <w:b/>
+        </w:rPr>
+        <w:t xml:space="preserve">empresas/{id}</w:t>
+      </w:r>
+      <w:r>
+        <w:rPr>
+          <w:bCs/>
+          <w:b/>
+        </w:rPr>
+        <w:t xml:space="preserve">:</w:t>
+      </w:r>
+      <w:r>
+        <w:t xml:space="preserve"> </w:t>
+      </w:r>
+      <w:r>
+        <w:t xml:space="preserve">qualquer usuário logado cria a própria empresa (o</w:t>
+      </w:r>
+      <w:r>
+        <w:t xml:space="preserve"> </w:t>
+      </w:r>
+      <w:r>
+        <w:rPr>
+          <w:rStyle w:val="VerbatimChar"/>
+        </w:rPr>
+        <w:t xml:space="preserve">donoUid</w:t>
+      </w:r>
+      <w:r>
+        <w:t xml:space="preserve"> </w:t>
+      </w:r>
+      <w:r>
+        <w:t xml:space="preserve">tem de ser ele); só membros leem; só o dono altera ou apaga.</w:t>
+      </w:r>
+      <w:r>
+        <w:t xml:space="preserve"> </w:t>
+      </w:r>
+      <w:r>
+        <w:t xml:space="preserve">-</w:t>
+      </w:r>
+      <w:r>
+        <w:t xml:space="preserve"> </w:t>
+      </w:r>
+      <w:r>
+        <w:rPr>
+          <w:rStyle w:val="VerbatimChar"/>
+          <w:bCs/>
+          <w:b/>
+        </w:rPr>
+        <w:t xml:space="preserve">membros</w:t>
+      </w:r>
+      <w:r>
+        <w:rPr>
+          <w:bCs/>
+          <w:b/>
+        </w:rPr>
+        <w:t xml:space="preserve">:</w:t>
+      </w:r>
+      <w:r>
+        <w:t xml:space="preserve"> </w:t>
+      </w:r>
+      <w:r>
+        <w:t xml:space="preserve">o dono cria o próprio registro ao criar a empresa e quem aceita convite cria o seu como técnico; só o dono altera; o dono ou o próprio usuário apaga.</w:t>
+      </w:r>
+      <w:r>
+        <w:t xml:space="preserve"> </w:t>
+      </w:r>
+      <w:r>
+        <w:t xml:space="preserve">-</w:t>
+      </w:r>
+      <w:r>
+        <w:t xml:space="preserve"> </w:t>
+      </w:r>
+      <w:r>
+        <w:rPr>
+          <w:bCs/>
+          <w:b/>
+        </w:rPr>
+        <w:t xml:space="preserve">Resto da empresa</w:t>
+      </w:r>
+      <w:r>
+        <w:t xml:space="preserve"> </w:t>
+      </w:r>
+      <w:r>
+        <w:t xml:space="preserve">(pessoas,</w:t>
+      </w:r>
+      <w:r>
+        <w:t xml:space="preserve"> </w:t>
+      </w:r>
+      <w:r>
+        <w:rPr>
+          <w:rStyle w:val="VerbatimChar"/>
+        </w:rPr>
+        <w:t xml:space="preserve">appData</w:t>
+      </w:r>
+      <w:r>
+        <w:t xml:space="preserve">, materiais, famílias, produtos e serviços, coleções de cada app): só membros aprovados leem e gravam.</w:t>
+      </w:r>
+      <w:r>
+        <w:t xml:space="preserve"> </w:t>
+      </w:r>
+      <w:r>
+        <w:t xml:space="preserve">-</w:t>
+      </w:r>
+      <w:r>
+        <w:t xml:space="preserve"> </w:t>
+      </w:r>
+      <w:r>
+        <w:rPr>
+          <w:rStyle w:val="VerbatimChar"/>
+          <w:bCs/>
+          <w:b/>
+        </w:rPr>
+        <w:t xml:space="preserve">usuarios_empresa/{uid}</w:t>
+      </w:r>
+      <w:r>
+        <w:rPr>
+          <w:bCs/>
+          <w:b/>
+        </w:rPr>
+        <w:t xml:space="preserve">:</w:t>
+      </w:r>
+      <w:r>
+        <w:t xml:space="preserve"> </w:t>
+      </w:r>
+      <w:r>
+        <w:t xml:space="preserve">o usuário lê e grava só o próprio vínculo, e só se bater com o registro de membro dele; o dono pode apagar o vínculo de quem remover.</w:t>
+      </w:r>
+      <w:r>
+        <w:t xml:space="preserve"> </w:t>
+      </w:r>
+      <w:r>
+        <w:t xml:space="preserve">-</w:t>
+      </w:r>
+      <w:r>
+        <w:t xml:space="preserve"> </w:t>
+      </w:r>
+      <w:r>
+        <w:rPr>
+          <w:rStyle w:val="VerbatimChar"/>
+          <w:bCs/>
+          <w:b/>
+        </w:rPr>
+        <w:t xml:space="preserve">convites/{token}</w:t>
+      </w:r>
+      <w:r>
+        <w:rPr>
+          <w:bCs/>
+          <w:b/>
+        </w:rPr>
+        <w:t xml:space="preserve">:</w:t>
+      </w:r>
+      <w:r>
+        <w:t xml:space="preserve"> </w:t>
+      </w:r>
+      <w:r>
+        <w:t xml:space="preserve">só o dono cria e cancela; o convidado só marca como usado, uma vez; ler um convite exige estar logado (se um app lê antes do login, a linha tem um aviso de como liberar); ninguém apaga.</w:t>
+      </w:r>
+      <w:r>
+        <w:t xml:space="preserve"> </w:t>
+      </w:r>
+      <w:r>
+        <w:t xml:space="preserve">-</w:t>
+      </w:r>
+      <w:r>
+        <w:t xml:space="preserve"> </w:t>
+      </w:r>
+      <w:r>
+        <w:rPr>
+          <w:bCs/>
+          <w:b/>
+        </w:rPr>
+        <w:t xml:space="preserve">Base compartilhada</w:t>
+      </w:r>
+      <w:r>
+        <w:t xml:space="preserve"> </w:t>
+      </w:r>
+      <w:r>
+        <w:t xml:space="preserve">(</w:t>
+      </w:r>
+      <w:r>
+        <w:rPr>
+          <w:rStyle w:val="VerbatimChar"/>
+        </w:rPr>
+        <w:t xml:space="preserve">pessoas_fisicas</w:t>
+      </w:r>
+      <w:r>
+        <w:t xml:space="preserve">,</w:t>
+      </w:r>
+      <w:r>
+        <w:t xml:space="preserve"> </w:t>
+      </w:r>
+      <w:r>
+        <w:rPr>
+          <w:rStyle w:val="VerbatimChar"/>
+        </w:rPr>
+        <w:t xml:space="preserve">pessoas_juridicas</w:t>
+      </w:r>
+      <w:r>
+        <w:t xml:space="preserve">,</w:t>
+      </w:r>
+      <w:r>
+        <w:t xml:space="preserve"> </w:t>
+      </w:r>
+      <w:r>
+        <w:rPr>
+          <w:rStyle w:val="VerbatimChar"/>
+        </w:rPr>
+        <w:t xml:space="preserve">produtos_servicos</w:t>
+      </w:r>
+      <w:r>
+        <w:t xml:space="preserve">,</w:t>
+      </w:r>
+      <w:r>
+        <w:t xml:space="preserve"> </w:t>
+      </w:r>
+      <w:r>
+        <w:rPr>
+          <w:rStyle w:val="VerbatimChar"/>
+        </w:rPr>
+        <w:t xml:space="preserve">cidades</w:t>
+      </w:r>
+      <w:r>
+        <w:t xml:space="preserve"> </w:t>
+      </w:r>
+      <w:r>
+        <w:t xml:space="preserve">e</w:t>
+      </w:r>
+      <w:r>
+        <w:t xml:space="preserve"> </w:t>
+      </w:r>
+      <w:r>
+        <w:rPr>
+          <w:rStyle w:val="VerbatimChar"/>
+        </w:rPr>
+        <w:t xml:space="preserve">bairros</w:t>
+      </w:r>
+      <w:r>
+        <w:t xml:space="preserve">): usuário logado lê e grava, porque o core a desenhou comum a todos os apps. Só importa com o banco ativo.</w:t>
+      </w:r>
+      <w:r>
+        <w:t xml:space="preserve"> </w:t>
+      </w:r>
+      <w:r>
+        <w:t xml:space="preserve">-</w:t>
+      </w:r>
+      <w:r>
+        <w:t xml:space="preserve"> </w:t>
+      </w:r>
+      <w:r>
+        <w:rPr>
+          <w:bCs/>
+          <w:b/>
+        </w:rPr>
+        <w:t xml:space="preserve">Limitação conhecida:</w:t>
+      </w:r>
+      <w:r>
+        <w:t xml:space="preserve"> </w:t>
+      </w:r>
+      <w:r>
+        <w:t xml:space="preserve">a regra não confere o token do convite ao criar o registro de técnico, porque o core não o grava no registro. Quem soubesse o código aleatório da empresa poderia entrar como técnico. Para fechar, o core precisaria gravar o token (mudança só de acréscimo, a combinar).</w:t>
+      </w:r>
+      <w:r>
+        <w:t xml:space="preserve"> </w:t>
+      </w:r>
+      <w:r>
+        <w:t xml:space="preserve">-</w:t>
+      </w:r>
+      <w:r>
+        <w:t xml:space="preserve"> </w:t>
+      </w:r>
+      <w:r>
+        <w:rPr>
+          <w:bCs/>
+          <w:b/>
+        </w:rPr>
+        <w:t xml:space="preserve">Coleção própria de um app:</w:t>
+      </w:r>
+      <w:r>
+        <w:t xml:space="preserve"> </w:t>
+      </w:r>
+      <w:r>
+        <w:t xml:space="preserve">há um modelo comentado no fim do arquivo (dados só do dono).</w:t>
+      </w:r>
+    </w:p>
+    <w:bookmarkEnd w:id="44"/>
+    <w:bookmarkStart w:id="45" w:name="seções-finais-do-livro"/>
+    <w:p>
+      <w:pPr>
+        <w:pStyle w:val="Heading3"/>
+      </w:pPr>
+      <w:r>
         <w:t xml:space="preserve">Seções finais do livro</w:t>
       </w:r>
     </w:p>
@@ -6219,7 +8186,7 @@
       <w:pPr>
         <w:numPr>
           <w:ilvl w:val="0"/>
-          <w:numId w:val="1020"/>
+          <w:numId w:val="1021"/>
         </w:numPr>
         <w:pStyle w:val="Compact"/>
       </w:pPr>
@@ -6234,14 +8201,14 @@
         <w:t xml:space="preserve"> </w:t>
       </w:r>
       <w:r>
-        <w:t xml:space="preserve">sempre valem as regras 1 a 3, 5 a 22, 39, 40 e 47 a 53. Grupos marcáveis: A banco ativo (4, 46), B login (23 a 32), C PF/PJ (33 a 38, 41, 42), D produto (43), E backup (44), F PDF (45), G dashboard (54).</w:t>
-      </w:r>
-    </w:p>
-    <w:p>
-      <w:pPr>
-        <w:numPr>
-          <w:ilvl w:val="0"/>
-          <w:numId w:val="1020"/>
+        <w:t xml:space="preserve">sempre valem as regras 1 a 3, 5 a 22, 39, 40, 47 a 53 e 55. Grupos marcáveis: A banco ativo (4, 46), B login (23 a 32), C PF/PJ (33 a 38, 41, 42), D produto (43), E backup (44), F PDF (45), G dashboard (54).</w:t>
+      </w:r>
+    </w:p>
+    <w:p>
+      <w:pPr>
+        <w:numPr>
+          <w:ilvl w:val="0"/>
+          <w:numId w:val="1021"/>
         </w:numPr>
         <w:pStyle w:val="Compact"/>
       </w:pPr>
@@ -6263,7 +8230,7 @@
       <w:pPr>
         <w:numPr>
           <w:ilvl w:val="0"/>
-          <w:numId w:val="1020"/>
+          <w:numId w:val="1021"/>
         </w:numPr>
         <w:pStyle w:val="Compact"/>
       </w:pPr>
@@ -6285,7 +8252,7 @@
       <w:pPr>
         <w:numPr>
           <w:ilvl w:val="0"/>
-          <w:numId w:val="1020"/>
+          <w:numId w:val="1021"/>
         </w:numPr>
         <w:pStyle w:val="Compact"/>
       </w:pPr>
@@ -6337,7 +8304,7 @@
       <w:pPr>
         <w:numPr>
           <w:ilvl w:val="0"/>
-          <w:numId w:val="1020"/>
+          <w:numId w:val="1021"/>
         </w:numPr>
         <w:pStyle w:val="Compact"/>
       </w:pPr>
@@ -6355,9 +8322,9 @@
         <w:t xml:space="preserve">anotação numerada dos apps que já seguem o livro.</w:t>
       </w:r>
     </w:p>
-    <w:bookmarkEnd w:id="42"/>
-    <w:bookmarkEnd w:id="43"/>
-    <w:bookmarkStart w:id="47" w:name="parte-4.-changelog-da-biblioteca"/>
+    <w:bookmarkEnd w:id="45"/>
+    <w:bookmarkEnd w:id="46"/>
+    <w:bookmarkStart w:id="50" w:name="parte-4.-changelog-da-biblioteca"/>
     <w:p>
       <w:pPr>
         <w:pStyle w:val="Heading2"/>
@@ -6374,7 +8341,7 @@
         <w:t xml:space="preserve">Cada linha diz o que mudou e o que isso exige dos apps. As versões v1.x e v2.x do core vieram antes do livro atual; as versões v3.x são niveladas entre livro, core, templates e documentos legais.</w:t>
       </w:r>
     </w:p>
-    <w:bookmarkStart w:id="44" w:name="versões-v3.x-niveladas"/>
+    <w:bookmarkStart w:id="47" w:name="versões-v3.x-niveladas"/>
     <w:p>
       <w:pPr>
         <w:pStyle w:val="Heading3"/>
@@ -6387,7 +8354,99 @@
       <w:pPr>
         <w:numPr>
           <w:ilvl w:val="0"/>
-          <w:numId w:val="1021"/>
+          <w:numId w:val="1022"/>
+        </w:numPr>
+        <w:pStyle w:val="Compact"/>
+      </w:pPr>
+      <w:r>
+        <w:rPr>
+          <w:bCs/>
+          <w:b/>
+        </w:rPr>
+        <w:t xml:space="preserve">v3.9</w:t>
+      </w:r>
+      <w:r>
+        <w:t xml:space="preserve">: máscaras automáticas em todo campo com formato fixo (regras 38 a 40): novo</w:t>
+      </w:r>
+      <w:r>
+        <w:t xml:space="preserve"> </w:t>
+      </w:r>
+      <w:r>
+        <w:rPr>
+          <w:rStyle w:val="VerbatimChar"/>
+        </w:rPr>
+        <w:t xml:space="preserve">FenixCore.mascaras</w:t>
+      </w:r>
+      <w:r>
+        <w:t xml:space="preserve">, ligado por</w:t>
+      </w:r>
+      <w:r>
+        <w:t xml:space="preserve"> </w:t>
+      </w:r>
+      <w:r>
+        <w:rPr>
+          <w:rStyle w:val="VerbatimChar"/>
+        </w:rPr>
+        <w:t xml:space="preserve">data-mask</w:t>
+      </w:r>
+      <w:r>
+        <w:t xml:space="preserve"> </w:t>
+      </w:r>
+      <w:r>
+        <w:t xml:space="preserve">e</w:t>
+      </w:r>
+      <w:r>
+        <w:t xml:space="preserve"> </w:t>
+      </w:r>
+      <w:r>
+        <w:rPr>
+          <w:rStyle w:val="VerbatimChar"/>
+        </w:rPr>
+        <w:t xml:space="preserve">mascaras.auto()</w:t>
+      </w:r>
+      <w:r>
+        <w:t xml:space="preserve">; CPF e CNPJ no mesmo campo, moeda pelos centavos, telefone, CEP, data, hora, placa, IP, MAC, percentual e número. O Painel testa as máscaras e tem um grupo para digitar. Apps: SIM, na próxima alteração cada app troca as máscaras próprias pelas do core.</w:t>
+      </w:r>
+    </w:p>
+    <w:p>
+      <w:pPr>
+        <w:numPr>
+          <w:ilvl w:val="0"/>
+          <w:numId w:val="1022"/>
+        </w:numPr>
+        <w:pStyle w:val="Compact"/>
+      </w:pPr>
+      <w:r>
+        <w:rPr>
+          <w:bCs/>
+          <w:b/>
+        </w:rPr>
+        <w:t xml:space="preserve">v3.8</w:t>
+      </w:r>
+      <w:r>
+        <w:t xml:space="preserve">: nova regra 55 (roteiro para trazer um app antigo ao padrão, seção 9). Novo arquivo-base</w:t>
+      </w:r>
+      <w:r>
+        <w:t xml:space="preserve"> </w:t>
+      </w:r>
+      <w:r>
+        <w:rPr>
+          <w:rStyle w:val="VerbatimChar"/>
+        </w:rPr>
+        <w:t xml:space="preserve">firestore.rules</w:t>
+      </w:r>
+      <w:r>
+        <w:t xml:space="preserve"> </w:t>
+      </w:r>
+      <w:r>
+        <w:t xml:space="preserve">(proposta de regras do Firestore para as coleções do core), com duas cópias, nos Endereços oficiais e no Painel; a regra 46 aponta para ele. Apps: nada.</w:t>
+      </w:r>
+    </w:p>
+    <w:p>
+      <w:pPr>
+        <w:numPr>
+          <w:ilvl w:val="0"/>
+          <w:numId w:val="1022"/>
         </w:numPr>
         <w:pStyle w:val="Compact"/>
       </w:pPr>
@@ -6448,7 +8507,7 @@
       <w:pPr>
         <w:numPr>
           <w:ilvl w:val="0"/>
-          <w:numId w:val="1021"/>
+          <w:numId w:val="1022"/>
         </w:numPr>
         <w:pStyle w:val="Compact"/>
       </w:pPr>
@@ -6494,7 +8553,7 @@
       <w:pPr>
         <w:numPr>
           <w:ilvl w:val="0"/>
-          <w:numId w:val="1021"/>
+          <w:numId w:val="1022"/>
         </w:numPr>
         <w:pStyle w:val="Compact"/>
       </w:pPr>
@@ -6558,7 +8617,7 @@
       <w:pPr>
         <w:numPr>
           <w:ilvl w:val="0"/>
-          <w:numId w:val="1021"/>
+          <w:numId w:val="1022"/>
         </w:numPr>
         <w:pStyle w:val="Compact"/>
       </w:pPr>
@@ -6604,7 +8663,7 @@
       <w:pPr>
         <w:numPr>
           <w:ilvl w:val="0"/>
-          <w:numId w:val="1021"/>
+          <w:numId w:val="1022"/>
         </w:numPr>
         <w:pStyle w:val="Compact"/>
       </w:pPr>
@@ -6713,7 +8772,7 @@
       <w:pPr>
         <w:numPr>
           <w:ilvl w:val="0"/>
-          <w:numId w:val="1021"/>
+          <w:numId w:val="1022"/>
         </w:numPr>
         <w:pStyle w:val="Compact"/>
       </w:pPr>
@@ -6732,7 +8791,7 @@
       <w:pPr>
         <w:numPr>
           <w:ilvl w:val="0"/>
-          <w:numId w:val="1021"/>
+          <w:numId w:val="1022"/>
         </w:numPr>
         <w:pStyle w:val="Compact"/>
       </w:pPr>
@@ -6766,7 +8825,7 @@
       <w:pPr>
         <w:numPr>
           <w:ilvl w:val="0"/>
-          <w:numId w:val="1021"/>
+          <w:numId w:val="1022"/>
         </w:numPr>
         <w:pStyle w:val="Compact"/>
       </w:pPr>
@@ -6781,8 +8840,8 @@
         <w:t xml:space="preserve">: nivelamento: livro, core, templates e documentos legais passam a ter o mesmo número; duas cópias de tudo que tem versão. Apps: passam a sair também com a cópia neutra.</w:t>
       </w:r>
     </w:p>
-    <w:bookmarkEnd w:id="44"/>
-    <w:bookmarkStart w:id="45" w:name="livro-das-regras-antes-do-nivelamento"/>
+    <w:bookmarkEnd w:id="47"/>
+    <w:bookmarkStart w:id="48" w:name="livro-das-regras-antes-do-nivelamento"/>
     <w:p>
       <w:pPr>
         <w:pStyle w:val="Heading3"/>
@@ -6795,7 +8854,7 @@
       <w:pPr>
         <w:numPr>
           <w:ilvl w:val="0"/>
-          <w:numId w:val="1022"/>
+          <w:numId w:val="1023"/>
         </w:numPr>
         <w:pStyle w:val="Compact"/>
       </w:pPr>
@@ -6814,7 +8873,7 @@
       <w:pPr>
         <w:numPr>
           <w:ilvl w:val="0"/>
-          <w:numId w:val="1022"/>
+          <w:numId w:val="1023"/>
         </w:numPr>
         <w:pStyle w:val="Compact"/>
       </w:pPr>
@@ -6833,7 +8892,7 @@
       <w:pPr>
         <w:numPr>
           <w:ilvl w:val="0"/>
-          <w:numId w:val="1022"/>
+          <w:numId w:val="1023"/>
         </w:numPr>
         <w:pStyle w:val="Compact"/>
       </w:pPr>
@@ -6852,7 +8911,7 @@
       <w:pPr>
         <w:numPr>
           <w:ilvl w:val="0"/>
-          <w:numId w:val="1022"/>
+          <w:numId w:val="1023"/>
         </w:numPr>
         <w:pStyle w:val="Compact"/>
       </w:pPr>
@@ -6883,7 +8942,7 @@
       <w:pPr>
         <w:numPr>
           <w:ilvl w:val="0"/>
-          <w:numId w:val="1022"/>
+          <w:numId w:val="1023"/>
         </w:numPr>
         <w:pStyle w:val="Compact"/>
       </w:pPr>
@@ -6902,7 +8961,7 @@
       <w:pPr>
         <w:numPr>
           <w:ilvl w:val="0"/>
-          <w:numId w:val="1022"/>
+          <w:numId w:val="1023"/>
         </w:numPr>
         <w:pStyle w:val="Compact"/>
       </w:pPr>
@@ -6921,7 +8980,7 @@
       <w:pPr>
         <w:numPr>
           <w:ilvl w:val="0"/>
-          <w:numId w:val="1022"/>
+          <w:numId w:val="1023"/>
         </w:numPr>
         <w:pStyle w:val="Compact"/>
       </w:pPr>
@@ -6940,7 +8999,7 @@
       <w:pPr>
         <w:numPr>
           <w:ilvl w:val="0"/>
-          <w:numId w:val="1022"/>
+          <w:numId w:val="1023"/>
         </w:numPr>
         <w:pStyle w:val="Compact"/>
       </w:pPr>
@@ -6959,7 +9018,7 @@
       <w:pPr>
         <w:numPr>
           <w:ilvl w:val="0"/>
-          <w:numId w:val="1022"/>
+          <w:numId w:val="1023"/>
         </w:numPr>
         <w:pStyle w:val="Compact"/>
       </w:pPr>
@@ -6974,8 +9033,8 @@
         <w:t xml:space="preserve">: anotação dos apps já no padrão. Apps: não.</w:t>
       </w:r>
     </w:p>
-    <w:bookmarkEnd w:id="45"/>
-    <w:bookmarkStart w:id="46" w:name="X739d55319bdc378c575dba88db06b7b4450b864"/>
+    <w:bookmarkEnd w:id="48"/>
+    <w:bookmarkStart w:id="49" w:name="X739d55319bdc378c575dba88db06b7b4450b864"/>
     <w:p>
       <w:pPr>
         <w:pStyle w:val="Heading3"/>
@@ -6988,7 +9047,72 @@
       <w:pPr>
         <w:numPr>
           <w:ilvl w:val="0"/>
-          <w:numId w:val="1023"/>
+          <w:numId w:val="1024"/>
+        </w:numPr>
+        <w:pStyle w:val="Compact"/>
+      </w:pPr>
+      <w:r>
+        <w:rPr>
+          <w:bCs/>
+          <w:b/>
+        </w:rPr>
+        <w:t xml:space="preserve">v3.9</w:t>
+      </w:r>
+      <w:r>
+        <w:t xml:space="preserve">:</w:t>
+      </w:r>
+      <w:r>
+        <w:t xml:space="preserve"> </w:t>
+      </w:r>
+      <w:r>
+        <w:rPr>
+          <w:rStyle w:val="VerbatimChar"/>
+        </w:rPr>
+        <w:t xml:space="preserve">FenixCore.mascaras</w:t>
+      </w:r>
+      <w:r>
+        <w:t xml:space="preserve"> </w:t>
+      </w:r>
+      <w:r>
+        <w:t xml:space="preserve">(máscaras automáticas e funções de apoio, seção 2.13).</w:t>
+      </w:r>
+    </w:p>
+    <w:p>
+      <w:pPr>
+        <w:numPr>
+          <w:ilvl w:val="0"/>
+          <w:numId w:val="1024"/>
+        </w:numPr>
+        <w:pStyle w:val="Compact"/>
+      </w:pPr>
+      <w:r>
+        <w:rPr>
+          <w:bCs/>
+          <w:b/>
+        </w:rPr>
+        <w:t xml:space="preserve">v3.5</w:t>
+      </w:r>
+      <w:r>
+        <w:t xml:space="preserve">:</w:t>
+      </w:r>
+      <w:r>
+        <w:t xml:space="preserve"> </w:t>
+      </w:r>
+      <w:r>
+        <w:rPr>
+          <w:rStyle w:val="VerbatimChar"/>
+        </w:rPr>
+        <w:t xml:space="preserve">localidades.buscarPorCEPSemBanco</w:t>
+      </w:r>
+      <w:r>
+        <w:t xml:space="preserve">.</w:t>
+      </w:r>
+    </w:p>
+    <w:p>
+      <w:pPr>
+        <w:numPr>
+          <w:ilvl w:val="0"/>
+          <w:numId w:val="1024"/>
         </w:numPr>
         <w:pStyle w:val="Compact"/>
       </w:pPr>
@@ -7034,7 +9158,7 @@
       <w:pPr>
         <w:numPr>
           <w:ilvl w:val="0"/>
-          <w:numId w:val="1023"/>
+          <w:numId w:val="1024"/>
         </w:numPr>
         <w:pStyle w:val="Compact"/>
       </w:pPr>
@@ -7173,7 +9297,7 @@
       <w:pPr>
         <w:numPr>
           <w:ilvl w:val="0"/>
-          <w:numId w:val="1023"/>
+          <w:numId w:val="1024"/>
         </w:numPr>
         <w:pStyle w:val="Compact"/>
       </w:pPr>
@@ -7219,7 +9343,7 @@
       <w:pPr>
         <w:numPr>
           <w:ilvl w:val="0"/>
-          <w:numId w:val="1023"/>
+          <w:numId w:val="1024"/>
         </w:numPr>
         <w:pStyle w:val="Compact"/>
       </w:pPr>
@@ -7286,7 +9410,7 @@
       <w:pPr>
         <w:numPr>
           <w:ilvl w:val="0"/>
-          <w:numId w:val="1023"/>
+          <w:numId w:val="1024"/>
         </w:numPr>
         <w:pStyle w:val="Compact"/>
       </w:pPr>
@@ -7350,7 +9474,7 @@
       <w:pPr>
         <w:numPr>
           <w:ilvl w:val="0"/>
-          <w:numId w:val="1023"/>
+          <w:numId w:val="1024"/>
         </w:numPr>
         <w:pStyle w:val="Compact"/>
       </w:pPr>
@@ -7396,7 +9520,7 @@
       <w:pPr>
         <w:numPr>
           <w:ilvl w:val="0"/>
-          <w:numId w:val="1023"/>
+          <w:numId w:val="1024"/>
         </w:numPr>
         <w:pStyle w:val="Compact"/>
       </w:pPr>
@@ -7427,7 +9551,7 @@
       <w:pPr>
         <w:numPr>
           <w:ilvl w:val="0"/>
-          <w:numId w:val="1023"/>
+          <w:numId w:val="1024"/>
         </w:numPr>
         <w:pStyle w:val="Compact"/>
       </w:pPr>
@@ -7476,7 +9600,7 @@
       <w:pPr>
         <w:numPr>
           <w:ilvl w:val="0"/>
-          <w:numId w:val="1023"/>
+          <w:numId w:val="1024"/>
         </w:numPr>
         <w:pStyle w:val="Compact"/>
       </w:pPr>
@@ -7495,7 +9619,7 @@
       <w:pPr>
         <w:numPr>
           <w:ilvl w:val="0"/>
-          <w:numId w:val="1023"/>
+          <w:numId w:val="1024"/>
         </w:numPr>
         <w:pStyle w:val="Compact"/>
       </w:pPr>
@@ -7514,7 +9638,7 @@
       <w:pPr>
         <w:numPr>
           <w:ilvl w:val="0"/>
-          <w:numId w:val="1023"/>
+          <w:numId w:val="1024"/>
         </w:numPr>
         <w:pStyle w:val="Compact"/>
       </w:pPr>
@@ -7548,7 +9672,7 @@
       <w:pPr>
         <w:numPr>
           <w:ilvl w:val="0"/>
-          <w:numId w:val="1023"/>
+          <w:numId w:val="1024"/>
         </w:numPr>
         <w:pStyle w:val="Compact"/>
       </w:pPr>
@@ -7582,7 +9706,7 @@
       <w:pPr>
         <w:numPr>
           <w:ilvl w:val="0"/>
-          <w:numId w:val="1023"/>
+          <w:numId w:val="1024"/>
         </w:numPr>
         <w:pStyle w:val="Compact"/>
       </w:pPr>
@@ -7597,9 +9721,9 @@
         <w:t xml:space="preserve">: módulo base: pessoas, produtos e serviços, localidades.</w:t>
       </w:r>
     </w:p>
-    <w:bookmarkEnd w:id="46"/>
-    <w:bookmarkEnd w:id="47"/>
-    <w:bookmarkStart w:id="48" w:name="Xa6704dc26446374b7bec430b9a703ded3460d80"/>
+    <w:bookmarkEnd w:id="49"/>
+    <w:bookmarkEnd w:id="50"/>
+    <w:bookmarkStart w:id="51" w:name="Xa6704dc26446374b7bec430b9a703ded3460d80"/>
     <w:p>
       <w:pPr>
         <w:pStyle w:val="Heading2"/>
@@ -7612,7 +9736,7 @@
       <w:pPr>
         <w:numPr>
           <w:ilvl w:val="0"/>
-          <w:numId w:val="1024"/>
+          <w:numId w:val="1025"/>
         </w:numPr>
         <w:pStyle w:val="Compact"/>
       </w:pPr>
@@ -7639,7 +9763,7 @@
       <w:pPr>
         <w:numPr>
           <w:ilvl w:val="0"/>
-          <w:numId w:val="1024"/>
+          <w:numId w:val="1025"/>
         </w:numPr>
         <w:pStyle w:val="Compact"/>
       </w:pPr>
@@ -7678,7 +9802,7 @@
       <w:pPr>
         <w:numPr>
           <w:ilvl w:val="0"/>
-          <w:numId w:val="1024"/>
+          <w:numId w:val="1025"/>
         </w:numPr>
         <w:pStyle w:val="Compact"/>
       </w:pPr>
@@ -7705,7 +9829,7 @@
       <w:pPr>
         <w:numPr>
           <w:ilvl w:val="0"/>
-          <w:numId w:val="1024"/>
+          <w:numId w:val="1025"/>
         </w:numPr>
         <w:pStyle w:val="Compact"/>
       </w:pPr>
@@ -7717,7 +9841,7 @@
       <w:pPr>
         <w:numPr>
           <w:ilvl w:val="0"/>
-          <w:numId w:val="1024"/>
+          <w:numId w:val="1025"/>
         </w:numPr>
         <w:pStyle w:val="Compact"/>
       </w:pPr>
@@ -7729,12 +9853,42 @@
       <w:pPr>
         <w:numPr>
           <w:ilvl w:val="0"/>
-          <w:numId w:val="1024"/>
-        </w:numPr>
-        <w:pStyle w:val="Compact"/>
-      </w:pPr>
-      <w:r>
-        <w:t xml:space="preserve">Cadastros: CPF e CNPJ com máscara e validação,</w:t>
+          <w:numId w:val="1025"/>
+        </w:numPr>
+        <w:pStyle w:val="Compact"/>
+      </w:pPr>
+      <w:r>
+        <w:t xml:space="preserve">Cadastros: campos com</w:t>
+      </w:r>
+      <w:r>
+        <w:t xml:space="preserve"> </w:t>
+      </w:r>
+      <w:r>
+        <w:rPr>
+          <w:rStyle w:val="VerbatimChar"/>
+        </w:rPr>
+        <w:t xml:space="preserve">data-mask</w:t>
+      </w:r>
+      <w:r>
+        <w:t xml:space="preserve"> </w:t>
+      </w:r>
+      <w:r>
+        <w:t xml:space="preserve">e</w:t>
+      </w:r>
+      <w:r>
+        <w:t xml:space="preserve"> </w:t>
+      </w:r>
+      <w:r>
+        <w:rPr>
+          <w:rStyle w:val="VerbatimChar"/>
+        </w:rPr>
+        <w:t xml:space="preserve">FenixCore.mascaras.auto()</w:t>
+      </w:r>
+      <w:r>
+        <w:t xml:space="preserve"> </w:t>
+      </w:r>
+      <w:r>
+        <w:t xml:space="preserve">(CPF/CNPJ, CEP, telefone, moeda), validação de CPF e CNPJ,</w:t>
       </w:r>
       <w:r>
         <w:t xml:space="preserve"> </w:t>
@@ -7768,7 +9922,7 @@
       <w:pPr>
         <w:numPr>
           <w:ilvl w:val="0"/>
-          <w:numId w:val="1024"/>
+          <w:numId w:val="1025"/>
         </w:numPr>
         <w:pStyle w:val="Compact"/>
       </w:pPr>
@@ -7780,7 +9934,7 @@
       <w:pPr>
         <w:numPr>
           <w:ilvl w:val="0"/>
-          <w:numId w:val="1024"/>
+          <w:numId w:val="1025"/>
         </w:numPr>
         <w:pStyle w:val="Compact"/>
       </w:pPr>
@@ -7867,7 +10021,7 @@
       <w:pPr>
         <w:numPr>
           <w:ilvl w:val="0"/>
-          <w:numId w:val="1024"/>
+          <w:numId w:val="1025"/>
         </w:numPr>
         <w:pStyle w:val="Compact"/>
       </w:pPr>
@@ -7894,7 +10048,7 @@
       <w:pPr>
         <w:numPr>
           <w:ilvl w:val="0"/>
-          <w:numId w:val="1024"/>
+          <w:numId w:val="1025"/>
         </w:numPr>
         <w:pStyle w:val="Compact"/>
       </w:pPr>
@@ -7917,8 +10071,16 @@
         <w:t xml:space="preserve">.</w:t>
       </w:r>
     </w:p>
-    <w:bookmarkEnd w:id="48"/>
-    <w:bookmarkEnd w:id="49"/>
+    <w:p>
+      <w:pPr>
+        <w:pStyle w:val="FirstParagraph"/>
+      </w:pPr>
+      <w:r>
+        <w:t xml:space="preserve">App que já existe? Em vez desta receita, siga o roteiro da regra 55 (selo, Ficha, inventário, proteção dos dados e cinco etapas).</w:t>
+      </w:r>
+    </w:p>
+    <w:bookmarkEnd w:id="51"/>
+    <w:bookmarkEnd w:id="52"/>
     <w:sectPr/>
   </w:body>
 </w:document>
@@ -8773,6 +10935,91 @@
     </w:lvl>
     <w:lvl w:ilvl="8">
       <w:start w:val="54"/>
+      <w:numFmt w:val="decimal"/>
+      <w:lvlText w:val="%9."/>
+      <w:lvlJc w:val="left"/>
+      <w:pPr>
+        <w:ind w:left="6480" w:hanging="480"/>
+      </w:pPr>
+    </w:lvl>
+  </w:abstractNum>
+  <w:abstractNum w:abstractNumId="994155">
+    <w:nsid w:val="A994155"/>
+    <w:multiLevelType w:val="multilevel"/>
+    <w:lvl w:ilvl="0">
+      <w:start w:val="55"/>
+      <w:numFmt w:val="decimal"/>
+      <w:lvlText w:val="%1."/>
+      <w:lvlJc w:val="left"/>
+      <w:pPr>
+        <w:ind w:left="720" w:hanging="480"/>
+      </w:pPr>
+    </w:lvl>
+    <w:lvl w:ilvl="1">
+      <w:start w:val="55"/>
+      <w:numFmt w:val="decimal"/>
+      <w:lvlText w:val="%2."/>
+      <w:lvlJc w:val="left"/>
+      <w:pPr>
+        <w:ind w:left="1440" w:hanging="480"/>
+      </w:pPr>
+    </w:lvl>
+    <w:lvl w:ilvl="2">
+      <w:start w:val="55"/>
+      <w:numFmt w:val="decimal"/>
+      <w:lvlText w:val="%3."/>
+      <w:lvlJc w:val="left"/>
+      <w:pPr>
+        <w:ind w:left="2160" w:hanging="480"/>
+      </w:pPr>
+    </w:lvl>
+    <w:lvl w:ilvl="3">
+      <w:start w:val="55"/>
+      <w:numFmt w:val="decimal"/>
+      <w:lvlText w:val="%4."/>
+      <w:lvlJc w:val="left"/>
+      <w:pPr>
+        <w:ind w:left="2880" w:hanging="480"/>
+      </w:pPr>
+    </w:lvl>
+    <w:lvl w:ilvl="4">
+      <w:start w:val="55"/>
+      <w:numFmt w:val="decimal"/>
+      <w:lvlText w:val="%5."/>
+      <w:lvlJc w:val="left"/>
+      <w:pPr>
+        <w:ind w:left="3600" w:hanging="480"/>
+      </w:pPr>
+    </w:lvl>
+    <w:lvl w:ilvl="5">
+      <w:start w:val="55"/>
+      <w:numFmt w:val="decimal"/>
+      <w:lvlText w:val="%6."/>
+      <w:lvlJc w:val="left"/>
+      <w:pPr>
+        <w:ind w:left="4320" w:hanging="480"/>
+      </w:pPr>
+    </w:lvl>
+    <w:lvl w:ilvl="6">
+      <w:start w:val="55"/>
+      <w:numFmt w:val="decimal"/>
+      <w:lvlText w:val="%7."/>
+      <w:lvlJc w:val="left"/>
+      <w:pPr>
+        <w:ind w:left="5040" w:hanging="480"/>
+      </w:pPr>
+    </w:lvl>
+    <w:lvl w:ilvl="7">
+      <w:start w:val="55"/>
+      <w:numFmt w:val="decimal"/>
+      <w:lvlText w:val="%8."/>
+      <w:lvlJc w:val="left"/>
+      <w:pPr>
+        <w:ind w:left="5760" w:hanging="480"/>
+      </w:pPr>
+    </w:lvl>
+    <w:lvl w:ilvl="8">
+      <w:start w:val="55"/>
       <w:numFmt w:val="decimal"/>
       <w:lvlText w:val="%9."/>
       <w:lvlJc w:val="left"/>
@@ -9058,7 +11305,34 @@
     </w:lvlOverride>
   </w:num>
   <w:num w:numId="1020">
-    <w:abstractNumId w:val="991"/>
+    <w:abstractNumId w:val="994155"/>
+    <w:lvlOverride w:ilvl="0">
+      <w:startOverride w:val="55"/>
+    </w:lvlOverride>
+    <w:lvlOverride w:ilvl="1">
+      <w:startOverride w:val="55"/>
+    </w:lvlOverride>
+    <w:lvlOverride w:ilvl="2">
+      <w:startOverride w:val="55"/>
+    </w:lvlOverride>
+    <w:lvlOverride w:ilvl="3">
+      <w:startOverride w:val="55"/>
+    </w:lvlOverride>
+    <w:lvlOverride w:ilvl="4">
+      <w:startOverride w:val="55"/>
+    </w:lvlOverride>
+    <w:lvlOverride w:ilvl="5">
+      <w:startOverride w:val="55"/>
+    </w:lvlOverride>
+    <w:lvlOverride w:ilvl="6">
+      <w:startOverride w:val="55"/>
+    </w:lvlOverride>
+    <w:lvlOverride w:ilvl="7">
+      <w:startOverride w:val="55"/>
+    </w:lvlOverride>
+    <w:lvlOverride w:ilvl="8">
+      <w:startOverride w:val="55"/>
+    </w:lvlOverride>
   </w:num>
   <w:num w:numId="1021">
     <w:abstractNumId w:val="991"/>
@@ -9070,6 +11344,9 @@
     <w:abstractNumId w:val="991"/>
   </w:num>
   <w:num w:numId="1024">
+    <w:abstractNumId w:val="991"/>
+  </w:num>
+  <w:num w:numId="1025">
     <w:abstractNumId w:val="99411"/>
     <w:lvlOverride w:ilvl="0">
       <w:startOverride w:val="1"/>

--- a/DOC/fenix-guia-da-biblioteca.docx
+++ b/DOC/fenix-guia-da-biblioteca.docx
@@ -2,13 +2,13 @@
 <file path=word/document.xml><?xml version="1.0" encoding="utf-8"?>
 <w:document xmlns:w="http://schemas.openxmlformats.org/wordprocessingml/2006/main" xmlns:m="http://schemas.openxmlformats.org/officeDocument/2006/math" xmlns:r="http://schemas.openxmlformats.org/officeDocument/2006/relationships" xmlns:o="urn:schemas-microsoft-com:office:office" xmlns:v="urn:schemas-microsoft-com:vml" xmlns:w10="urn:schemas-microsoft-com:office:word" xmlns:a="http://schemas.openxmlformats.org/drawingml/2006/main" xmlns:pic="http://schemas.openxmlformats.org/drawingml/2006/picture" xmlns:wp="http://schemas.openxmlformats.org/drawingml/2006/wordprocessingDrawing">
   <w:body>
-    <w:bookmarkStart w:id="52" w:name="guia-da-biblioteca-fênix-v3.9"/>
+    <w:bookmarkStart w:id="52" w:name="guia-da-biblioteca-fênix-v4.0"/>
     <w:p>
       <w:pPr>
         <w:pStyle w:val="Heading1"/>
       </w:pPr>
       <w:r>
-        <w:t xml:space="preserve">GUIA DA BIBLIOTECA FÊNIX (v3.9)</w:t>
+        <w:t xml:space="preserve">GUIA DA BIBLIOTECA FÊNIX (v4.0)</w:t>
       </w:r>
     </w:p>
     <w:p>
@@ -235,7 +235,7 @@
               <w:jc w:val="left"/>
             </w:pPr>
             <w:r>
-              <w:t xml:space="preserve">Proposta de regras de segurança do Firestore para as coleções do core (regra 46). Só vale depois que você comparar com o console e publicar.</w:t>
+              <w:t xml:space="preserve">Regras de segurança do Firestore: parte das publicadas no console e traz os reforços v4.0 (regra 46). Publique primeiro o core, depois as regras no console.</w:t>
             </w:r>
           </w:p>
         </w:tc>
@@ -458,7 +458,7 @@
               <w:rPr>
                 <w:rStyle w:val="VerbatimChar"/>
               </w:rPr>
-              <w:t xml:space="preserve">Fênix-Logo-Silver.png</w:t>
+              <w:t xml:space="preserve">Fenix_Logo_Silver.png</w:t>
             </w:r>
             <w:r>
               <w:t xml:space="preserve">,</w:t>
@@ -470,7 +470,7 @@
               <w:rPr>
                 <w:rStyle w:val="VerbatimChar"/>
               </w:rPr>
-              <w:t xml:space="preserve">Fênix-Logo-Gray.png</w:t>
+              <w:t xml:space="preserve">Fenix_Logo_Gray.png</w:t>
             </w:r>
           </w:p>
         </w:tc>
@@ -765,7 +765,7 @@
         <w:rPr>
           <w:rStyle w:val="VerbatimChar"/>
         </w:rPr>
-        <w:t xml:space="preserve">-v3.9</w:t>
+        <w:t xml:space="preserve">-v4.0</w:t>
       </w:r>
       <w:r>
         <w:t xml:space="preserve">), só para controle interno.</w:t>
@@ -4787,7 +4787,67 @@
               <w:jc w:val="left"/>
             </w:pPr>
             <w:r>
-              <w:t xml:space="preserve">Os dígitos entram pelos centavos; o ponto dos milhares aparece sozinho.</w:t>
+              <w:t xml:space="preserve">Sem zero na frente: 1 dígito fica</w:t>
+            </w:r>
+            <w:r>
+              <w:t xml:space="preserve"> </w:t>
+            </w:r>
+            <w:r>
+              <w:rPr>
+                <w:rStyle w:val="VerbatimChar"/>
+              </w:rPr>
+              <w:t xml:space="preserve">R$ 1</w:t>
+            </w:r>
+            <w:r>
+              <w:t xml:space="preserve">; 2 viram</w:t>
+            </w:r>
+            <w:r>
+              <w:t xml:space="preserve"> </w:t>
+            </w:r>
+            <w:r>
+              <w:rPr>
+                <w:rStyle w:val="VerbatimChar"/>
+              </w:rPr>
+              <w:t xml:space="preserve">R$ 1,0</w:t>
+            </w:r>
+            <w:r>
+              <w:t xml:space="preserve">; 3 viram</w:t>
+            </w:r>
+            <w:r>
+              <w:t xml:space="preserve"> </w:t>
+            </w:r>
+            <w:r>
+              <w:rPr>
+                <w:rStyle w:val="VerbatimChar"/>
+              </w:rPr>
+              <w:t xml:space="preserve">R$ 1,00</w:t>
+            </w:r>
+            <w:r>
+              <w:t xml:space="preserve">; 4 viram</w:t>
+            </w:r>
+            <w:r>
+              <w:t xml:space="preserve"> </w:t>
+            </w:r>
+            <w:r>
+              <w:rPr>
+                <w:rStyle w:val="VerbatimChar"/>
+              </w:rPr>
+              <w:t xml:space="preserve">R$ 10,00</w:t>
+            </w:r>
+            <w:r>
+              <w:t xml:space="preserve">; 6 viram</w:t>
+            </w:r>
+            <w:r>
+              <w:t xml:space="preserve"> </w:t>
+            </w:r>
+            <w:r>
+              <w:rPr>
+                <w:rStyle w:val="VerbatimChar"/>
+              </w:rPr>
+              <w:t xml:space="preserve">R$ 1.000,00</w:t>
+            </w:r>
+            <w:r>
+              <w:t xml:space="preserve">. Começando com zero vêm os decimais.</w:t>
             </w:r>
           </w:p>
         </w:tc>
@@ -4799,19 +4859,16 @@
               <w:jc w:val="left"/>
             </w:pPr>
             <w:r>
-              <w:t xml:space="preserve">1 vira</w:t>
-            </w:r>
-            <w:r>
-              <w:t xml:space="preserve"> </w:t>
-            </w:r>
-            <w:r>
               <w:rPr>
                 <w:rStyle w:val="VerbatimChar"/>
               </w:rPr>
-              <w:t xml:space="preserve">R$ 0,01</w:t>
-            </w:r>
-            <w:r>
-              <w:t xml:space="preserve">; 100 vira</w:t>
+              <w:t xml:space="preserve">100000</w:t>
+            </w:r>
+            <w:r>
+              <w:t xml:space="preserve"> </w:t>
+            </w:r>
+            <w:r>
+              <w:t xml:space="preserve">vira</w:t>
             </w:r>
             <w:r>
               <w:t xml:space="preserve"> </w:t>
@@ -4820,10 +4877,10 @@
               <w:rPr>
                 <w:rStyle w:val="VerbatimChar"/>
               </w:rPr>
-              <w:t xml:space="preserve">R$ 1,00</w:t>
-            </w:r>
-            <w:r>
-              <w:t xml:space="preserve">; 1000 vira</w:t>
+              <w:t xml:space="preserve">R$ 1.000,00</w:t>
+            </w:r>
+            <w:r>
+              <w:t xml:space="preserve">;</w:t>
             </w:r>
             <w:r>
               <w:t xml:space="preserve"> </w:t>
@@ -4832,10 +4889,13 @@
               <w:rPr>
                 <w:rStyle w:val="VerbatimChar"/>
               </w:rPr>
-              <w:t xml:space="preserve">R$ 10,00</w:t>
-            </w:r>
-            <w:r>
-              <w:t xml:space="preserve">; 123456 vira</w:t>
+              <w:t xml:space="preserve">01</w:t>
+            </w:r>
+            <w:r>
+              <w:t xml:space="preserve"> </w:t>
+            </w:r>
+            <w:r>
+              <w:t xml:space="preserve">vira</w:t>
             </w:r>
             <w:r>
               <w:t xml:space="preserve"> </w:t>
@@ -4844,7 +4904,34 @@
               <w:rPr>
                 <w:rStyle w:val="VerbatimChar"/>
               </w:rPr>
-              <w:t xml:space="preserve">R$ 1.234,56</w:t>
+              <w:t xml:space="preserve">R$ 0,1</w:t>
+            </w:r>
+            <w:r>
+              <w:t xml:space="preserve">;</w:t>
+            </w:r>
+            <w:r>
+              <w:t xml:space="preserve"> </w:t>
+            </w:r>
+            <w:r>
+              <w:rPr>
+                <w:rStyle w:val="VerbatimChar"/>
+              </w:rPr>
+              <w:t xml:space="preserve">010</w:t>
+            </w:r>
+            <w:r>
+              <w:t xml:space="preserve"> </w:t>
+            </w:r>
+            <w:r>
+              <w:t xml:space="preserve">vira</w:t>
+            </w:r>
+            <w:r>
+              <w:t xml:space="preserve"> </w:t>
+            </w:r>
+            <w:r>
+              <w:rPr>
+                <w:rStyle w:val="VerbatimChar"/>
+              </w:rPr>
+              <w:t xml:space="preserve">R$ 0,10</w:t>
             </w:r>
           </w:p>
         </w:tc>
@@ -5320,6 +5407,225 @@
           </w:p>
         </w:tc>
       </w:tr>
+      <w:tr>
+        <w:tc>
+          <w:tcPr/>
+          <w:p>
+            <w:pPr>
+              <w:pStyle w:val="Compact"/>
+              <w:jc w:val="left"/>
+            </w:pPr>
+            <w:r>
+              <w:rPr>
+                <w:rStyle w:val="VerbatimChar"/>
+              </w:rPr>
+              <w:t xml:space="preserve">ie</w:t>
+            </w:r>
+          </w:p>
+        </w:tc>
+        <w:tc>
+          <w:tcPr/>
+          <w:p>
+            <w:pPr>
+              <w:pStyle w:val="Compact"/>
+              <w:jc w:val="left"/>
+            </w:pPr>
+            <w:r>
+              <w:t xml:space="preserve">Inscrição estadual. Informe a UF em</w:t>
+            </w:r>
+            <w:r>
+              <w:t xml:space="preserve"> </w:t>
+            </w:r>
+            <w:r>
+              <w:rPr>
+                <w:rStyle w:val="VerbatimChar"/>
+              </w:rPr>
+              <w:t xml:space="preserve">data-mask-uf</w:t>
+            </w:r>
+            <w:r>
+              <w:t xml:space="preserve">: SE, BA e SP têm formato próprio; as outras UFs ficam só com dígitos. Aceita</w:t>
+            </w:r>
+            <w:r>
+              <w:t xml:space="preserve"> </w:t>
+            </w:r>
+            <w:r>
+              <w:rPr>
+                <w:rStyle w:val="VerbatimChar"/>
+              </w:rPr>
+              <w:t xml:space="preserve">ISENTO</w:t>
+            </w:r>
+            <w:r>
+              <w:t xml:space="preserve">.</w:t>
+            </w:r>
+          </w:p>
+        </w:tc>
+        <w:tc>
+          <w:tcPr/>
+          <w:p>
+            <w:pPr>
+              <w:pStyle w:val="Compact"/>
+              <w:jc w:val="left"/>
+            </w:pPr>
+            <w:r>
+              <w:t xml:space="preserve">UF</w:t>
+            </w:r>
+            <w:r>
+              <w:t xml:space="preserve"> </w:t>
+            </w:r>
+            <w:r>
+              <w:rPr>
+                <w:rStyle w:val="VerbatimChar"/>
+              </w:rPr>
+              <w:t xml:space="preserve">SE</w:t>
+            </w:r>
+            <w:r>
+              <w:t xml:space="preserve">:</w:t>
+            </w:r>
+            <w:r>
+              <w:t xml:space="preserve"> </w:t>
+            </w:r>
+            <w:r>
+              <w:rPr>
+                <w:rStyle w:val="VerbatimChar"/>
+              </w:rPr>
+              <w:t xml:space="preserve">123456789</w:t>
+            </w:r>
+            <w:r>
+              <w:t xml:space="preserve"> </w:t>
+            </w:r>
+            <w:r>
+              <w:t xml:space="preserve">vira</w:t>
+            </w:r>
+            <w:r>
+              <w:t xml:space="preserve"> </w:t>
+            </w:r>
+            <w:r>
+              <w:rPr>
+                <w:rStyle w:val="VerbatimChar"/>
+              </w:rPr>
+              <w:t xml:space="preserve">12345678-9</w:t>
+            </w:r>
+          </w:p>
+        </w:tc>
+      </w:tr>
+      <w:tr>
+        <w:tc>
+          <w:tcPr/>
+          <w:p>
+            <w:pPr>
+              <w:pStyle w:val="Compact"/>
+              <w:jc w:val="left"/>
+            </w:pPr>
+            <w:r>
+              <w:rPr>
+                <w:rStyle w:val="VerbatimChar"/>
+              </w:rPr>
+              <w:t xml:space="preserve">rg</w:t>
+            </w:r>
+          </w:p>
+        </w:tc>
+        <w:tc>
+          <w:tcPr/>
+          <w:p>
+            <w:pPr>
+              <w:pStyle w:val="Compact"/>
+              <w:jc w:val="left"/>
+            </w:pPr>
+            <w:r>
+              <w:t xml:space="preserve">Números e a letra X, sem pontuação (cada estado usa um formato).</w:t>
+            </w:r>
+          </w:p>
+        </w:tc>
+        <w:tc>
+          <w:tcPr/>
+          <w:p>
+            <w:pPr>
+              <w:pStyle w:val="Compact"/>
+              <w:jc w:val="left"/>
+            </w:pPr>
+            <w:r>
+              <w:rPr>
+                <w:rStyle w:val="VerbatimChar"/>
+              </w:rPr>
+              <w:t xml:space="preserve">12.345.678-x</w:t>
+            </w:r>
+            <w:r>
+              <w:t xml:space="preserve"> </w:t>
+            </w:r>
+            <w:r>
+              <w:t xml:space="preserve">vira</w:t>
+            </w:r>
+            <w:r>
+              <w:t xml:space="preserve"> </w:t>
+            </w:r>
+            <w:r>
+              <w:rPr>
+                <w:rStyle w:val="VerbatimChar"/>
+              </w:rPr>
+              <w:t xml:space="preserve">12345678X</w:t>
+            </w:r>
+          </w:p>
+        </w:tc>
+      </w:tr>
+      <w:tr>
+        <w:tc>
+          <w:tcPr/>
+          <w:p>
+            <w:pPr>
+              <w:pStyle w:val="Compact"/>
+              <w:jc w:val="left"/>
+            </w:pPr>
+            <w:r>
+              <w:rPr>
+                <w:rStyle w:val="VerbatimChar"/>
+              </w:rPr>
+              <w:t xml:space="preserve">uf</w:t>
+            </w:r>
+          </w:p>
+        </w:tc>
+        <w:tc>
+          <w:tcPr/>
+          <w:p>
+            <w:pPr>
+              <w:pStyle w:val="Compact"/>
+              <w:jc w:val="left"/>
+            </w:pPr>
+            <w:r>
+              <w:t xml:space="preserve">Duas letras, maiúsculas.</w:t>
+            </w:r>
+          </w:p>
+        </w:tc>
+        <w:tc>
+          <w:tcPr/>
+          <w:p>
+            <w:pPr>
+              <w:pStyle w:val="Compact"/>
+              <w:jc w:val="left"/>
+            </w:pPr>
+            <w:r>
+              <w:rPr>
+                <w:rStyle w:val="VerbatimChar"/>
+              </w:rPr>
+              <w:t xml:space="preserve">se1</w:t>
+            </w:r>
+            <w:r>
+              <w:t xml:space="preserve"> </w:t>
+            </w:r>
+            <w:r>
+              <w:t xml:space="preserve">vira</w:t>
+            </w:r>
+            <w:r>
+              <w:t xml:space="preserve"> </w:t>
+            </w:r>
+            <w:r>
+              <w:rPr>
+                <w:rStyle w:val="VerbatimChar"/>
+              </w:rPr>
+              <w:t xml:space="preserve">SE</w:t>
+            </w:r>
+          </w:p>
+        </w:tc>
+      </w:tr>
     </w:tbl>
     <w:p>
       <w:pPr>
@@ -5624,6 +5930,72 @@
           <w:bCs/>
           <w:b/>
         </w:rPr>
+        <w:t xml:space="preserve">,</w:t>
+      </w:r>
+      <w:r>
+        <w:rPr>
+          <w:bCs/>
+          <w:b/>
+        </w:rPr>
+        <w:t xml:space="preserve"> </w:t>
+      </w:r>
+      <w:r>
+        <w:rPr>
+          <w:rStyle w:val="VerbatimChar"/>
+          <w:bCs/>
+          <w:b/>
+        </w:rPr>
+        <w:t xml:space="preserve">ie(valor, uf)</w:t>
+      </w:r>
+      <w:r>
+        <w:rPr>
+          <w:bCs/>
+          <w:b/>
+        </w:rPr>
+        <w:t xml:space="preserve">,</w:t>
+      </w:r>
+      <w:r>
+        <w:rPr>
+          <w:bCs/>
+          <w:b/>
+        </w:rPr>
+        <w:t xml:space="preserve"> </w:t>
+      </w:r>
+      <w:r>
+        <w:rPr>
+          <w:rStyle w:val="VerbatimChar"/>
+          <w:bCs/>
+          <w:b/>
+        </w:rPr>
+        <w:t xml:space="preserve">rg</w:t>
+      </w:r>
+      <w:r>
+        <w:rPr>
+          <w:bCs/>
+          <w:b/>
+        </w:rPr>
+        <w:t xml:space="preserve">,</w:t>
+      </w:r>
+      <w:r>
+        <w:rPr>
+          <w:bCs/>
+          <w:b/>
+        </w:rPr>
+        <w:t xml:space="preserve"> </w:t>
+      </w:r>
+      <w:r>
+        <w:rPr>
+          <w:rStyle w:val="VerbatimChar"/>
+          <w:bCs/>
+          <w:b/>
+        </w:rPr>
+        <w:t xml:space="preserve">uf</w:t>
+      </w:r>
+      <w:r>
+        <w:rPr>
+          <w:bCs/>
+          <w:b/>
+        </w:rPr>
         <w:t xml:space="preserve">:</w:t>
       </w:r>
       <w:r>
@@ -5860,7 +6232,7 @@
         <w:t xml:space="preserve"> </w:t>
       </w:r>
       <w:r>
-        <w:t xml:space="preserve">na moeda, as máscaras não aceitam valor negativo, e o valor inicial de um campo deve ser posto com</w:t>
+        <w:t xml:space="preserve">a moeda não aceita valor negativo, e o valor inicial de um campo deve ser posto com</w:t>
       </w:r>
       <w:r>
         <w:t xml:space="preserve"> </w:t>
@@ -5882,6 +6254,78 @@
           <w:rStyle w:val="VerbatimChar"/>
         </w:rPr>
         <w:t xml:space="preserve">value</w:t>
+      </w:r>
+      <w:r>
+        <w:t xml:space="preserve">.</w:t>
+      </w:r>
+      <w:r>
+        <w:t xml:space="preserve"> </w:t>
+      </w:r>
+      <w:r>
+        <w:rPr>
+          <w:rStyle w:val="VerbatimChar"/>
+        </w:rPr>
+        <w:t xml:space="preserve">moedaParaNumero</w:t>
+      </w:r>
+      <w:r>
+        <w:t xml:space="preserve"> </w:t>
+      </w:r>
+      <w:r>
+        <w:t xml:space="preserve">lê o texto mostrado (com vírgula decimal):</w:t>
+      </w:r>
+      <w:r>
+        <w:t xml:space="preserve"> </w:t>
+      </w:r>
+      <w:r>
+        <w:rPr>
+          <w:rStyle w:val="VerbatimChar"/>
+        </w:rPr>
+        <w:t xml:space="preserve">"R$ 1.234,56"</w:t>
+      </w:r>
+      <w:r>
+        <w:t xml:space="preserve"> </w:t>
+      </w:r>
+      <w:r>
+        <w:t xml:space="preserve">vira</w:t>
+      </w:r>
+      <w:r>
+        <w:t xml:space="preserve"> </w:t>
+      </w:r>
+      <w:r>
+        <w:rPr>
+          <w:rStyle w:val="VerbatimChar"/>
+        </w:rPr>
+        <w:t xml:space="preserve">1234.56</w:t>
+      </w:r>
+      <w:r>
+        <w:t xml:space="preserve"> </w:t>
+      </w:r>
+      <w:r>
+        <w:t xml:space="preserve">e</w:t>
+      </w:r>
+      <w:r>
+        <w:t xml:space="preserve"> </w:t>
+      </w:r>
+      <w:r>
+        <w:rPr>
+          <w:rStyle w:val="VerbatimChar"/>
+        </w:rPr>
+        <w:t xml:space="preserve">"R$ 1,0"</w:t>
+      </w:r>
+      <w:r>
+        <w:t xml:space="preserve"> </w:t>
+      </w:r>
+      <w:r>
+        <w:t xml:space="preserve">vira</w:t>
+      </w:r>
+      <w:r>
+        <w:t xml:space="preserve"> </w:t>
+      </w:r>
+      <w:r>
+        <w:rPr>
+          <w:rStyle w:val="VerbatimChar"/>
+        </w:rPr>
+        <w:t xml:space="preserve">1</w:t>
       </w:r>
       <w:r>
         <w:t xml:space="preserve">.</w:t>
@@ -7077,7 +7521,7 @@
         <w:t xml:space="preserve"> </w:t>
       </w:r>
       <w:r>
-        <w:t xml:space="preserve">enquanto digita (CPF e CNPJ no mesmo campo, CEP, telefone, moeda, percentual, data, hora, placa, IP, MAC, número), ligadas por</w:t>
+        <w:t xml:space="preserve">enquanto digita (CPF e CNPJ no mesmo campo, CEP, telefone, moeda, percentual, data, hora, placa, IP, MAC, número, inscrição estadual, RG, UF), ligadas por</w:t>
       </w:r>
       <w:r>
         <w:t xml:space="preserve"> </w:t>
@@ -7147,7 +7591,7 @@
         <w:t xml:space="preserve">data-mask="moeda"</w:t>
       </w:r>
       <w:r>
-        <w:t xml:space="preserve">, dígitos pelos centavos).</w:t>
+        <w:t xml:space="preserve">; o campo põe a vírgula e os pontos sozinho).</w:t>
       </w:r>
     </w:p>
     <w:p>
@@ -7776,20 +8220,83 @@
         <w:pStyle w:val="FirstParagraph"/>
       </w:pPr>
       <w:r>
-        <w:t xml:space="preserve">O arquivo está na raiz da biblioteca. É uma</w:t>
-      </w:r>
-      <w:r>
-        <w:t xml:space="preserve"> </w:t>
-      </w:r>
-      <w:r>
-        <w:rPr>
-          <w:bCs/>
-          <w:b/>
-        </w:rPr>
-        <w:t xml:space="preserve">proposta</w:t>
-      </w:r>
-      <w:r>
-        <w:t xml:space="preserve">: compare com o que está publicado no console do Firebase (projeto fenix-core) antes de publicar e teste no</w:t>
+        <w:t xml:space="preserve">O arquivo está na raiz da biblioteca e</w:t>
+      </w:r>
+      <w:r>
+        <w:t xml:space="preserve"> </w:t>
+      </w:r>
+      <w:r>
+        <w:rPr>
+          <w:bCs/>
+          <w:b/>
+        </w:rPr>
+        <w:t xml:space="preserve">parte das regras publicadas no seu console</w:t>
+      </w:r>
+      <w:r>
+        <w:t xml:space="preserve"> </w:t>
+      </w:r>
+      <w:r>
+        <w:t xml:space="preserve">(as versões registradas no cabeçalho). O que já funcionava foi mantido; o que mudou na v4.0 está marcado com</w:t>
+      </w:r>
+      <w:r>
+        <w:t xml:space="preserve"> </w:t>
+      </w:r>
+      <w:r>
+        <w:rPr>
+          <w:rStyle w:val="VerbatimChar"/>
+        </w:rPr>
+        <w:t xml:space="preserve">[v4.0]</w:t>
+      </w:r>
+      <w:r>
+        <w:t xml:space="preserve">. Tudo que não está liberado é negado.</w:t>
+      </w:r>
+    </w:p>
+    <w:p>
+      <w:pPr>
+        <w:pStyle w:val="BodyText"/>
+      </w:pPr>
+      <w:r>
+        <w:rPr>
+          <w:bCs/>
+          <w:b/>
+        </w:rPr>
+        <w:t xml:space="preserve">Ordem para publicar:</w:t>
+      </w:r>
+      <w:r>
+        <w:t xml:space="preserve"> </w:t>
+      </w:r>
+      <w:r>
+        <w:t xml:space="preserve">1) o</w:t>
+      </w:r>
+      <w:r>
+        <w:t xml:space="preserve"> </w:t>
+      </w:r>
+      <w:r>
+        <w:rPr>
+          <w:rStyle w:val="VerbatimChar"/>
+        </w:rPr>
+        <w:t xml:space="preserve">fenix-core.js</w:t>
+      </w:r>
+      <w:r>
+        <w:t xml:space="preserve"> </w:t>
+      </w:r>
+      <w:r>
+        <w:t xml:space="preserve">v4.0 no GitHub (ele passa a gravar o</w:t>
+      </w:r>
+      <w:r>
+        <w:t xml:space="preserve"> </w:t>
+      </w:r>
+      <w:r>
+        <w:rPr>
+          <w:rStyle w:val="VerbatimChar"/>
+        </w:rPr>
+        <w:t xml:space="preserve">conviteToken</w:t>
+      </w:r>
+      <w:r>
+        <w:t xml:space="preserve"> </w:t>
+      </w:r>
+      <w:r>
+        <w:t xml:space="preserve">no registro do técnico); 2) só depois estas regras no console. Teste antes no</w:t>
       </w:r>
       <w:r>
         <w:t xml:space="preserve"> </w:t>
@@ -7804,17 +8311,20 @@
         <w:t xml:space="preserve">”</w:t>
       </w:r>
       <w:r>
-        <w:t xml:space="preserve">. Tudo que não está liberado é negado.</w:t>
-      </w:r>
-      <w:r>
-        <w:t xml:space="preserve"> </w:t>
-      </w:r>
-      <w:r>
-        <w:t xml:space="preserve">-</w:t>
-      </w:r>
-      <w:r>
-        <w:t xml:space="preserve"> </w:t>
-      </w:r>
+        <w:t xml:space="preserve"> </w:t>
+      </w:r>
+      <w:r>
+        <w:t xml:space="preserve">(roteiro abaixo).</w:t>
+      </w:r>
+    </w:p>
+    <w:p>
+      <w:pPr>
+        <w:numPr>
+          <w:ilvl w:val="0"/>
+          <w:numId w:val="1021"/>
+        </w:numPr>
+        <w:pStyle w:val="Compact"/>
+      </w:pPr>
       <w:r>
         <w:rPr>
           <w:bCs/>
@@ -7829,7 +8339,7 @@
         <w:rPr>
           <w:rStyle w:val="VerbatimChar"/>
         </w:rPr>
-        <w:t xml:space="preserve">logado</w:t>
+        <w:t xml:space="preserve">autenticado</w:t>
       </w:r>
       <w:r>
         <w:t xml:space="preserve">,</w:t>
@@ -7841,335 +8351,675 @@
         <w:rPr>
           <w:rStyle w:val="VerbatimChar"/>
         </w:rPr>
-        <w:t xml:space="preserve">ehMembro</w:t>
-      </w:r>
-      <w:r>
-        <w:t xml:space="preserve"> </w:t>
-      </w:r>
-      <w:r>
-        <w:t xml:space="preserve">(membro aprovado da empresa),</w:t>
-      </w:r>
-      <w:r>
-        <w:t xml:space="preserve"> </w:t>
-      </w:r>
-      <w:r>
-        <w:rPr>
-          <w:rStyle w:val="VerbatimChar"/>
-        </w:rPr>
-        <w:t xml:space="preserve">ehDono</w:t>
-      </w:r>
-      <w:r>
-        <w:t xml:space="preserve"> </w:t>
-      </w:r>
-      <w:r>
-        <w:t xml:space="preserve">(membro aprovado com papel dono) e</w:t>
-      </w:r>
-      <w:r>
-        <w:t xml:space="preserve"> </w:t>
-      </w:r>
-      <w:r>
-        <w:rPr>
-          <w:rStyle w:val="VerbatimChar"/>
-        </w:rPr>
-        <w:t xml:space="preserve">vinculoCombinaComMembro</w:t>
+        <w:t xml:space="preserve">pertenceAEmpresa</w:t>
+      </w:r>
+      <w:r>
+        <w:t xml:space="preserve"> </w:t>
+      </w:r>
+      <w:r>
+        <w:t xml:space="preserve">(vínculo aprovado em</w:t>
+      </w:r>
+      <w:r>
+        <w:t xml:space="preserve"> </w:t>
+      </w:r>
+      <w:r>
+        <w:rPr>
+          <w:rStyle w:val="VerbatimChar"/>
+        </w:rPr>
+        <w:t xml:space="preserve">usuarios_empresa</w:t>
+      </w:r>
+      <w:r>
+        <w:t xml:space="preserve">),</w:t>
+      </w:r>
+      <w:r>
+        <w:t xml:space="preserve"> </w:t>
+      </w:r>
+      <w:r>
+        <w:rPr>
+          <w:rStyle w:val="VerbatimChar"/>
+        </w:rPr>
+        <w:t xml:space="preserve">souDonoDaEmpresa</w:t>
+      </w:r>
+      <w:r>
+        <w:t xml:space="preserve">, e, novas,</w:t>
+      </w:r>
+      <w:r>
+        <w:t xml:space="preserve"> </w:t>
+      </w:r>
+      <w:r>
+        <w:rPr>
+          <w:rStyle w:val="VerbatimChar"/>
+        </w:rPr>
+        <w:t xml:space="preserve">temVinculoAprovado</w:t>
+      </w:r>
+      <w:r>
+        <w:t xml:space="preserve">,</w:t>
+      </w:r>
+      <w:r>
+        <w:t xml:space="preserve"> </w:t>
+      </w:r>
+      <w:r>
+        <w:rPr>
+          <w:rStyle w:val="VerbatimChar"/>
+        </w:rPr>
+        <w:t xml:space="preserve">membroComPapel</w:t>
+      </w:r>
+      <w:r>
+        <w:t xml:space="preserve"> </w:t>
+      </w:r>
+      <w:r>
+        <w:t xml:space="preserve">e</w:t>
+      </w:r>
+      <w:r>
+        <w:t xml:space="preserve"> </w:t>
+      </w:r>
+      <w:r>
+        <w:rPr>
+          <w:rStyle w:val="VerbatimChar"/>
+        </w:rPr>
+        <w:t xml:space="preserve">conviteValido</w:t>
+      </w:r>
+      <w:r>
+        <w:t xml:space="preserve"> </w:t>
+      </w:r>
+      <w:r>
+        <w:t xml:space="preserve">(convite da empresa, não usado e não cancelado).</w:t>
+      </w:r>
+    </w:p>
+    <w:p>
+      <w:pPr>
+        <w:numPr>
+          <w:ilvl w:val="0"/>
+          <w:numId w:val="1021"/>
+        </w:numPr>
+        <w:pStyle w:val="Compact"/>
+      </w:pPr>
+      <w:r>
+        <w:rPr>
+          <w:bCs/>
+          <w:b/>
+        </w:rPr>
+        <w:t xml:space="preserve">Base compartilhada:</w:t>
+      </w:r>
+      <w:r>
+        <w:t xml:space="preserve"> </w:t>
+      </w:r>
+      <w:r>
+        <w:rPr>
+          <w:rStyle w:val="VerbatimChar"/>
+        </w:rPr>
+        <w:t xml:space="preserve">produtos_servicos</w:t>
+      </w:r>
+      <w:r>
+        <w:t xml:space="preserve"> </w:t>
+      </w:r>
+      <w:r>
+        <w:t xml:space="preserve">e</w:t>
+      </w:r>
+      <w:r>
+        <w:t xml:space="preserve"> </w:t>
+      </w:r>
+      <w:r>
+        <w:rPr>
+          <w:rStyle w:val="VerbatimChar"/>
+        </w:rPr>
+        <w:t xml:space="preserve">cidades</w:t>
+      </w:r>
+      <w:r>
+        <w:t xml:space="preserve"> </w:t>
+      </w:r>
+      <w:r>
+        <w:t xml:space="preserve">como antes.</w:t>
+      </w:r>
+      <w:r>
+        <w:t xml:space="preserve"> </w:t>
+      </w:r>
+      <w:r>
+        <w:rPr>
+          <w:bCs/>
+          <w:b/>
+        </w:rPr>
+        <w:t xml:space="preserve">[v4.0]</w:t>
+      </w:r>
+      <w:r>
+        <w:t xml:space="preserve"> </w:t>
+      </w:r>
+      <w:r>
+        <w:rPr>
+          <w:rStyle w:val="VerbatimChar"/>
+        </w:rPr>
+        <w:t xml:space="preserve">pessoas_fisicas</w:t>
+      </w:r>
+      <w:r>
+        <w:t xml:space="preserve"> </w:t>
+      </w:r>
+      <w:r>
+        <w:t xml:space="preserve">e</w:t>
+      </w:r>
+      <w:r>
+        <w:t xml:space="preserve"> </w:t>
+      </w:r>
+      <w:r>
+        <w:rPr>
+          <w:rStyle w:val="VerbatimChar"/>
+        </w:rPr>
+        <w:t xml:space="preserve">pessoas_juridicas</w:t>
+      </w:r>
+      <w:r>
+        <w:t xml:space="preserve"> </w:t>
+      </w:r>
+      <w:r>
+        <w:t xml:space="preserve">(CPF e CNPJ, dados pessoais) só para quem tem vínculo aprovado com uma empresa; antes, qualquer conta Google logada em qualquer app lia a base inteira.</w:t>
+      </w:r>
+    </w:p>
+    <w:p>
+      <w:pPr>
+        <w:numPr>
+          <w:ilvl w:val="0"/>
+          <w:numId w:val="1021"/>
+        </w:numPr>
+        <w:pStyle w:val="Compact"/>
+      </w:pPr>
+      <w:r>
+        <w:rPr>
+          <w:rStyle w:val="VerbatimChar"/>
+          <w:bCs/>
+          <w:b/>
+        </w:rPr>
+        <w:t xml:space="preserve">empresas/{id}</w:t>
+      </w:r>
+      <w:r>
+        <w:rPr>
+          <w:bCs/>
+          <w:b/>
+        </w:rPr>
+        <w:t xml:space="preserve">:</w:t>
+      </w:r>
+      <w:r>
+        <w:t xml:space="preserve"> </w:t>
+      </w:r>
+      <w:r>
+        <w:t xml:space="preserve">como estava (qualquer logado lê e cria; ninguém altera nem apaga).</w:t>
+      </w:r>
+    </w:p>
+    <w:p>
+      <w:pPr>
+        <w:numPr>
+          <w:ilvl w:val="0"/>
+          <w:numId w:val="1021"/>
+        </w:numPr>
+        <w:pStyle w:val="Compact"/>
+      </w:pPr>
+      <w:r>
+        <w:rPr>
+          <w:rStyle w:val="VerbatimChar"/>
+          <w:bCs/>
+          <w:b/>
+        </w:rPr>
+        <w:t xml:space="preserve">usuarios_empresa/{uid}</w:t>
+      </w:r>
+      <w:r>
+        <w:rPr>
+          <w:bCs/>
+          <w:b/>
+        </w:rPr>
+        <w:t xml:space="preserve">:</w:t>
+      </w:r>
+      <w:r>
+        <w:t xml:space="preserve"> </w:t>
+      </w:r>
+      <w:r>
+        <w:t xml:space="preserve">leitura e remoção como antes.</w:t>
+      </w:r>
+      <w:r>
+        <w:t xml:space="preserve"> </w:t>
+      </w:r>
+      <w:r>
+        <w:rPr>
+          <w:bCs/>
+          <w:b/>
+        </w:rPr>
+        <w:t xml:space="preserve">[v4.0]</w:t>
+      </w:r>
+      <w:r>
+        <w:t xml:space="preserve"> </w:t>
+      </w:r>
+      <w:r>
+        <w:t xml:space="preserve">criar o vínculo exige já ter o registro de membro da empresa com o mesmo papel; antes, qualquer logado criava o próprio vínculo como dono de qualquer empresa e passava a ver os dados dela. Atualizar sem trocar empresa nem papel continua livre.</w:t>
+      </w:r>
+    </w:p>
+    <w:p>
+      <w:pPr>
+        <w:numPr>
+          <w:ilvl w:val="0"/>
+          <w:numId w:val="1021"/>
+        </w:numPr>
+        <w:pStyle w:val="Compact"/>
+      </w:pPr>
+      <w:r>
+        <w:rPr>
+          <w:rStyle w:val="VerbatimChar"/>
+          <w:bCs/>
+          <w:b/>
+        </w:rPr>
+        <w:t xml:space="preserve">convites/{token}</w:t>
+      </w:r>
+      <w:r>
+        <w:rPr>
+          <w:bCs/>
+          <w:b/>
+        </w:rPr>
+        <w:t xml:space="preserve">:</w:t>
+      </w:r>
+      <w:r>
+        <w:t xml:space="preserve"> </w:t>
+      </w:r>
+      <w:r>
+        <w:t xml:space="preserve">ler um convite pelo token, listar e criar como antes.</w:t>
+      </w:r>
+      <w:r>
+        <w:t xml:space="preserve"> </w:t>
+      </w:r>
+      <w:r>
+        <w:rPr>
+          <w:bCs/>
+          <w:b/>
+        </w:rPr>
+        <w:t xml:space="preserve">[v4.0]</w:t>
+      </w:r>
+      <w:r>
+        <w:t xml:space="preserve"> </w:t>
+      </w:r>
+      <w:r>
+        <w:t xml:space="preserve">a alteração fica restrita: o titular só cancela; o convidado só marca como usado, uma vez, com o próprio uid. Antes, qualquer logado alterava qualquer campo de um convite não usado.</w:t>
+      </w:r>
+    </w:p>
+    <w:p>
+      <w:pPr>
+        <w:numPr>
+          <w:ilvl w:val="0"/>
+          <w:numId w:val="1021"/>
+        </w:numPr>
+        <w:pStyle w:val="Compact"/>
+      </w:pPr>
+      <w:r>
+        <w:rPr>
+          <w:bCs/>
+          <w:b/>
+        </w:rPr>
+        <w:t xml:space="preserve">[v4.0]</w:t>
+      </w:r>
+      <w:r>
+        <w:rPr>
+          <w:bCs/>
+          <w:b/>
+        </w:rPr>
+        <w:t xml:space="preserve"> </w:t>
+      </w:r>
+      <w:r>
+        <w:rPr>
+          <w:rStyle w:val="VerbatimChar"/>
+          <w:bCs/>
+          <w:b/>
+        </w:rPr>
+        <w:t xml:space="preserve">empresas/{id}/membros/{uid}</w:t>
+      </w:r>
+      <w:r>
+        <w:rPr>
+          <w:bCs/>
+          <w:b/>
+        </w:rPr>
+        <w:t xml:space="preserve">:</w:t>
+      </w:r>
+      <w:r>
+        <w:t xml:space="preserve"> </w:t>
+      </w:r>
+      <w:r>
+        <w:t xml:space="preserve">o dono cria o próprio registro (a empresa tem de ter</w:t>
+      </w:r>
+      <w:r>
+        <w:t xml:space="preserve"> </w:t>
+      </w:r>
+      <w:r>
+        <w:rPr>
+          <w:rStyle w:val="VerbatimChar"/>
+        </w:rPr>
+        <w:t xml:space="preserve">donoUid</w:t>
+      </w:r>
+      <w:r>
+        <w:t xml:space="preserve"> </w:t>
+      </w:r>
+      <w:r>
+        <w:t xml:space="preserve">igual ao uid); o técnico cria o seu com o</w:t>
+      </w:r>
+      <w:r>
+        <w:t xml:space="preserve"> </w:t>
+      </w:r>
+      <w:r>
+        <w:rPr>
+          <w:rStyle w:val="VerbatimChar"/>
+        </w:rPr>
+        <w:t xml:space="preserve">conviteToken</w:t>
+      </w:r>
+      <w:r>
+        <w:t xml:space="preserve"> </w:t>
+      </w:r>
+      <w:r>
+        <w:t xml:space="preserve">de um convite válido da empresa. Só o titular altera; o titular ou o próprio apaga.</w:t>
+      </w:r>
+    </w:p>
+    <w:p>
+      <w:pPr>
+        <w:numPr>
+          <w:ilvl w:val="0"/>
+          <w:numId w:val="1021"/>
+        </w:numPr>
+        <w:pStyle w:val="Compact"/>
+      </w:pPr>
+      <w:r>
+        <w:rPr>
+          <w:bCs/>
+          <w:b/>
+        </w:rPr>
+        <w:t xml:space="preserve">Dados da empresa</w:t>
+      </w:r>
+      <w:r>
+        <w:t xml:space="preserve"> </w:t>
+      </w:r>
+      <w:r>
+        <w:t xml:space="preserve">(pessoas,</w:t>
+      </w:r>
+      <w:r>
+        <w:t xml:space="preserve"> </w:t>
+      </w:r>
+      <w:r>
+        <w:rPr>
+          <w:rStyle w:val="VerbatimChar"/>
+        </w:rPr>
+        <w:t xml:space="preserve">appData</w:t>
+      </w:r>
+      <w:r>
+        <w:t xml:space="preserve">, materiais, famílias, produtos e serviços e as coleções de cada app): só membros aprovados leem e gravam.</w:t>
+      </w:r>
+      <w:r>
+        <w:t xml:space="preserve"> </w:t>
+      </w:r>
+      <w:r>
+        <w:rPr>
+          <w:bCs/>
+          <w:b/>
+        </w:rPr>
+        <w:t xml:space="preserve">[v4.0]</w:t>
+      </w:r>
+      <w:r>
+        <w:t xml:space="preserve"> </w:t>
+      </w:r>
+      <w:r>
+        <w:t xml:space="preserve">a gravação não vale para a coleção</w:t>
+      </w:r>
+      <w:r>
+        <w:t xml:space="preserve"> </w:t>
+      </w:r>
+      <w:r>
+        <w:rPr>
+          <w:rStyle w:val="VerbatimChar"/>
+        </w:rPr>
+        <w:t xml:space="preserve">membros</w:t>
       </w:r>
       <w:r>
         <w:t xml:space="preserve">.</w:t>
       </w:r>
-      <w:r>
-        <w:t xml:space="preserve"> </w:t>
-      </w:r>
-      <w:r>
-        <w:t xml:space="preserve">-</w:t>
-      </w:r>
-      <w:r>
-        <w:t xml:space="preserve"> </w:t>
-      </w:r>
-      <w:r>
-        <w:rPr>
-          <w:rStyle w:val="VerbatimChar"/>
-          <w:bCs/>
-          <w:b/>
+    </w:p>
+    <w:p>
+      <w:pPr>
+        <w:numPr>
+          <w:ilvl w:val="0"/>
+          <w:numId w:val="1021"/>
+        </w:numPr>
+        <w:pStyle w:val="Compact"/>
+      </w:pPr>
+      <w:r>
+        <w:rPr>
+          <w:rStyle w:val="VerbatimChar"/>
+          <w:bCs/>
+          <w:b/>
+        </w:rPr>
+        <w:t xml:space="preserve">dados_pessoais/{uid}</w:t>
+      </w:r>
+      <w:r>
+        <w:rPr>
+          <w:bCs/>
+          <w:b/>
+        </w:rPr>
+        <w:t xml:space="preserve">:</w:t>
+      </w:r>
+      <w:r>
+        <w:t xml:space="preserve"> </w:t>
+      </w:r>
+      <w:r>
+        <w:t xml:space="preserve">como estava (Gestor de Tempo e apps pessoais: cada um só vê o que está sob o próprio uid).</w:t>
+      </w:r>
+    </w:p>
+    <w:p>
+      <w:pPr>
+        <w:pStyle w:val="FirstParagraph"/>
+      </w:pPr>
+      <w:r>
+        <w:rPr>
+          <w:bCs/>
+          <w:b/>
+        </w:rPr>
+        <w:t xml:space="preserve">Roteiro de teste no Playground de regras</w:t>
+      </w:r>
+      <w:r>
+        <w:t xml:space="preserve"> </w:t>
+      </w:r>
+      <w:r>
+        <w:t xml:space="preserve">(todos com usuário logado de teste):</w:t>
+      </w:r>
+      <w:r>
+        <w:t xml:space="preserve"> </w:t>
+      </w:r>
+      <w:r>
+        <w:t xml:space="preserve">1. Dono cria empresa (grava a empresa, o registro de membro dono e o vínculo): permitido.</w:t>
+      </w:r>
+      <w:r>
+        <w:t xml:space="preserve"> </w:t>
+      </w:r>
+      <w:r>
+        <w:t xml:space="preserve">2. Usuário comum cria vínculo como dono de uma empresa que não é dele: negado.</w:t>
+      </w:r>
+      <w:r>
+        <w:t xml:space="preserve"> </w:t>
+      </w:r>
+      <w:r>
+        <w:t xml:space="preserve">3. Técnico aceita convite válido (grava membro com</w:t>
+      </w:r>
+      <w:r>
+        <w:t xml:space="preserve"> </w:t>
+      </w:r>
+      <w:r>
+        <w:rPr>
+          <w:rStyle w:val="VerbatimChar"/>
+        </w:rPr>
+        <w:t xml:space="preserve">conviteToken</w:t>
+      </w:r>
+      <w:r>
+        <w:t xml:space="preserve">, depois o vínculo, depois marca o convite como usado): permitido.</w:t>
+      </w:r>
+      <w:r>
+        <w:t xml:space="preserve"> </w:t>
+      </w:r>
+      <w:r>
+        <w:t xml:space="preserve">4. Técnico grava o registro de membro sem</w:t>
+      </w:r>
+      <w:r>
+        <w:t xml:space="preserve"> </w:t>
+      </w:r>
+      <w:r>
+        <w:rPr>
+          <w:rStyle w:val="VerbatimChar"/>
+        </w:rPr>
+        <w:t xml:space="preserve">conviteToken</w:t>
+      </w:r>
+      <w:r>
+        <w:t xml:space="preserve">, ou com convite cancelado ou já usado: negado.</w:t>
+      </w:r>
+      <w:r>
+        <w:t xml:space="preserve"> </w:t>
+      </w:r>
+      <w:r>
+        <w:t xml:space="preserve">5. Técnico lê os dados da empresa: permitido; grava na coleção</w:t>
+      </w:r>
+      <w:r>
+        <w:t xml:space="preserve"> </w:t>
+      </w:r>
+      <w:r>
+        <w:rPr>
+          <w:rStyle w:val="VerbatimChar"/>
+        </w:rPr>
+        <w:t xml:space="preserve">membros</w:t>
+      </w:r>
+      <w:r>
+        <w:t xml:space="preserve">: negado.</w:t>
+      </w:r>
+      <w:r>
+        <w:t xml:space="preserve"> </w:t>
+      </w:r>
+      <w:r>
+        <w:t xml:space="preserve">6. Usuário sem vínculo lê</w:t>
+      </w:r>
+      <w:r>
+        <w:t xml:space="preserve"> </w:t>
+      </w:r>
+      <w:r>
+        <w:rPr>
+          <w:rStyle w:val="VerbatimChar"/>
+        </w:rPr>
+        <w:t xml:space="preserve">pessoas_fisicas</w:t>
+      </w:r>
+      <w:r>
+        <w:t xml:space="preserve">: negado; com vínculo aprovado: permitido.</w:t>
+      </w:r>
+      <w:r>
+        <w:t xml:space="preserve"> </w:t>
+      </w:r>
+      <w:r>
+        <w:t xml:space="preserve">7. Gestor de Tempo grava em</w:t>
+      </w:r>
+      <w:r>
+        <w:t xml:space="preserve"> </w:t>
+      </w:r>
+      <w:r>
+        <w:rPr>
+          <w:rStyle w:val="VerbatimChar"/>
+        </w:rPr>
+        <w:t xml:space="preserve">dados_pessoais/{o próprio uid}</w:t>
+      </w:r>
+      <w:r>
+        <w:t xml:space="preserve">: permitido; no de outro usuário: negado.</w:t>
+      </w:r>
+    </w:p>
+    <w:p>
+      <w:pPr>
+        <w:pStyle w:val="BodyText"/>
+      </w:pPr>
+      <w:r>
+        <w:rPr>
+          <w:bCs/>
+          <w:b/>
+        </w:rPr>
+        <w:t xml:space="preserve">Pontos de atenção</w:t>
+      </w:r>
+      <w:r>
+        <w:t xml:space="preserve"> </w:t>
+      </w:r>
+      <w:r>
+        <w:t xml:space="preserve">- Um app com o core antigo guardado no cache do aparelho não grava o</w:t>
+      </w:r>
+      <w:r>
+        <w:t xml:space="preserve"> </w:t>
+      </w:r>
+      <w:r>
+        <w:rPr>
+          <w:rStyle w:val="VerbatimChar"/>
+        </w:rPr>
+        <w:t xml:space="preserve">conviteToken</w:t>
+      </w:r>
+      <w:r>
+        <w:t xml:space="preserve">, então não consegue aceitar convite até abrir com internet e baixar o core novo.</w:t>
+      </w:r>
+      <w:r>
+        <w:t xml:space="preserve"> </w:t>
+      </w:r>
+      <w:r>
+        <w:t xml:space="preserve">- Pelas regras que estavam publicadas, o</w:t>
+      </w:r>
+      <w:r>
+        <w:t xml:space="preserve"> </w:t>
+      </w:r>
+      <w:r>
+        <w:rPr>
+          <w:rStyle w:val="VerbatimChar"/>
+        </w:rPr>
+        <w:t xml:space="preserve">criarEmpresa</w:t>
+      </w:r>
+      <w:r>
+        <w:t xml:space="preserve"> </w:t>
+      </w:r>
+      <w:r>
+        <w:t xml:space="preserve">do core gravava o registro de membro antes de existir o vínculo e era negado; agora passa. Se o Fênix Ativos tem fluxo próprio para criar empresa, ele segue funcionando.</w:t>
+      </w:r>
+      <w:r>
+        <w:t xml:space="preserve"> </w:t>
+      </w:r>
+      <w:r>
+        <w:t xml:space="preserve">- Mantidos como estavam no console: a regra</w:t>
+      </w:r>
+      <w:r>
+        <w:t xml:space="preserve"> </w:t>
+      </w:r>
+      <w:r>
+        <w:rPr>
+          <w:rStyle w:val="VerbatimChar"/>
+        </w:rPr>
+        <w:t xml:space="preserve">empresas/{id}/cidades</w:t>
+      </w:r>
+      <w:r>
+        <w:t xml:space="preserve"> </w:t>
+      </w:r>
+      <w:r>
+        <w:t xml:space="preserve">com</w:t>
+      </w:r>
+      <w:r>
+        <w:t xml:space="preserve"> </w:t>
+      </w:r>
+      <w:r>
+        <w:rPr>
+          <w:rStyle w:val="VerbatimChar"/>
+        </w:rPr>
+        <w:t xml:space="preserve">write: false</w:t>
+      </w:r>
+      <w:r>
+        <w:t xml:space="preserve"> </w:t>
+      </w:r>
+      <w:r>
+        <w:t xml:space="preserve">(o curinga da empresa já libera a gravação, então ela não bloqueia nada) e a leitura de</w:t>
+      </w:r>
+      <w:r>
+        <w:t xml:space="preserve"> </w:t>
+      </w:r>
+      <w:r>
+        <w:rPr>
+          <w:rStyle w:val="VerbatimChar"/>
         </w:rPr>
         <w:t xml:space="preserve">empresas/{id}</w:t>
       </w:r>
       <w:r>
-        <w:rPr>
-          <w:bCs/>
-          <w:b/>
-        </w:rPr>
-        <w:t xml:space="preserve">:</w:t>
-      </w:r>
-      <w:r>
-        <w:t xml:space="preserve"> </w:t>
-      </w:r>
-      <w:r>
-        <w:t xml:space="preserve">qualquer usuário logado cria a própria empresa (o</w:t>
-      </w:r>
-      <w:r>
-        <w:t xml:space="preserve"> </w:t>
-      </w:r>
-      <w:r>
-        <w:rPr>
-          <w:rStyle w:val="VerbatimChar"/>
-        </w:rPr>
-        <w:t xml:space="preserve">donoUid</w:t>
-      </w:r>
-      <w:r>
-        <w:t xml:space="preserve"> </w:t>
-      </w:r>
-      <w:r>
-        <w:t xml:space="preserve">tem de ser ele); só membros leem; só o dono altera ou apaga.</w:t>
-      </w:r>
-      <w:r>
-        <w:t xml:space="preserve"> </w:t>
-      </w:r>
-      <w:r>
-        <w:t xml:space="preserve">-</w:t>
-      </w:r>
-      <w:r>
-        <w:t xml:space="preserve"> </w:t>
-      </w:r>
-      <w:r>
-        <w:rPr>
-          <w:rStyle w:val="VerbatimChar"/>
-          <w:bCs/>
-          <w:b/>
-        </w:rPr>
-        <w:t xml:space="preserve">membros</w:t>
-      </w:r>
-      <w:r>
-        <w:rPr>
-          <w:bCs/>
-          <w:b/>
-        </w:rPr>
-        <w:t xml:space="preserve">:</w:t>
-      </w:r>
-      <w:r>
-        <w:t xml:space="preserve"> </w:t>
-      </w:r>
-      <w:r>
-        <w:t xml:space="preserve">o dono cria o próprio registro ao criar a empresa e quem aceita convite cria o seu como técnico; só o dono altera; o dono ou o próprio usuário apaga.</w:t>
-      </w:r>
-      <w:r>
-        <w:t xml:space="preserve"> </w:t>
-      </w:r>
-      <w:r>
-        <w:t xml:space="preserve">-</w:t>
-      </w:r>
-      <w:r>
-        <w:t xml:space="preserve"> </w:t>
-      </w:r>
-      <w:r>
-        <w:rPr>
-          <w:bCs/>
-          <w:b/>
-        </w:rPr>
-        <w:t xml:space="preserve">Resto da empresa</w:t>
-      </w:r>
-      <w:r>
-        <w:t xml:space="preserve"> </w:t>
-      </w:r>
-      <w:r>
-        <w:t xml:space="preserve">(pessoas,</w:t>
-      </w:r>
-      <w:r>
-        <w:t xml:space="preserve"> </w:t>
-      </w:r>
-      <w:r>
-        <w:rPr>
-          <w:rStyle w:val="VerbatimChar"/>
-        </w:rPr>
-        <w:t xml:space="preserve">appData</w:t>
-      </w:r>
-      <w:r>
-        <w:t xml:space="preserve">, materiais, famílias, produtos e serviços, coleções de cada app): só membros aprovados leem e gravam.</w:t>
-      </w:r>
-      <w:r>
-        <w:t xml:space="preserve"> </w:t>
-      </w:r>
-      <w:r>
-        <w:t xml:space="preserve">-</w:t>
-      </w:r>
-      <w:r>
-        <w:t xml:space="preserve"> </w:t>
-      </w:r>
-      <w:r>
-        <w:rPr>
-          <w:rStyle w:val="VerbatimChar"/>
-          <w:bCs/>
-          <w:b/>
-        </w:rPr>
-        <w:t xml:space="preserve">usuarios_empresa/{uid}</w:t>
-      </w:r>
-      <w:r>
-        <w:rPr>
-          <w:bCs/>
-          <w:b/>
-        </w:rPr>
-        <w:t xml:space="preserve">:</w:t>
-      </w:r>
-      <w:r>
-        <w:t xml:space="preserve"> </w:t>
-      </w:r>
-      <w:r>
-        <w:t xml:space="preserve">o usuário lê e grava só o próprio vínculo, e só se bater com o registro de membro dele; o dono pode apagar o vínculo de quem remover.</w:t>
-      </w:r>
-      <w:r>
-        <w:t xml:space="preserve"> </w:t>
-      </w:r>
-      <w:r>
-        <w:t xml:space="preserve">-</w:t>
-      </w:r>
-      <w:r>
-        <w:t xml:space="preserve"> </w:t>
-      </w:r>
-      <w:r>
-        <w:rPr>
-          <w:rStyle w:val="VerbatimChar"/>
-          <w:bCs/>
-          <w:b/>
-        </w:rPr>
-        <w:t xml:space="preserve">convites/{token}</w:t>
-      </w:r>
-      <w:r>
-        <w:rPr>
-          <w:bCs/>
-          <w:b/>
-        </w:rPr>
-        <w:t xml:space="preserve">:</w:t>
-      </w:r>
-      <w:r>
-        <w:t xml:space="preserve"> </w:t>
-      </w:r>
-      <w:r>
-        <w:t xml:space="preserve">só o dono cria e cancela; o convidado só marca como usado, uma vez; ler um convite exige estar logado (se um app lê antes do login, a linha tem um aviso de como liberar); ninguém apaga.</w:t>
-      </w:r>
-      <w:r>
-        <w:t xml:space="preserve"> </w:t>
-      </w:r>
-      <w:r>
-        <w:t xml:space="preserve">-</w:t>
-      </w:r>
-      <w:r>
-        <w:t xml:space="preserve"> </w:t>
-      </w:r>
-      <w:r>
-        <w:rPr>
-          <w:bCs/>
-          <w:b/>
-        </w:rPr>
-        <w:t xml:space="preserve">Base compartilhada</w:t>
-      </w:r>
-      <w:r>
-        <w:t xml:space="preserve"> </w:t>
-      </w:r>
-      <w:r>
-        <w:t xml:space="preserve">(</w:t>
-      </w:r>
-      <w:r>
-        <w:rPr>
-          <w:rStyle w:val="VerbatimChar"/>
-        </w:rPr>
-        <w:t xml:space="preserve">pessoas_fisicas</w:t>
-      </w:r>
-      <w:r>
-        <w:t xml:space="preserve">,</w:t>
-      </w:r>
-      <w:r>
-        <w:t xml:space="preserve"> </w:t>
-      </w:r>
-      <w:r>
-        <w:rPr>
-          <w:rStyle w:val="VerbatimChar"/>
-        </w:rPr>
-        <w:t xml:space="preserve">pessoas_juridicas</w:t>
-      </w:r>
-      <w:r>
-        <w:t xml:space="preserve">,</w:t>
-      </w:r>
-      <w:r>
-        <w:t xml:space="preserve"> </w:t>
-      </w:r>
-      <w:r>
-        <w:rPr>
-          <w:rStyle w:val="VerbatimChar"/>
-        </w:rPr>
-        <w:t xml:space="preserve">produtos_servicos</w:t>
-      </w:r>
-      <w:r>
-        <w:t xml:space="preserve">,</w:t>
-      </w:r>
-      <w:r>
-        <w:t xml:space="preserve"> </w:t>
-      </w:r>
-      <w:r>
-        <w:rPr>
-          <w:rStyle w:val="VerbatimChar"/>
-        </w:rPr>
-        <w:t xml:space="preserve">cidades</w:t>
-      </w:r>
-      <w:r>
-        <w:t xml:space="preserve"> </w:t>
-      </w:r>
-      <w:r>
-        <w:t xml:space="preserve">e</w:t>
-      </w:r>
-      <w:r>
-        <w:t xml:space="preserve"> </w:t>
-      </w:r>
-      <w:r>
-        <w:rPr>
-          <w:rStyle w:val="VerbatimChar"/>
-        </w:rPr>
-        <w:t xml:space="preserve">bairros</w:t>
-      </w:r>
-      <w:r>
-        <w:t xml:space="preserve">): usuário logado lê e grava, porque o core a desenhou comum a todos os apps. Só importa com o banco ativo.</w:t>
-      </w:r>
-      <w:r>
-        <w:t xml:space="preserve"> </w:t>
-      </w:r>
-      <w:r>
-        <w:t xml:space="preserve">-</w:t>
-      </w:r>
-      <w:r>
-        <w:t xml:space="preserve"> </w:t>
-      </w:r>
-      <w:r>
-        <w:rPr>
-          <w:bCs/>
-          <w:b/>
-        </w:rPr>
-        <w:t xml:space="preserve">Limitação conhecida:</w:t>
-      </w:r>
-      <w:r>
-        <w:t xml:space="preserve"> </w:t>
-      </w:r>
-      <w:r>
-        <w:t xml:space="preserve">a regra não confere o token do convite ao criar o registro de técnico, porque o core não o grava no registro. Quem soubesse o código aleatório da empresa poderia entrar como técnico. Para fechar, o core precisaria gravar o token (mudança só de acréscimo, a combinar).</w:t>
-      </w:r>
-      <w:r>
-        <w:t xml:space="preserve"> </w:t>
-      </w:r>
-      <w:r>
-        <w:t xml:space="preserve">-</w:t>
-      </w:r>
-      <w:r>
-        <w:t xml:space="preserve"> </w:t>
-      </w:r>
-      <w:r>
-        <w:rPr>
-          <w:bCs/>
-          <w:b/>
-        </w:rPr>
-        <w:t xml:space="preserve">Coleção própria de um app:</w:t>
-      </w:r>
-      <w:r>
-        <w:t xml:space="preserve"> </w:t>
-      </w:r>
-      <w:r>
-        <w:t xml:space="preserve">há um modelo comentado no fim do arquivo (dados só do dono).</w:t>
+        <w:t xml:space="preserve"> </w:t>
+      </w:r>
+      <w:r>
+        <w:t xml:space="preserve">por qualquer logado, que expõe o nome da empresa e o e-mail do dono. Dá para fechar depois, se você quiser.</w:t>
       </w:r>
     </w:p>
     <w:bookmarkEnd w:id="44"/>
@@ -8186,7 +9036,7 @@
       <w:pPr>
         <w:numPr>
           <w:ilvl w:val="0"/>
-          <w:numId w:val="1021"/>
+          <w:numId w:val="1022"/>
         </w:numPr>
         <w:pStyle w:val="Compact"/>
       </w:pPr>
@@ -8208,7 +9058,7 @@
       <w:pPr>
         <w:numPr>
           <w:ilvl w:val="0"/>
-          <w:numId w:val="1021"/>
+          <w:numId w:val="1022"/>
         </w:numPr>
         <w:pStyle w:val="Compact"/>
       </w:pPr>
@@ -8230,7 +9080,7 @@
       <w:pPr>
         <w:numPr>
           <w:ilvl w:val="0"/>
-          <w:numId w:val="1021"/>
+          <w:numId w:val="1022"/>
         </w:numPr>
         <w:pStyle w:val="Compact"/>
       </w:pPr>
@@ -8252,7 +9102,7 @@
       <w:pPr>
         <w:numPr>
           <w:ilvl w:val="0"/>
-          <w:numId w:val="1021"/>
+          <w:numId w:val="1022"/>
         </w:numPr>
         <w:pStyle w:val="Compact"/>
       </w:pPr>
@@ -8304,7 +9154,7 @@
       <w:pPr>
         <w:numPr>
           <w:ilvl w:val="0"/>
-          <w:numId w:val="1021"/>
+          <w:numId w:val="1022"/>
         </w:numPr>
         <w:pStyle w:val="Compact"/>
       </w:pPr>
@@ -8354,7 +9204,164 @@
       <w:pPr>
         <w:numPr>
           <w:ilvl w:val="0"/>
-          <w:numId w:val="1022"/>
+          <w:numId w:val="1023"/>
+        </w:numPr>
+        <w:pStyle w:val="Compact"/>
+      </w:pPr>
+      <w:r>
+        <w:rPr>
+          <w:bCs/>
+          <w:b/>
+        </w:rPr>
+        <w:t xml:space="preserve">v4.0</w:t>
+      </w:r>
+      <w:r>
+        <w:t xml:space="preserve">: moeda no padrão definido (1 dígito</w:t>
+      </w:r>
+      <w:r>
+        <w:t xml:space="preserve"> </w:t>
+      </w:r>
+      <w:r>
+        <w:rPr>
+          <w:rStyle w:val="VerbatimChar"/>
+        </w:rPr>
+        <w:t xml:space="preserve">R$ 1</w:t>
+      </w:r>
+      <w:r>
+        <w:t xml:space="preserve">, 2</w:t>
+      </w:r>
+      <w:r>
+        <w:t xml:space="preserve"> </w:t>
+      </w:r>
+      <w:r>
+        <w:rPr>
+          <w:rStyle w:val="VerbatimChar"/>
+        </w:rPr>
+        <w:t xml:space="preserve">R$ 1,0</w:t>
+      </w:r>
+      <w:r>
+        <w:t xml:space="preserve">, 3</w:t>
+      </w:r>
+      <w:r>
+        <w:t xml:space="preserve"> </w:t>
+      </w:r>
+      <w:r>
+        <w:rPr>
+          <w:rStyle w:val="VerbatimChar"/>
+        </w:rPr>
+        <w:t xml:space="preserve">R$ 1,00</w:t>
+      </w:r>
+      <w:r>
+        <w:t xml:space="preserve">, 4</w:t>
+      </w:r>
+      <w:r>
+        <w:t xml:space="preserve"> </w:t>
+      </w:r>
+      <w:r>
+        <w:rPr>
+          <w:rStyle w:val="VerbatimChar"/>
+        </w:rPr>
+        <w:t xml:space="preserve">R$ 10,00</w:t>
+      </w:r>
+      <w:r>
+        <w:t xml:space="preserve">; com zero na frente vêm os decimais); máscaras novas</w:t>
+      </w:r>
+      <w:r>
+        <w:t xml:space="preserve"> </w:t>
+      </w:r>
+      <w:r>
+        <w:rPr>
+          <w:rStyle w:val="VerbatimChar"/>
+        </w:rPr>
+        <w:t xml:space="preserve">ie</w:t>
+      </w:r>
+      <w:r>
+        <w:t xml:space="preserve">,</w:t>
+      </w:r>
+      <w:r>
+        <w:t xml:space="preserve"> </w:t>
+      </w:r>
+      <w:r>
+        <w:rPr>
+          <w:rStyle w:val="VerbatimChar"/>
+        </w:rPr>
+        <w:t xml:space="preserve">rg</w:t>
+      </w:r>
+      <w:r>
+        <w:t xml:space="preserve"> </w:t>
+      </w:r>
+      <w:r>
+        <w:t xml:space="preserve">e</w:t>
+      </w:r>
+      <w:r>
+        <w:t xml:space="preserve"> </w:t>
+      </w:r>
+      <w:r>
+        <w:rPr>
+          <w:rStyle w:val="VerbatimChar"/>
+        </w:rPr>
+        <w:t xml:space="preserve">uf</w:t>
+      </w:r>
+      <w:r>
+        <w:t xml:space="preserve">; logos com nome com sublinhado (</w:t>
+      </w:r>
+      <w:r>
+        <w:rPr>
+          <w:rStyle w:val="VerbatimChar"/>
+        </w:rPr>
+        <w:t xml:space="preserve">Fenix_Logo_Silver.png</w:t>
+      </w:r>
+      <w:r>
+        <w:t xml:space="preserve">,</w:t>
+      </w:r>
+      <w:r>
+        <w:t xml:space="preserve"> </w:t>
+      </w:r>
+      <w:r>
+        <w:rPr>
+          <w:rStyle w:val="VerbatimChar"/>
+        </w:rPr>
+        <w:t xml:space="preserve">Fenix_Logo_Gray.png</w:t>
+      </w:r>
+      <w:r>
+        <w:t xml:space="preserve">);</w:t>
+      </w:r>
+      <w:r>
+        <w:t xml:space="preserve"> </w:t>
+      </w:r>
+      <w:r>
+        <w:rPr>
+          <w:rStyle w:val="VerbatimChar"/>
+        </w:rPr>
+        <w:t xml:space="preserve">firestore.rules</w:t>
+      </w:r>
+      <w:r>
+        <w:t xml:space="preserve"> </w:t>
+      </w:r>
+      <w:r>
+        <w:t xml:space="preserve">parte das regras publicadas e fecha três brechas (vínculo com qualquer empresa, alteração livre de convites e base de CPF/CNPJ aberta a qualquer logado); core grava</w:t>
+      </w:r>
+      <w:r>
+        <w:t xml:space="preserve"> </w:t>
+      </w:r>
+      <w:r>
+        <w:rPr>
+          <w:rStyle w:val="VerbatimChar"/>
+        </w:rPr>
+        <w:t xml:space="preserve">conviteToken</w:t>
+      </w:r>
+      <w:r>
+        <w:t xml:space="preserve"> </w:t>
+      </w:r>
+      <w:r>
+        <w:t xml:space="preserve">e recusa convite cancelado. Apps: SIM, na próxima alteração.</w:t>
+      </w:r>
+    </w:p>
+    <w:p>
+      <w:pPr>
+        <w:numPr>
+          <w:ilvl w:val="0"/>
+          <w:numId w:val="1023"/>
         </w:numPr>
         <w:pStyle w:val="Compact"/>
       </w:pPr>
@@ -8412,7 +9419,7 @@
       <w:pPr>
         <w:numPr>
           <w:ilvl w:val="0"/>
-          <w:numId w:val="1022"/>
+          <w:numId w:val="1023"/>
         </w:numPr>
         <w:pStyle w:val="Compact"/>
       </w:pPr>
@@ -8446,7 +9453,7 @@
       <w:pPr>
         <w:numPr>
           <w:ilvl w:val="0"/>
-          <w:numId w:val="1022"/>
+          <w:numId w:val="1023"/>
         </w:numPr>
         <w:pStyle w:val="Compact"/>
       </w:pPr>
@@ -8507,7 +9514,7 @@
       <w:pPr>
         <w:numPr>
           <w:ilvl w:val="0"/>
-          <w:numId w:val="1022"/>
+          <w:numId w:val="1023"/>
         </w:numPr>
         <w:pStyle w:val="Compact"/>
       </w:pPr>
@@ -8553,7 +9560,7 @@
       <w:pPr>
         <w:numPr>
           <w:ilvl w:val="0"/>
-          <w:numId w:val="1022"/>
+          <w:numId w:val="1023"/>
         </w:numPr>
         <w:pStyle w:val="Compact"/>
       </w:pPr>
@@ -8617,7 +9624,7 @@
       <w:pPr>
         <w:numPr>
           <w:ilvl w:val="0"/>
-          <w:numId w:val="1022"/>
+          <w:numId w:val="1023"/>
         </w:numPr>
         <w:pStyle w:val="Compact"/>
       </w:pPr>
@@ -8663,7 +9670,7 @@
       <w:pPr>
         <w:numPr>
           <w:ilvl w:val="0"/>
-          <w:numId w:val="1022"/>
+          <w:numId w:val="1023"/>
         </w:numPr>
         <w:pStyle w:val="Compact"/>
       </w:pPr>
@@ -8772,7 +9779,7 @@
       <w:pPr>
         <w:numPr>
           <w:ilvl w:val="0"/>
-          <w:numId w:val="1022"/>
+          <w:numId w:val="1023"/>
         </w:numPr>
         <w:pStyle w:val="Compact"/>
       </w:pPr>
@@ -8791,7 +9798,7 @@
       <w:pPr>
         <w:numPr>
           <w:ilvl w:val="0"/>
-          <w:numId w:val="1022"/>
+          <w:numId w:val="1023"/>
         </w:numPr>
         <w:pStyle w:val="Compact"/>
       </w:pPr>
@@ -8825,7 +9832,7 @@
       <w:pPr>
         <w:numPr>
           <w:ilvl w:val="0"/>
-          <w:numId w:val="1022"/>
+          <w:numId w:val="1023"/>
         </w:numPr>
         <w:pStyle w:val="Compact"/>
       </w:pPr>
@@ -8854,7 +9861,7 @@
       <w:pPr>
         <w:numPr>
           <w:ilvl w:val="0"/>
-          <w:numId w:val="1023"/>
+          <w:numId w:val="1024"/>
         </w:numPr>
         <w:pStyle w:val="Compact"/>
       </w:pPr>
@@ -8873,7 +9880,7 @@
       <w:pPr>
         <w:numPr>
           <w:ilvl w:val="0"/>
-          <w:numId w:val="1023"/>
+          <w:numId w:val="1024"/>
         </w:numPr>
         <w:pStyle w:val="Compact"/>
       </w:pPr>
@@ -8892,7 +9899,7 @@
       <w:pPr>
         <w:numPr>
           <w:ilvl w:val="0"/>
-          <w:numId w:val="1023"/>
+          <w:numId w:val="1024"/>
         </w:numPr>
         <w:pStyle w:val="Compact"/>
       </w:pPr>
@@ -8911,7 +9918,7 @@
       <w:pPr>
         <w:numPr>
           <w:ilvl w:val="0"/>
-          <w:numId w:val="1023"/>
+          <w:numId w:val="1024"/>
         </w:numPr>
         <w:pStyle w:val="Compact"/>
       </w:pPr>
@@ -8942,7 +9949,7 @@
       <w:pPr>
         <w:numPr>
           <w:ilvl w:val="0"/>
-          <w:numId w:val="1023"/>
+          <w:numId w:val="1024"/>
         </w:numPr>
         <w:pStyle w:val="Compact"/>
       </w:pPr>
@@ -8961,7 +9968,7 @@
       <w:pPr>
         <w:numPr>
           <w:ilvl w:val="0"/>
-          <w:numId w:val="1023"/>
+          <w:numId w:val="1024"/>
         </w:numPr>
         <w:pStyle w:val="Compact"/>
       </w:pPr>
@@ -8980,7 +9987,7 @@
       <w:pPr>
         <w:numPr>
           <w:ilvl w:val="0"/>
-          <w:numId w:val="1023"/>
+          <w:numId w:val="1024"/>
         </w:numPr>
         <w:pStyle w:val="Compact"/>
       </w:pPr>
@@ -8999,7 +10006,7 @@
       <w:pPr>
         <w:numPr>
           <w:ilvl w:val="0"/>
-          <w:numId w:val="1023"/>
+          <w:numId w:val="1024"/>
         </w:numPr>
         <w:pStyle w:val="Compact"/>
       </w:pPr>
@@ -9018,7 +10025,7 @@
       <w:pPr>
         <w:numPr>
           <w:ilvl w:val="0"/>
-          <w:numId w:val="1023"/>
+          <w:numId w:val="1024"/>
         </w:numPr>
         <w:pStyle w:val="Compact"/>
       </w:pPr>
@@ -9047,7 +10054,107 @@
       <w:pPr>
         <w:numPr>
           <w:ilvl w:val="0"/>
-          <w:numId w:val="1024"/>
+          <w:numId w:val="1025"/>
+        </w:numPr>
+        <w:pStyle w:val="Compact"/>
+      </w:pPr>
+      <w:r>
+        <w:rPr>
+          <w:bCs/>
+          <w:b/>
+        </w:rPr>
+        <w:t xml:space="preserve">v4.0</w:t>
+      </w:r>
+      <w:r>
+        <w:t xml:space="preserve">:</w:t>
+      </w:r>
+      <w:r>
+        <w:t xml:space="preserve"> </w:t>
+      </w:r>
+      <w:r>
+        <w:rPr>
+          <w:rStyle w:val="VerbatimChar"/>
+        </w:rPr>
+        <w:t xml:space="preserve">mascaras.ie</w:t>
+      </w:r>
+      <w:r>
+        <w:t xml:space="preserve">,</w:t>
+      </w:r>
+      <w:r>
+        <w:t xml:space="preserve"> </w:t>
+      </w:r>
+      <w:r>
+        <w:rPr>
+          <w:rStyle w:val="VerbatimChar"/>
+        </w:rPr>
+        <w:t xml:space="preserve">rg</w:t>
+      </w:r>
+      <w:r>
+        <w:t xml:space="preserve">,</w:t>
+      </w:r>
+      <w:r>
+        <w:t xml:space="preserve"> </w:t>
+      </w:r>
+      <w:r>
+        <w:rPr>
+          <w:rStyle w:val="VerbatimChar"/>
+        </w:rPr>
+        <w:t xml:space="preserve">uf</w:t>
+      </w:r>
+      <w:r>
+        <w:t xml:space="preserve">; regra nova da moeda;</w:t>
+      </w:r>
+      <w:r>
+        <w:t xml:space="preserve"> </w:t>
+      </w:r>
+      <w:r>
+        <w:rPr>
+          <w:rStyle w:val="VerbatimChar"/>
+        </w:rPr>
+        <w:t xml:space="preserve">moedaParaNumero</w:t>
+      </w:r>
+      <w:r>
+        <w:t xml:space="preserve"> </w:t>
+      </w:r>
+      <w:r>
+        <w:t xml:space="preserve">lê a vírgula decimal;</w:t>
+      </w:r>
+      <w:r>
+        <w:t xml:space="preserve"> </w:t>
+      </w:r>
+      <w:r>
+        <w:rPr>
+          <w:rStyle w:val="VerbatimChar"/>
+        </w:rPr>
+        <w:t xml:space="preserve">aceitarConvite</w:t>
+      </w:r>
+      <w:r>
+        <w:t xml:space="preserve"> </w:t>
+      </w:r>
+      <w:r>
+        <w:t xml:space="preserve">grava</w:t>
+      </w:r>
+      <w:r>
+        <w:t xml:space="preserve"> </w:t>
+      </w:r>
+      <w:r>
+        <w:rPr>
+          <w:rStyle w:val="VerbatimChar"/>
+        </w:rPr>
+        <w:t xml:space="preserve">conviteToken</w:t>
+      </w:r>
+      <w:r>
+        <w:t xml:space="preserve"> </w:t>
+      </w:r>
+      <w:r>
+        <w:t xml:space="preserve">e recusa convite cancelado.</w:t>
+      </w:r>
+    </w:p>
+    <w:p>
+      <w:pPr>
+        <w:numPr>
+          <w:ilvl w:val="0"/>
+          <w:numId w:val="1025"/>
         </w:numPr>
         <w:pStyle w:val="Compact"/>
       </w:pPr>
@@ -9081,7 +10188,7 @@
       <w:pPr>
         <w:numPr>
           <w:ilvl w:val="0"/>
-          <w:numId w:val="1024"/>
+          <w:numId w:val="1025"/>
         </w:numPr>
         <w:pStyle w:val="Compact"/>
       </w:pPr>
@@ -9112,7 +10219,7 @@
       <w:pPr>
         <w:numPr>
           <w:ilvl w:val="0"/>
-          <w:numId w:val="1024"/>
+          <w:numId w:val="1025"/>
         </w:numPr>
         <w:pStyle w:val="Compact"/>
       </w:pPr>
@@ -9158,7 +10265,7 @@
       <w:pPr>
         <w:numPr>
           <w:ilvl w:val="0"/>
-          <w:numId w:val="1024"/>
+          <w:numId w:val="1025"/>
         </w:numPr>
         <w:pStyle w:val="Compact"/>
       </w:pPr>
@@ -9297,7 +10404,7 @@
       <w:pPr>
         <w:numPr>
           <w:ilvl w:val="0"/>
-          <w:numId w:val="1024"/>
+          <w:numId w:val="1025"/>
         </w:numPr>
         <w:pStyle w:val="Compact"/>
       </w:pPr>
@@ -9343,7 +10450,7 @@
       <w:pPr>
         <w:numPr>
           <w:ilvl w:val="0"/>
-          <w:numId w:val="1024"/>
+          <w:numId w:val="1025"/>
         </w:numPr>
         <w:pStyle w:val="Compact"/>
       </w:pPr>
@@ -9410,7 +10517,7 @@
       <w:pPr>
         <w:numPr>
           <w:ilvl w:val="0"/>
-          <w:numId w:val="1024"/>
+          <w:numId w:val="1025"/>
         </w:numPr>
         <w:pStyle w:val="Compact"/>
       </w:pPr>
@@ -9474,7 +10581,7 @@
       <w:pPr>
         <w:numPr>
           <w:ilvl w:val="0"/>
-          <w:numId w:val="1024"/>
+          <w:numId w:val="1025"/>
         </w:numPr>
         <w:pStyle w:val="Compact"/>
       </w:pPr>
@@ -9520,7 +10627,7 @@
       <w:pPr>
         <w:numPr>
           <w:ilvl w:val="0"/>
-          <w:numId w:val="1024"/>
+          <w:numId w:val="1025"/>
         </w:numPr>
         <w:pStyle w:val="Compact"/>
       </w:pPr>
@@ -9551,7 +10658,7 @@
       <w:pPr>
         <w:numPr>
           <w:ilvl w:val="0"/>
-          <w:numId w:val="1024"/>
+          <w:numId w:val="1025"/>
         </w:numPr>
         <w:pStyle w:val="Compact"/>
       </w:pPr>
@@ -9600,7 +10707,7 @@
       <w:pPr>
         <w:numPr>
           <w:ilvl w:val="0"/>
-          <w:numId w:val="1024"/>
+          <w:numId w:val="1025"/>
         </w:numPr>
         <w:pStyle w:val="Compact"/>
       </w:pPr>
@@ -9619,7 +10726,7 @@
       <w:pPr>
         <w:numPr>
           <w:ilvl w:val="0"/>
-          <w:numId w:val="1024"/>
+          <w:numId w:val="1025"/>
         </w:numPr>
         <w:pStyle w:val="Compact"/>
       </w:pPr>
@@ -9638,7 +10745,7 @@
       <w:pPr>
         <w:numPr>
           <w:ilvl w:val="0"/>
-          <w:numId w:val="1024"/>
+          <w:numId w:val="1025"/>
         </w:numPr>
         <w:pStyle w:val="Compact"/>
       </w:pPr>
@@ -9672,7 +10779,7 @@
       <w:pPr>
         <w:numPr>
           <w:ilvl w:val="0"/>
-          <w:numId w:val="1024"/>
+          <w:numId w:val="1025"/>
         </w:numPr>
         <w:pStyle w:val="Compact"/>
       </w:pPr>
@@ -9706,7 +10813,7 @@
       <w:pPr>
         <w:numPr>
           <w:ilvl w:val="0"/>
-          <w:numId w:val="1024"/>
+          <w:numId w:val="1025"/>
         </w:numPr>
         <w:pStyle w:val="Compact"/>
       </w:pPr>
@@ -9736,7 +10843,7 @@
       <w:pPr>
         <w:numPr>
           <w:ilvl w:val="0"/>
-          <w:numId w:val="1025"/>
+          <w:numId w:val="1026"/>
         </w:numPr>
         <w:pStyle w:val="Compact"/>
       </w:pPr>
@@ -9763,7 +10870,7 @@
       <w:pPr>
         <w:numPr>
           <w:ilvl w:val="0"/>
-          <w:numId w:val="1025"/>
+          <w:numId w:val="1026"/>
         </w:numPr>
         <w:pStyle w:val="Compact"/>
       </w:pPr>
@@ -9802,7 +10909,7 @@
       <w:pPr>
         <w:numPr>
           <w:ilvl w:val="0"/>
-          <w:numId w:val="1025"/>
+          <w:numId w:val="1026"/>
         </w:numPr>
         <w:pStyle w:val="Compact"/>
       </w:pPr>
@@ -9829,7 +10936,7 @@
       <w:pPr>
         <w:numPr>
           <w:ilvl w:val="0"/>
-          <w:numId w:val="1025"/>
+          <w:numId w:val="1026"/>
         </w:numPr>
         <w:pStyle w:val="Compact"/>
       </w:pPr>
@@ -9841,7 +10948,7 @@
       <w:pPr>
         <w:numPr>
           <w:ilvl w:val="0"/>
-          <w:numId w:val="1025"/>
+          <w:numId w:val="1026"/>
         </w:numPr>
         <w:pStyle w:val="Compact"/>
       </w:pPr>
@@ -9853,7 +10960,7 @@
       <w:pPr>
         <w:numPr>
           <w:ilvl w:val="0"/>
-          <w:numId w:val="1025"/>
+          <w:numId w:val="1026"/>
         </w:numPr>
         <w:pStyle w:val="Compact"/>
       </w:pPr>
@@ -9922,7 +11029,7 @@
       <w:pPr>
         <w:numPr>
           <w:ilvl w:val="0"/>
-          <w:numId w:val="1025"/>
+          <w:numId w:val="1026"/>
         </w:numPr>
         <w:pStyle w:val="Compact"/>
       </w:pPr>
@@ -9934,7 +11041,7 @@
       <w:pPr>
         <w:numPr>
           <w:ilvl w:val="0"/>
-          <w:numId w:val="1025"/>
+          <w:numId w:val="1026"/>
         </w:numPr>
         <w:pStyle w:val="Compact"/>
       </w:pPr>
@@ -10021,7 +11128,7 @@
       <w:pPr>
         <w:numPr>
           <w:ilvl w:val="0"/>
-          <w:numId w:val="1025"/>
+          <w:numId w:val="1026"/>
         </w:numPr>
         <w:pStyle w:val="Compact"/>
       </w:pPr>
@@ -10048,7 +11155,7 @@
       <w:pPr>
         <w:numPr>
           <w:ilvl w:val="0"/>
-          <w:numId w:val="1025"/>
+          <w:numId w:val="1026"/>
         </w:numPr>
         <w:pStyle w:val="Compact"/>
       </w:pPr>
@@ -11347,6 +12454,9 @@
     <w:abstractNumId w:val="991"/>
   </w:num>
   <w:num w:numId="1025">
+    <w:abstractNumId w:val="991"/>
+  </w:num>
+  <w:num w:numId="1026">
     <w:abstractNumId w:val="99411"/>
     <w:lvlOverride w:ilvl="0">
       <w:startOverride w:val="1"/>
